--- a/CEREMONIA DE PRIMARIA/Minuto a Minuto - Primaria Ohana.docx
+++ b/CEREMONIA DE PRIMARIA/Minuto a Minuto - Primaria Ohana.docx
@@ -1,6 +1,6 @@
 
 <file path=word/document.xml><?xml version="1.0" encoding="utf-8"?>
-<w:document xmlns:wpc="http://schemas.microsoft.com/office/word/2010/wordprocessingCanvas" xmlns:cx="http://schemas.microsoft.com/office/drawing/2014/chartex" xmlns:cx1="http://schemas.microsoft.com/office/drawing/2015/9/8/chartex" xmlns:cx2="http://schemas.microsoft.com/office/drawing/2015/10/21/chartex" xmlns:cx3="http://schemas.microsoft.com/office/drawing/2016/5/9/chartex" xmlns:cx4="http://schemas.microsoft.com/office/drawing/2016/5/10/chartex" xmlns:cx5="http://schemas.microsoft.com/office/drawing/2016/5/11/chartex" xmlns:cx6="http://schemas.microsoft.com/office/drawing/2016/5/12/chartex" xmlns:cx7="http://schemas.microsoft.com/office/drawing/2016/5/13/chartex" xmlns:cx8="http://schemas.microsoft.com/office/drawing/2016/5/14/chartex" xmlns:mc="http://schemas.openxmlformats.org/markup-compatibility/2006" xmlns:aink="http://schemas.microsoft.com/office/drawing/2016/ink" xmlns:am3d="http://schemas.microsoft.com/office/drawing/2017/model3d" xmlns:o="urn:schemas-microsoft-com:office:office" xmlns:oel="http://schemas.microsoft.com/office/2019/extlst" xmlns:r="http://schemas.openxmlformats.org/officeDocument/2006/relationships" xmlns:m="http://schemas.openxmlformats.org/officeDocument/2006/math" xmlns:v="urn:schemas-microsoft-com:vml" xmlns:wp14="http://schemas.microsoft.com/office/word/2010/wordprocessingDrawing" xmlns:wp="http://schemas.openxmlformats.org/drawingml/2006/wordprocessingDrawing" xmlns:w10="urn:schemas-microsoft-com:office:word" xmlns:w="http://schemas.openxmlformats.org/wordprocessingml/2006/main" xmlns:w14="http://schemas.microsoft.com/office/word/2010/wordml" xmlns:w15="http://schemas.microsoft.com/office/word/2012/wordml" xmlns:w16cex="http://schemas.microsoft.com/office/word/2018/wordml/cex" xmlns:w16cid="http://schemas.microsoft.com/office/word/2016/wordml/cid" xmlns:w16="http://schemas.microsoft.com/office/word/2018/wordml" xmlns:w16du="http://schemas.microsoft.com/office/word/2023/wordml/word16du" xmlns:w16sdtdh="http://schemas.microsoft.com/office/word/2020/wordml/sdtdatahash" xmlns:w16sdtfl="http://schemas.microsoft.com/office/word/2024/wordml/sdtformatlock" xmlns:w16se="http://schemas.microsoft.com/office/word/2015/wordml/symex" xmlns:wpg="http://schemas.microsoft.com/office/word/2010/wordprocessingGroup" xmlns:wpi="http://schemas.microsoft.com/office/word/2010/wordprocessingInk" xmlns:wne="http://schemas.microsoft.com/office/word/2006/wordml" xmlns:wps="http://schemas.microsoft.com/office/word/2010/wordprocessingShape" mc:Ignorable="w14 w15 w16se w16cid w16 w16cex w16sdtdh w16sdtfl w16du wp14">
+<w:document xmlns:wpc="http://schemas.microsoft.com/office/word/2010/wordprocessingCanvas" xmlns:cx="http://schemas.microsoft.com/office/drawing/2014/chartex" xmlns:cx1="http://schemas.microsoft.com/office/drawing/2015/9/8/chartex" xmlns:cx2="http://schemas.microsoft.com/office/drawing/2015/10/21/chartex" xmlns:cx3="http://schemas.microsoft.com/office/drawing/2016/5/9/chartex" xmlns:cx4="http://schemas.microsoft.com/office/drawing/2016/5/10/chartex" xmlns:cx5="http://schemas.microsoft.com/office/drawing/2016/5/11/chartex" xmlns:cx6="http://schemas.microsoft.com/office/drawing/2016/5/12/chartex" xmlns:cx7="http://schemas.microsoft.com/office/drawing/2016/5/13/chartex" xmlns:cx8="http://schemas.microsoft.com/office/drawing/2016/5/14/chartex" xmlns:mc="http://schemas.openxmlformats.org/markup-compatibility/2006" xmlns:aink="http://schemas.microsoft.com/office/drawing/2016/ink" xmlns:am3d="http://schemas.microsoft.com/office/drawing/2017/model3d" xmlns:o="urn:schemas-microsoft-com:office:office" xmlns:oel="http://schemas.microsoft.com/office/2019/extlst" xmlns:r="http://schemas.openxmlformats.org/officeDocument/2006/relationships" xmlns:m="http://schemas.openxmlformats.org/officeDocument/2006/math" xmlns:v="urn:schemas-microsoft-com:vml" xmlns:wp14="http://schemas.microsoft.com/office/word/2010/wordprocessingDrawing" xmlns:wp="http://schemas.openxmlformats.org/drawingml/2006/wordprocessingDrawing" xmlns:w10="urn:schemas-microsoft-com:office:word" xmlns:w="http://schemas.openxmlformats.org/wordprocessingml/2006/main" xmlns:w14="http://schemas.microsoft.com/office/word/2010/wordml" xmlns:w15="http://schemas.microsoft.com/office/word/2012/wordml" xmlns:w16cex="http://schemas.microsoft.com/office/word/2018/wordml/cex" xmlns:w16cid="http://schemas.microsoft.com/office/word/2016/wordml/cid" xmlns:w16="http://schemas.microsoft.com/office/word/2018/wordml" xmlns:w16sdtdh="http://schemas.microsoft.com/office/word/2020/wordml/sdtdatahash" xmlns:w16se="http://schemas.microsoft.com/office/word/2015/wordml/symex" xmlns:wpg="http://schemas.microsoft.com/office/word/2010/wordprocessingGroup" xmlns:wpi="http://schemas.microsoft.com/office/word/2010/wordprocessingInk" xmlns:wne="http://schemas.microsoft.com/office/word/2006/wordml" xmlns:wps="http://schemas.microsoft.com/office/word/2010/wordprocessingShape" mc:Ignorable="w14 w15 w16se w16cid w16 w16cex w16sdtdh wp14">
   <w:body>
     <w:p>
       <w:pPr>
@@ -17,19 +17,37 @@
         <w:jc w:val="center"/>
       </w:pPr>
       <w:r>
-        <w:t>"Ohana"  ·  Viernes 22 de mayo de 2026  ·  1:00 p.m.  ·  Teatro William Shakespeare</w:t>
+        <w:t xml:space="preserve">"Ohana" </w:t>
+      </w:r>
+      <w:r>
+        <w:t xml:space="preserve">· </w:t>
+      </w:r>
+      <w:r>
+        <w:t>viernes</w:t>
+      </w:r>
+      <w:r>
+        <w:t xml:space="preserve"> 22 de mayo de 2026 </w:t>
+      </w:r>
+      <w:r>
+        <w:t xml:space="preserve">· </w:t>
+      </w:r>
+      <w:r>
+        <w:t xml:space="preserve">1:00 p.m.  · </w:t>
+      </w:r>
+      <w:r>
+        <w:t>Teatro William Shakespeare</w:t>
       </w:r>
     </w:p>
     <w:tbl>
       <w:tblPr>
-        <w:tblW w:w="12960" w:type="dxa"/>
+        <w:tblW w:w="12892" w:type="dxa"/>
         <w:tblBorders>
-          <w:top w:val="single" w:color="auto" w:sz="4" w:space="0"/>
-          <w:left w:val="single" w:color="auto" w:sz="4" w:space="0"/>
-          <w:bottom w:val="single" w:color="auto" w:sz="4" w:space="0"/>
-          <w:right w:val="single" w:color="auto" w:sz="4" w:space="0"/>
-          <w:insideH w:val="single" w:color="auto" w:sz="4" w:space="0"/>
-          <w:insideV w:val="single" w:color="auto" w:sz="4" w:space="0"/>
+          <w:top w:val="single" w:sz="4" w:space="0" w:color="auto"/>
+          <w:left w:val="single" w:sz="4" w:space="0" w:color="auto"/>
+          <w:bottom w:val="single" w:sz="4" w:space="0" w:color="auto"/>
+          <w:right w:val="single" w:sz="4" w:space="0" w:color="auto"/>
+          <w:insideH w:val="single" w:sz="4" w:space="0" w:color="auto"/>
+          <w:insideV w:val="single" w:sz="4" w:space="0" w:color="auto"/>
         </w:tblBorders>
         <w:tblCellMar>
           <w:left w:w="10" w:type="dxa"/>
@@ -38,26 +56,21 @@
         <w:tblLook w:val="0000" w:firstRow="0" w:lastRow="0" w:firstColumn="0" w:lastColumn="0" w:noHBand="0" w:noVBand="0"/>
       </w:tblPr>
       <w:tblGrid>
-        <w:gridCol w:w="3240"/>
-        <w:gridCol w:w="3240"/>
-        <w:gridCol w:w="3240"/>
-        <w:gridCol w:w="3240"/>
+        <w:gridCol w:w="2169"/>
+        <w:gridCol w:w="2785"/>
+        <w:gridCol w:w="2551"/>
+        <w:gridCol w:w="2693"/>
+        <w:gridCol w:w="2694"/>
       </w:tblGrid>
       <w:tr>
-        <w:tblPrEx>
-          <w:tblCellMar>
-            <w:top w:w="0" w:type="dxa"/>
-            <w:bottom w:w="0" w:type="dxa"/>
-          </w:tblCellMar>
-        </w:tblPrEx>
-        <w:tc>
-          <w:tcPr>
-            <w:tcW w:w="3240" w:type="dxa"/>
-            <w:tcBorders>
-              <w:top w:val="single" w:color="888888" w:sz="6" w:space="0"/>
-              <w:left w:val="single" w:color="888888" w:sz="6" w:space="0"/>
-              <w:bottom w:val="single" w:color="888888" w:sz="6" w:space="0"/>
-              <w:right w:val="single" w:color="888888" w:sz="6" w:space="0"/>
+        <w:tc>
+          <w:tcPr>
+            <w:tcW w:w="2169" w:type="dxa"/>
+            <w:tcBorders>
+              <w:top w:val="single" w:sz="6" w:space="0" w:color="888888"/>
+              <w:left w:val="single" w:sz="6" w:space="0" w:color="888888"/>
+              <w:bottom w:val="single" w:sz="6" w:space="0" w:color="888888"/>
+              <w:right w:val="single" w:sz="6" w:space="0" w:color="888888"/>
             </w:tcBorders>
             <w:shd w:val="clear" w:color="auto" w:fill="E5E5E5"/>
             <w:tcMar>
@@ -85,12 +98,12 @@
         </w:tc>
         <w:tc>
           <w:tcPr>
-            <w:tcW w:w="3240" w:type="dxa"/>
-            <w:tcBorders>
-              <w:top w:val="single" w:color="888888" w:sz="6" w:space="0"/>
-              <w:left w:val="single" w:color="888888" w:sz="6" w:space="0"/>
-              <w:bottom w:val="single" w:color="888888" w:sz="6" w:space="0"/>
-              <w:right w:val="single" w:color="888888" w:sz="6" w:space="0"/>
+            <w:tcW w:w="2785" w:type="dxa"/>
+            <w:tcBorders>
+              <w:top w:val="single" w:sz="6" w:space="0" w:color="888888"/>
+              <w:left w:val="single" w:sz="6" w:space="0" w:color="888888"/>
+              <w:bottom w:val="single" w:sz="6" w:space="0" w:color="888888"/>
+              <w:right w:val="single" w:sz="6" w:space="0" w:color="888888"/>
             </w:tcBorders>
             <w:shd w:val="clear" w:color="auto" w:fill="C5E0B4"/>
             <w:tcMar>
@@ -112,18 +125,18 @@
                 <w:sz w:val="18"/>
                 <w:szCs w:val="18"/>
               </w:rPr>
-              <w:t>Danza · Teatro · Producción · Ana Margarita</w:t>
-            </w:r>
-          </w:p>
-        </w:tc>
-        <w:tc>
-          <w:tcPr>
-            <w:tcW w:w="3240" w:type="dxa"/>
-            <w:tcBorders>
-              <w:top w:val="single" w:color="888888" w:sz="6" w:space="0"/>
-              <w:left w:val="single" w:color="888888" w:sz="6" w:space="0"/>
-              <w:bottom w:val="single" w:color="888888" w:sz="6" w:space="0"/>
-              <w:right w:val="single" w:color="888888" w:sz="6" w:space="0"/>
+              <w:t>Danza · Producción · Ana Margarita</w:t>
+            </w:r>
+          </w:p>
+        </w:tc>
+        <w:tc>
+          <w:tcPr>
+            <w:tcW w:w="2551" w:type="dxa"/>
+            <w:tcBorders>
+              <w:top w:val="single" w:sz="6" w:space="0" w:color="888888"/>
+              <w:left w:val="single" w:sz="6" w:space="0" w:color="888888"/>
+              <w:bottom w:val="single" w:sz="6" w:space="0" w:color="888888"/>
+              <w:right w:val="single" w:sz="6" w:space="0" w:color="888888"/>
             </w:tcBorders>
             <w:shd w:val="clear" w:color="auto" w:fill="FFE699"/>
             <w:tcMar>
@@ -151,12 +164,12 @@
         </w:tc>
         <w:tc>
           <w:tcPr>
-            <w:tcW w:w="3240" w:type="dxa"/>
-            <w:tcBorders>
-              <w:top w:val="single" w:color="888888" w:sz="6" w:space="0"/>
-              <w:left w:val="single" w:color="888888" w:sz="6" w:space="0"/>
-              <w:bottom w:val="single" w:color="888888" w:sz="6" w:space="0"/>
-              <w:right w:val="single" w:color="888888" w:sz="6" w:space="0"/>
+            <w:tcW w:w="2693" w:type="dxa"/>
+            <w:tcBorders>
+              <w:top w:val="single" w:sz="6" w:space="0" w:color="888888"/>
+              <w:left w:val="single" w:sz="6" w:space="0" w:color="888888"/>
+              <w:bottom w:val="single" w:sz="6" w:space="0" w:color="888888"/>
+              <w:right w:val="single" w:sz="6" w:space="0" w:color="888888"/>
             </w:tcBorders>
             <w:shd w:val="clear" w:color="auto" w:fill="CCC0DA"/>
             <w:tcMar>
@@ -179,6 +192,38 @@
                 <w:szCs w:val="18"/>
               </w:rPr>
               <w:t>Videos · Juanita Guerra</w:t>
+            </w:r>
+          </w:p>
+        </w:tc>
+        <w:tc>
+          <w:tcPr>
+            <w:tcW w:w="2694" w:type="dxa"/>
+            <w:tcBorders>
+              <w:top w:val="single" w:sz="6" w:space="0" w:color="888888"/>
+              <w:left w:val="single" w:sz="6" w:space="0" w:color="888888"/>
+              <w:bottom w:val="single" w:sz="6" w:space="0" w:color="888888"/>
+              <w:right w:val="single" w:sz="6" w:space="0" w:color="888888"/>
+            </w:tcBorders>
+            <w:shd w:val="clear" w:color="auto" w:fill="A5C9EB" w:themeFill="text2" w:themeFillTint="40"/>
+          </w:tcPr>
+          <w:p>
+            <w:pPr>
+              <w:jc w:val="center"/>
+              <w:rPr>
+                <w:b/>
+                <w:bCs/>
+                <w:sz w:val="18"/>
+                <w:szCs w:val="18"/>
+              </w:rPr>
+            </w:pPr>
+            <w:r>
+              <w:rPr>
+                <w:b/>
+                <w:bCs/>
+                <w:sz w:val="18"/>
+                <w:szCs w:val="18"/>
+              </w:rPr>
+              <w:t>Teatro - Ana Margarita</w:t>
             </w:r>
           </w:p>
         </w:tc>
@@ -195,14 +240,14 @@
     </w:p>
     <w:tbl>
       <w:tblPr>
-        <w:tblW w:w="12960" w:type="dxa"/>
+        <w:tblW w:w="13654" w:type="dxa"/>
         <w:tblBorders>
-          <w:top w:val="single" w:color="auto" w:sz="4" w:space="0"/>
-          <w:left w:val="single" w:color="auto" w:sz="4" w:space="0"/>
-          <w:bottom w:val="single" w:color="auto" w:sz="4" w:space="0"/>
-          <w:right w:val="single" w:color="auto" w:sz="4" w:space="0"/>
-          <w:insideH w:val="single" w:color="auto" w:sz="4" w:space="0"/>
-          <w:insideV w:val="single" w:color="auto" w:sz="4" w:space="0"/>
+          <w:top w:val="single" w:sz="4" w:space="0" w:color="auto"/>
+          <w:left w:val="single" w:sz="4" w:space="0" w:color="auto"/>
+          <w:bottom w:val="single" w:sz="4" w:space="0" w:color="auto"/>
+          <w:right w:val="single" w:sz="4" w:space="0" w:color="auto"/>
+          <w:insideH w:val="single" w:sz="4" w:space="0" w:color="auto"/>
+          <w:insideV w:val="single" w:sz="4" w:space="0" w:color="auto"/>
         </w:tblBorders>
         <w:tblCellMar>
           <w:left w:w="10" w:type="dxa"/>
@@ -211,30 +256,25 @@
         <w:tblLook w:val="0000" w:firstRow="0" w:lastRow="0" w:firstColumn="0" w:lastColumn="0" w:noHBand="0" w:noVBand="0"/>
       </w:tblPr>
       <w:tblGrid>
-        <w:gridCol w:w="600"/>
-        <w:gridCol w:w="900"/>
-        <w:gridCol w:w="4200"/>
-        <w:gridCol w:w="5060"/>
-        <w:gridCol w:w="2200"/>
+        <w:gridCol w:w="584"/>
+        <w:gridCol w:w="821"/>
+        <w:gridCol w:w="3260"/>
+        <w:gridCol w:w="3544"/>
+        <w:gridCol w:w="3118"/>
+        <w:gridCol w:w="2327"/>
       </w:tblGrid>
       <w:tr>
-        <w:tblPrEx>
-          <w:tblCellMar>
-            <w:top w:w="0" w:type="dxa"/>
-            <w:bottom w:w="0" w:type="dxa"/>
-          </w:tblCellMar>
-        </w:tblPrEx>
         <w:trPr>
           <w:tblHeader/>
         </w:trPr>
         <w:tc>
           <w:tcPr>
-            <w:tcW w:w="600" w:type="dxa"/>
-            <w:tcBorders>
-              <w:top w:val="single" w:color="333333" w:sz="10" w:space="0"/>
-              <w:left w:val="single" w:color="333333" w:sz="10" w:space="0"/>
-              <w:bottom w:val="single" w:color="333333" w:sz="10" w:space="0"/>
-              <w:right w:val="single" w:color="333333" w:sz="10" w:space="0"/>
+            <w:tcW w:w="584" w:type="dxa"/>
+            <w:tcBorders>
+              <w:top w:val="single" w:sz="10" w:space="0" w:color="333333"/>
+              <w:left w:val="single" w:sz="10" w:space="0" w:color="333333"/>
+              <w:bottom w:val="single" w:sz="10" w:space="0" w:color="333333"/>
+              <w:right w:val="single" w:sz="10" w:space="0" w:color="333333"/>
             </w:tcBorders>
             <w:shd w:val="clear" w:color="auto" w:fill="1F3864"/>
             <w:tcMar>
@@ -263,12 +303,12 @@
         </w:tc>
         <w:tc>
           <w:tcPr>
-            <w:tcW w:w="900" w:type="dxa"/>
-            <w:tcBorders>
-              <w:top w:val="single" w:color="333333" w:sz="10" w:space="0"/>
-              <w:left w:val="single" w:color="333333" w:sz="10" w:space="0"/>
-              <w:bottom w:val="single" w:color="333333" w:sz="10" w:space="0"/>
-              <w:right w:val="single" w:color="333333" w:sz="10" w:space="0"/>
+            <w:tcW w:w="821" w:type="dxa"/>
+            <w:tcBorders>
+              <w:top w:val="single" w:sz="10" w:space="0" w:color="333333"/>
+              <w:left w:val="single" w:sz="10" w:space="0" w:color="333333"/>
+              <w:bottom w:val="single" w:sz="10" w:space="0" w:color="333333"/>
+              <w:right w:val="single" w:sz="10" w:space="0" w:color="333333"/>
             </w:tcBorders>
             <w:shd w:val="clear" w:color="auto" w:fill="1F3864"/>
             <w:tcMar>
@@ -297,12 +337,12 @@
         </w:tc>
         <w:tc>
           <w:tcPr>
-            <w:tcW w:w="4200" w:type="dxa"/>
-            <w:tcBorders>
-              <w:top w:val="single" w:color="333333" w:sz="10" w:space="0"/>
-              <w:left w:val="single" w:color="333333" w:sz="10" w:space="0"/>
-              <w:bottom w:val="single" w:color="333333" w:sz="10" w:space="0"/>
-              <w:right w:val="single" w:color="333333" w:sz="10" w:space="0"/>
+            <w:tcW w:w="3260" w:type="dxa"/>
+            <w:tcBorders>
+              <w:top w:val="single" w:sz="10" w:space="0" w:color="333333"/>
+              <w:left w:val="single" w:sz="10" w:space="0" w:color="333333"/>
+              <w:bottom w:val="single" w:sz="10" w:space="0" w:color="333333"/>
+              <w:right w:val="single" w:sz="10" w:space="0" w:color="333333"/>
             </w:tcBorders>
             <w:shd w:val="clear" w:color="auto" w:fill="1F3864"/>
             <w:tcMar>
@@ -328,12 +368,12 @@
         </w:tc>
         <w:tc>
           <w:tcPr>
-            <w:tcW w:w="5060" w:type="dxa"/>
-            <w:tcBorders>
-              <w:top w:val="single" w:color="333333" w:sz="10" w:space="0"/>
-              <w:left w:val="single" w:color="333333" w:sz="10" w:space="0"/>
-              <w:bottom w:val="single" w:color="333333" w:sz="10" w:space="0"/>
-              <w:right w:val="single" w:color="333333" w:sz="10" w:space="0"/>
+            <w:tcW w:w="3544" w:type="dxa"/>
+            <w:tcBorders>
+              <w:top w:val="single" w:sz="10" w:space="0" w:color="333333"/>
+              <w:left w:val="single" w:sz="10" w:space="0" w:color="333333"/>
+              <w:bottom w:val="single" w:sz="10" w:space="0" w:color="333333"/>
+              <w:right w:val="single" w:sz="10" w:space="0" w:color="333333"/>
             </w:tcBorders>
             <w:shd w:val="clear" w:color="auto" w:fill="1F3864"/>
             <w:tcMar>
@@ -359,12 +399,12 @@
         </w:tc>
         <w:tc>
           <w:tcPr>
-            <w:tcW w:w="2200" w:type="dxa"/>
-            <w:tcBorders>
-              <w:top w:val="single" w:color="333333" w:sz="10" w:space="0"/>
-              <w:left w:val="single" w:color="333333" w:sz="10" w:space="0"/>
-              <w:bottom w:val="single" w:color="333333" w:sz="10" w:space="0"/>
-              <w:right w:val="single" w:color="333333" w:sz="10" w:space="0"/>
+            <w:tcW w:w="3118" w:type="dxa"/>
+            <w:tcBorders>
+              <w:top w:val="single" w:sz="10" w:space="0" w:color="333333"/>
+              <w:left w:val="single" w:sz="10" w:space="0" w:color="333333"/>
+              <w:bottom w:val="single" w:sz="10" w:space="0" w:color="333333"/>
+              <w:right w:val="single" w:sz="10" w:space="0" w:color="333333"/>
             </w:tcBorders>
             <w:shd w:val="clear" w:color="auto" w:fill="1F3864"/>
             <w:tcMar>
@@ -391,22 +431,40 @@
             </w:r>
           </w:p>
         </w:tc>
+        <w:tc>
+          <w:tcPr>
+            <w:tcW w:w="2327" w:type="dxa"/>
+            <w:tcBorders>
+              <w:top w:val="single" w:sz="10" w:space="0" w:color="333333"/>
+              <w:left w:val="single" w:sz="10" w:space="0" w:color="333333"/>
+              <w:bottom w:val="single" w:sz="10" w:space="0" w:color="333333"/>
+              <w:right w:val="single" w:sz="10" w:space="0" w:color="333333"/>
+            </w:tcBorders>
+            <w:shd w:val="clear" w:color="auto" w:fill="1F3864"/>
+          </w:tcPr>
+          <w:p>
+            <w:pPr>
+              <w:jc w:val="center"/>
+              <w:rPr>
+                <w:b/>
+                <w:bCs/>
+                <w:color w:val="FFFFFF"/>
+                <w:sz w:val="22"/>
+                <w:szCs w:val="22"/>
+              </w:rPr>
+            </w:pPr>
+          </w:p>
+        </w:tc>
       </w:tr>
       <w:tr>
-        <w:tblPrEx>
-          <w:tblCellMar>
-            <w:top w:w="0" w:type="dxa"/>
-            <w:bottom w:w="0" w:type="dxa"/>
-          </w:tblCellMar>
-        </w:tblPrEx>
-        <w:tc>
-          <w:tcPr>
-            <w:tcW w:w="600" w:type="dxa"/>
-            <w:tcBorders>
-              <w:top w:val="single" w:color="888888" w:sz="6" w:space="0"/>
-              <w:left w:val="single" w:color="888888" w:sz="6" w:space="0"/>
-              <w:bottom w:val="single" w:color="888888" w:sz="6" w:space="0"/>
-              <w:right w:val="single" w:color="888888" w:sz="6" w:space="0"/>
+        <w:tc>
+          <w:tcPr>
+            <w:tcW w:w="584" w:type="dxa"/>
+            <w:tcBorders>
+              <w:top w:val="single" w:sz="6" w:space="0" w:color="888888"/>
+              <w:left w:val="single" w:sz="6" w:space="0" w:color="888888"/>
+              <w:bottom w:val="single" w:sz="6" w:space="0" w:color="888888"/>
+              <w:right w:val="single" w:sz="6" w:space="0" w:color="888888"/>
             </w:tcBorders>
             <w:shd w:val="clear" w:color="auto" w:fill="E5E5E5"/>
             <w:tcMar>
@@ -433,12 +491,12 @@
         </w:tc>
         <w:tc>
           <w:tcPr>
-            <w:tcW w:w="900" w:type="dxa"/>
-            <w:tcBorders>
-              <w:top w:val="single" w:color="888888" w:sz="6" w:space="0"/>
-              <w:left w:val="single" w:color="888888" w:sz="6" w:space="0"/>
-              <w:bottom w:val="single" w:color="888888" w:sz="6" w:space="0"/>
-              <w:right w:val="single" w:color="888888" w:sz="6" w:space="0"/>
+            <w:tcW w:w="821" w:type="dxa"/>
+            <w:tcBorders>
+              <w:top w:val="single" w:sz="6" w:space="0" w:color="888888"/>
+              <w:left w:val="single" w:sz="6" w:space="0" w:color="888888"/>
+              <w:bottom w:val="single" w:sz="6" w:space="0" w:color="888888"/>
+              <w:right w:val="single" w:sz="6" w:space="0" w:color="888888"/>
             </w:tcBorders>
             <w:shd w:val="clear" w:color="auto" w:fill="E5E5E5"/>
             <w:tcMar>
@@ -465,12 +523,12 @@
         </w:tc>
         <w:tc>
           <w:tcPr>
-            <w:tcW w:w="4200" w:type="dxa"/>
-            <w:tcBorders>
-              <w:top w:val="single" w:color="888888" w:sz="6" w:space="0"/>
-              <w:left w:val="single" w:color="888888" w:sz="6" w:space="0"/>
-              <w:bottom w:val="single" w:color="888888" w:sz="6" w:space="0"/>
-              <w:right w:val="single" w:color="888888" w:sz="6" w:space="0"/>
+            <w:tcW w:w="3260" w:type="dxa"/>
+            <w:tcBorders>
+              <w:top w:val="single" w:sz="6" w:space="0" w:color="888888"/>
+              <w:left w:val="single" w:sz="6" w:space="0" w:color="888888"/>
+              <w:bottom w:val="single" w:sz="6" w:space="0" w:color="888888"/>
+              <w:right w:val="single" w:sz="6" w:space="0" w:color="888888"/>
             </w:tcBorders>
             <w:shd w:val="clear" w:color="auto" w:fill="E5E5E5"/>
             <w:tcMar>
@@ -492,12 +550,12 @@
         </w:tc>
         <w:tc>
           <w:tcPr>
-            <w:tcW w:w="5060" w:type="dxa"/>
-            <w:tcBorders>
-              <w:top w:val="single" w:color="888888" w:sz="6" w:space="0"/>
-              <w:left w:val="single" w:color="888888" w:sz="6" w:space="0"/>
-              <w:bottom w:val="single" w:color="888888" w:sz="6" w:space="0"/>
-              <w:right w:val="single" w:color="888888" w:sz="6" w:space="0"/>
+            <w:tcW w:w="3544" w:type="dxa"/>
+            <w:tcBorders>
+              <w:top w:val="single" w:sz="6" w:space="0" w:color="888888"/>
+              <w:left w:val="single" w:sz="6" w:space="0" w:color="888888"/>
+              <w:bottom w:val="single" w:sz="6" w:space="0" w:color="888888"/>
+              <w:right w:val="single" w:sz="6" w:space="0" w:color="888888"/>
             </w:tcBorders>
             <w:shd w:val="clear" w:color="auto" w:fill="E5E5E5"/>
             <w:tcMar>
@@ -519,12 +577,12 @@
         </w:tc>
         <w:tc>
           <w:tcPr>
-            <w:tcW w:w="2200" w:type="dxa"/>
-            <w:tcBorders>
-              <w:top w:val="single" w:color="888888" w:sz="6" w:space="0"/>
-              <w:left w:val="single" w:color="888888" w:sz="6" w:space="0"/>
-              <w:bottom w:val="single" w:color="888888" w:sz="6" w:space="0"/>
-              <w:right w:val="single" w:color="888888" w:sz="6" w:space="0"/>
+            <w:tcW w:w="3118" w:type="dxa"/>
+            <w:tcBorders>
+              <w:top w:val="single" w:sz="6" w:space="0" w:color="888888"/>
+              <w:left w:val="single" w:sz="6" w:space="0" w:color="888888"/>
+              <w:bottom w:val="single" w:sz="6" w:space="0" w:color="888888"/>
+              <w:right w:val="single" w:sz="6" w:space="0" w:color="888888"/>
             </w:tcBorders>
             <w:shd w:val="clear" w:color="auto" w:fill="E5E5E5"/>
             <w:tcMar>
@@ -547,24 +605,40 @@
               </w:rPr>
               <w:t>Coordinación</w:t>
             </w:r>
+          </w:p>
+        </w:tc>
+        <w:tc>
+          <w:tcPr>
+            <w:tcW w:w="2327" w:type="dxa"/>
+            <w:tcBorders>
+              <w:top w:val="single" w:sz="6" w:space="0" w:color="888888"/>
+              <w:left w:val="single" w:sz="6" w:space="0" w:color="888888"/>
+              <w:bottom w:val="single" w:sz="6" w:space="0" w:color="888888"/>
+              <w:right w:val="single" w:sz="6" w:space="0" w:color="888888"/>
+            </w:tcBorders>
+            <w:shd w:val="clear" w:color="auto" w:fill="E5E5E5"/>
+          </w:tcPr>
+          <w:p>
+            <w:pPr>
+              <w:jc w:val="center"/>
+              <w:rPr>
+                <w:b/>
+                <w:bCs/>
+                <w:color w:val="000000"/>
+              </w:rPr>
+            </w:pPr>
           </w:p>
         </w:tc>
       </w:tr>
       <w:tr>
-        <w:tblPrEx>
-          <w:tblCellMar>
-            <w:top w:w="0" w:type="dxa"/>
-            <w:bottom w:w="0" w:type="dxa"/>
-          </w:tblCellMar>
-        </w:tblPrEx>
-        <w:tc>
-          <w:tcPr>
-            <w:tcW w:w="600" w:type="dxa"/>
-            <w:tcBorders>
-              <w:top w:val="single" w:color="888888" w:sz="6" w:space="0"/>
-              <w:left w:val="single" w:color="888888" w:sz="6" w:space="0"/>
-              <w:bottom w:val="single" w:color="888888" w:sz="6" w:space="0"/>
-              <w:right w:val="single" w:color="888888" w:sz="6" w:space="0"/>
+        <w:tc>
+          <w:tcPr>
+            <w:tcW w:w="584" w:type="dxa"/>
+            <w:tcBorders>
+              <w:top w:val="single" w:sz="6" w:space="0" w:color="888888"/>
+              <w:left w:val="single" w:sz="6" w:space="0" w:color="888888"/>
+              <w:bottom w:val="single" w:sz="6" w:space="0" w:color="888888"/>
+              <w:right w:val="single" w:sz="6" w:space="0" w:color="888888"/>
             </w:tcBorders>
             <w:shd w:val="clear" w:color="auto" w:fill="E5E5E5"/>
             <w:tcMar>
@@ -591,12 +665,12 @@
         </w:tc>
         <w:tc>
           <w:tcPr>
-            <w:tcW w:w="900" w:type="dxa"/>
-            <w:tcBorders>
-              <w:top w:val="single" w:color="888888" w:sz="6" w:space="0"/>
-              <w:left w:val="single" w:color="888888" w:sz="6" w:space="0"/>
-              <w:bottom w:val="single" w:color="888888" w:sz="6" w:space="0"/>
-              <w:right w:val="single" w:color="888888" w:sz="6" w:space="0"/>
+            <w:tcW w:w="821" w:type="dxa"/>
+            <w:tcBorders>
+              <w:top w:val="single" w:sz="6" w:space="0" w:color="888888"/>
+              <w:left w:val="single" w:sz="6" w:space="0" w:color="888888"/>
+              <w:bottom w:val="single" w:sz="6" w:space="0" w:color="888888"/>
+              <w:right w:val="single" w:sz="6" w:space="0" w:color="888888"/>
             </w:tcBorders>
             <w:shd w:val="clear" w:color="auto" w:fill="E5E5E5"/>
             <w:tcMar>
@@ -623,12 +697,12 @@
         </w:tc>
         <w:tc>
           <w:tcPr>
-            <w:tcW w:w="4200" w:type="dxa"/>
-            <w:tcBorders>
-              <w:top w:val="single" w:color="888888" w:sz="6" w:space="0"/>
-              <w:left w:val="single" w:color="888888" w:sz="6" w:space="0"/>
-              <w:bottom w:val="single" w:color="888888" w:sz="6" w:space="0"/>
-              <w:right w:val="single" w:color="888888" w:sz="6" w:space="0"/>
+            <w:tcW w:w="3260" w:type="dxa"/>
+            <w:tcBorders>
+              <w:top w:val="single" w:sz="6" w:space="0" w:color="888888"/>
+              <w:left w:val="single" w:sz="6" w:space="0" w:color="888888"/>
+              <w:bottom w:val="single" w:sz="6" w:space="0" w:color="888888"/>
+              <w:right w:val="single" w:sz="6" w:space="0" w:color="888888"/>
             </w:tcBorders>
             <w:shd w:val="clear" w:color="auto" w:fill="E5E5E5"/>
             <w:tcMar>
@@ -650,12 +724,12 @@
         </w:tc>
         <w:tc>
           <w:tcPr>
-            <w:tcW w:w="5060" w:type="dxa"/>
-            <w:tcBorders>
-              <w:top w:val="single" w:color="888888" w:sz="6" w:space="0"/>
-              <w:left w:val="single" w:color="888888" w:sz="6" w:space="0"/>
-              <w:bottom w:val="single" w:color="888888" w:sz="6" w:space="0"/>
-              <w:right w:val="single" w:color="888888" w:sz="6" w:space="0"/>
+            <w:tcW w:w="3544" w:type="dxa"/>
+            <w:tcBorders>
+              <w:top w:val="single" w:sz="6" w:space="0" w:color="888888"/>
+              <w:left w:val="single" w:sz="6" w:space="0" w:color="888888"/>
+              <w:bottom w:val="single" w:sz="6" w:space="0" w:color="888888"/>
+              <w:right w:val="single" w:sz="6" w:space="0" w:color="888888"/>
             </w:tcBorders>
             <w:shd w:val="clear" w:color="auto" w:fill="E5E5E5"/>
             <w:tcMar>
@@ -677,12 +751,12 @@
         </w:tc>
         <w:tc>
           <w:tcPr>
-            <w:tcW w:w="2200" w:type="dxa"/>
-            <w:tcBorders>
-              <w:top w:val="single" w:color="888888" w:sz="6" w:space="0"/>
-              <w:left w:val="single" w:color="888888" w:sz="6" w:space="0"/>
-              <w:bottom w:val="single" w:color="888888" w:sz="6" w:space="0"/>
-              <w:right w:val="single" w:color="888888" w:sz="6" w:space="0"/>
+            <w:tcW w:w="3118" w:type="dxa"/>
+            <w:tcBorders>
+              <w:top w:val="single" w:sz="6" w:space="0" w:color="888888"/>
+              <w:left w:val="single" w:sz="6" w:space="0" w:color="888888"/>
+              <w:bottom w:val="single" w:sz="6" w:space="0" w:color="888888"/>
+              <w:right w:val="single" w:sz="6" w:space="0" w:color="888888"/>
             </w:tcBorders>
             <w:shd w:val="clear" w:color="auto" w:fill="E5E5E5"/>
             <w:tcMar>
@@ -705,24 +779,40 @@
               </w:rPr>
               <w:t>Coordinación</w:t>
             </w:r>
+          </w:p>
+        </w:tc>
+        <w:tc>
+          <w:tcPr>
+            <w:tcW w:w="2327" w:type="dxa"/>
+            <w:tcBorders>
+              <w:top w:val="single" w:sz="6" w:space="0" w:color="888888"/>
+              <w:left w:val="single" w:sz="6" w:space="0" w:color="888888"/>
+              <w:bottom w:val="single" w:sz="6" w:space="0" w:color="888888"/>
+              <w:right w:val="single" w:sz="6" w:space="0" w:color="888888"/>
+            </w:tcBorders>
+            <w:shd w:val="clear" w:color="auto" w:fill="E5E5E5"/>
+          </w:tcPr>
+          <w:p>
+            <w:pPr>
+              <w:jc w:val="center"/>
+              <w:rPr>
+                <w:b/>
+                <w:bCs/>
+                <w:color w:val="000000"/>
+              </w:rPr>
+            </w:pPr>
           </w:p>
         </w:tc>
       </w:tr>
       <w:tr>
-        <w:tblPrEx>
-          <w:tblCellMar>
-            <w:top w:w="0" w:type="dxa"/>
-            <w:bottom w:w="0" w:type="dxa"/>
-          </w:tblCellMar>
-        </w:tblPrEx>
-        <w:tc>
-          <w:tcPr>
-            <w:tcW w:w="600" w:type="dxa"/>
-            <w:tcBorders>
-              <w:top w:val="single" w:color="888888" w:sz="6" w:space="0"/>
-              <w:left w:val="single" w:color="888888" w:sz="6" w:space="0"/>
-              <w:bottom w:val="single" w:color="888888" w:sz="6" w:space="0"/>
-              <w:right w:val="single" w:color="888888" w:sz="6" w:space="0"/>
+        <w:tc>
+          <w:tcPr>
+            <w:tcW w:w="584" w:type="dxa"/>
+            <w:tcBorders>
+              <w:top w:val="single" w:sz="6" w:space="0" w:color="888888"/>
+              <w:left w:val="single" w:sz="6" w:space="0" w:color="888888"/>
+              <w:bottom w:val="single" w:sz="6" w:space="0" w:color="888888"/>
+              <w:right w:val="single" w:sz="6" w:space="0" w:color="888888"/>
             </w:tcBorders>
             <w:shd w:val="clear" w:color="auto" w:fill="E5E5E5"/>
             <w:tcMar>
@@ -749,12 +839,12 @@
         </w:tc>
         <w:tc>
           <w:tcPr>
-            <w:tcW w:w="900" w:type="dxa"/>
-            <w:tcBorders>
-              <w:top w:val="single" w:color="888888" w:sz="6" w:space="0"/>
-              <w:left w:val="single" w:color="888888" w:sz="6" w:space="0"/>
-              <w:bottom w:val="single" w:color="888888" w:sz="6" w:space="0"/>
-              <w:right w:val="single" w:color="888888" w:sz="6" w:space="0"/>
+            <w:tcW w:w="821" w:type="dxa"/>
+            <w:tcBorders>
+              <w:top w:val="single" w:sz="6" w:space="0" w:color="888888"/>
+              <w:left w:val="single" w:sz="6" w:space="0" w:color="888888"/>
+              <w:bottom w:val="single" w:sz="6" w:space="0" w:color="888888"/>
+              <w:right w:val="single" w:sz="6" w:space="0" w:color="888888"/>
             </w:tcBorders>
             <w:shd w:val="clear" w:color="auto" w:fill="E5E5E5"/>
             <w:tcMar>
@@ -781,12 +871,12 @@
         </w:tc>
         <w:tc>
           <w:tcPr>
-            <w:tcW w:w="4200" w:type="dxa"/>
-            <w:tcBorders>
-              <w:top w:val="single" w:color="888888" w:sz="6" w:space="0"/>
-              <w:left w:val="single" w:color="888888" w:sz="6" w:space="0"/>
-              <w:bottom w:val="single" w:color="888888" w:sz="6" w:space="0"/>
-              <w:right w:val="single" w:color="888888" w:sz="6" w:space="0"/>
+            <w:tcW w:w="3260" w:type="dxa"/>
+            <w:tcBorders>
+              <w:top w:val="single" w:sz="6" w:space="0" w:color="888888"/>
+              <w:left w:val="single" w:sz="6" w:space="0" w:color="888888"/>
+              <w:bottom w:val="single" w:sz="6" w:space="0" w:color="888888"/>
+              <w:right w:val="single" w:sz="6" w:space="0" w:color="888888"/>
             </w:tcBorders>
             <w:shd w:val="clear" w:color="auto" w:fill="E5E5E5"/>
             <w:tcMar>
@@ -808,12 +898,12 @@
         </w:tc>
         <w:tc>
           <w:tcPr>
-            <w:tcW w:w="5060" w:type="dxa"/>
-            <w:tcBorders>
-              <w:top w:val="single" w:color="888888" w:sz="6" w:space="0"/>
-              <w:left w:val="single" w:color="888888" w:sz="6" w:space="0"/>
-              <w:bottom w:val="single" w:color="888888" w:sz="6" w:space="0"/>
-              <w:right w:val="single" w:color="888888" w:sz="6" w:space="0"/>
+            <w:tcW w:w="3544" w:type="dxa"/>
+            <w:tcBorders>
+              <w:top w:val="single" w:sz="6" w:space="0" w:color="888888"/>
+              <w:left w:val="single" w:sz="6" w:space="0" w:color="888888"/>
+              <w:bottom w:val="single" w:sz="6" w:space="0" w:color="888888"/>
+              <w:right w:val="single" w:sz="6" w:space="0" w:color="888888"/>
             </w:tcBorders>
             <w:shd w:val="clear" w:color="auto" w:fill="E5E5E5"/>
             <w:tcMar>
@@ -835,12 +925,12 @@
         </w:tc>
         <w:tc>
           <w:tcPr>
-            <w:tcW w:w="2200" w:type="dxa"/>
-            <w:tcBorders>
-              <w:top w:val="single" w:color="888888" w:sz="6" w:space="0"/>
-              <w:left w:val="single" w:color="888888" w:sz="6" w:space="0"/>
-              <w:bottom w:val="single" w:color="888888" w:sz="6" w:space="0"/>
-              <w:right w:val="single" w:color="888888" w:sz="6" w:space="0"/>
+            <w:tcW w:w="3118" w:type="dxa"/>
+            <w:tcBorders>
+              <w:top w:val="single" w:sz="6" w:space="0" w:color="888888"/>
+              <w:left w:val="single" w:sz="6" w:space="0" w:color="888888"/>
+              <w:bottom w:val="single" w:sz="6" w:space="0" w:color="888888"/>
+              <w:right w:val="single" w:sz="6" w:space="0" w:color="888888"/>
             </w:tcBorders>
             <w:shd w:val="clear" w:color="auto" w:fill="E5E5E5"/>
             <w:tcMar>
@@ -863,24 +953,40 @@
               </w:rPr>
               <w:t>Coordinación</w:t>
             </w:r>
+          </w:p>
+        </w:tc>
+        <w:tc>
+          <w:tcPr>
+            <w:tcW w:w="2327" w:type="dxa"/>
+            <w:tcBorders>
+              <w:top w:val="single" w:sz="6" w:space="0" w:color="888888"/>
+              <w:left w:val="single" w:sz="6" w:space="0" w:color="888888"/>
+              <w:bottom w:val="single" w:sz="6" w:space="0" w:color="888888"/>
+              <w:right w:val="single" w:sz="6" w:space="0" w:color="888888"/>
+            </w:tcBorders>
+            <w:shd w:val="clear" w:color="auto" w:fill="E5E5E5"/>
+          </w:tcPr>
+          <w:p>
+            <w:pPr>
+              <w:jc w:val="center"/>
+              <w:rPr>
+                <w:b/>
+                <w:bCs/>
+                <w:color w:val="000000"/>
+              </w:rPr>
+            </w:pPr>
           </w:p>
         </w:tc>
       </w:tr>
       <w:tr>
-        <w:tblPrEx>
-          <w:tblCellMar>
-            <w:top w:w="0" w:type="dxa"/>
-            <w:bottom w:w="0" w:type="dxa"/>
-          </w:tblCellMar>
-        </w:tblPrEx>
-        <w:tc>
-          <w:tcPr>
-            <w:tcW w:w="600" w:type="dxa"/>
-            <w:tcBorders>
-              <w:top w:val="single" w:color="888888" w:sz="6" w:space="0"/>
-              <w:left w:val="single" w:color="888888" w:sz="6" w:space="0"/>
-              <w:bottom w:val="single" w:color="888888" w:sz="6" w:space="0"/>
-              <w:right w:val="single" w:color="888888" w:sz="6" w:space="0"/>
+        <w:tc>
+          <w:tcPr>
+            <w:tcW w:w="584" w:type="dxa"/>
+            <w:tcBorders>
+              <w:top w:val="single" w:sz="6" w:space="0" w:color="888888"/>
+              <w:left w:val="single" w:sz="6" w:space="0" w:color="888888"/>
+              <w:bottom w:val="single" w:sz="6" w:space="0" w:color="888888"/>
+              <w:right w:val="single" w:sz="6" w:space="0" w:color="888888"/>
             </w:tcBorders>
             <w:shd w:val="clear" w:color="auto" w:fill="E5E5E5"/>
             <w:tcMar>
@@ -907,12 +1013,12 @@
         </w:tc>
         <w:tc>
           <w:tcPr>
-            <w:tcW w:w="900" w:type="dxa"/>
-            <w:tcBorders>
-              <w:top w:val="single" w:color="888888" w:sz="6" w:space="0"/>
-              <w:left w:val="single" w:color="888888" w:sz="6" w:space="0"/>
-              <w:bottom w:val="single" w:color="888888" w:sz="6" w:space="0"/>
-              <w:right w:val="single" w:color="888888" w:sz="6" w:space="0"/>
+            <w:tcW w:w="821" w:type="dxa"/>
+            <w:tcBorders>
+              <w:top w:val="single" w:sz="6" w:space="0" w:color="888888"/>
+              <w:left w:val="single" w:sz="6" w:space="0" w:color="888888"/>
+              <w:bottom w:val="single" w:sz="6" w:space="0" w:color="888888"/>
+              <w:right w:val="single" w:sz="6" w:space="0" w:color="888888"/>
             </w:tcBorders>
             <w:shd w:val="clear" w:color="auto" w:fill="E5E5E5"/>
             <w:tcMar>
@@ -939,12 +1045,12 @@
         </w:tc>
         <w:tc>
           <w:tcPr>
-            <w:tcW w:w="4200" w:type="dxa"/>
-            <w:tcBorders>
-              <w:top w:val="single" w:color="888888" w:sz="6" w:space="0"/>
-              <w:left w:val="single" w:color="888888" w:sz="6" w:space="0"/>
-              <w:bottom w:val="single" w:color="888888" w:sz="6" w:space="0"/>
-              <w:right w:val="single" w:color="888888" w:sz="6" w:space="0"/>
+            <w:tcW w:w="3260" w:type="dxa"/>
+            <w:tcBorders>
+              <w:top w:val="single" w:sz="6" w:space="0" w:color="888888"/>
+              <w:left w:val="single" w:sz="6" w:space="0" w:color="888888"/>
+              <w:bottom w:val="single" w:sz="6" w:space="0" w:color="888888"/>
+              <w:right w:val="single" w:sz="6" w:space="0" w:color="888888"/>
             </w:tcBorders>
             <w:shd w:val="clear" w:color="auto" w:fill="E5E5E5"/>
             <w:tcMar>
@@ -966,12 +1072,12 @@
         </w:tc>
         <w:tc>
           <w:tcPr>
-            <w:tcW w:w="5060" w:type="dxa"/>
-            <w:tcBorders>
-              <w:top w:val="single" w:color="888888" w:sz="6" w:space="0"/>
-              <w:left w:val="single" w:color="888888" w:sz="6" w:space="0"/>
-              <w:bottom w:val="single" w:color="888888" w:sz="6" w:space="0"/>
-              <w:right w:val="single" w:color="888888" w:sz="6" w:space="0"/>
+            <w:tcW w:w="3544" w:type="dxa"/>
+            <w:tcBorders>
+              <w:top w:val="single" w:sz="6" w:space="0" w:color="888888"/>
+              <w:left w:val="single" w:sz="6" w:space="0" w:color="888888"/>
+              <w:bottom w:val="single" w:sz="6" w:space="0" w:color="888888"/>
+              <w:right w:val="single" w:sz="6" w:space="0" w:color="888888"/>
             </w:tcBorders>
             <w:shd w:val="clear" w:color="auto" w:fill="E5E5E5"/>
             <w:tcMar>
@@ -993,12 +1099,12 @@
         </w:tc>
         <w:tc>
           <w:tcPr>
-            <w:tcW w:w="2200" w:type="dxa"/>
-            <w:tcBorders>
-              <w:top w:val="single" w:color="888888" w:sz="6" w:space="0"/>
-              <w:left w:val="single" w:color="888888" w:sz="6" w:space="0"/>
-              <w:bottom w:val="single" w:color="888888" w:sz="6" w:space="0"/>
-              <w:right w:val="single" w:color="888888" w:sz="6" w:space="0"/>
+            <w:tcW w:w="3118" w:type="dxa"/>
+            <w:tcBorders>
+              <w:top w:val="single" w:sz="6" w:space="0" w:color="888888"/>
+              <w:left w:val="single" w:sz="6" w:space="0" w:color="888888"/>
+              <w:bottom w:val="single" w:sz="6" w:space="0" w:color="888888"/>
+              <w:right w:val="single" w:sz="6" w:space="0" w:color="888888"/>
             </w:tcBorders>
             <w:shd w:val="clear" w:color="auto" w:fill="E5E5E5"/>
             <w:tcMar>
@@ -1021,24 +1127,40 @@
               </w:rPr>
               <w:t>Coordinación</w:t>
             </w:r>
+          </w:p>
+        </w:tc>
+        <w:tc>
+          <w:tcPr>
+            <w:tcW w:w="2327" w:type="dxa"/>
+            <w:tcBorders>
+              <w:top w:val="single" w:sz="6" w:space="0" w:color="888888"/>
+              <w:left w:val="single" w:sz="6" w:space="0" w:color="888888"/>
+              <w:bottom w:val="single" w:sz="6" w:space="0" w:color="888888"/>
+              <w:right w:val="single" w:sz="6" w:space="0" w:color="888888"/>
+            </w:tcBorders>
+            <w:shd w:val="clear" w:color="auto" w:fill="E5E5E5"/>
+          </w:tcPr>
+          <w:p>
+            <w:pPr>
+              <w:jc w:val="center"/>
+              <w:rPr>
+                <w:b/>
+                <w:bCs/>
+                <w:color w:val="000000"/>
+              </w:rPr>
+            </w:pPr>
           </w:p>
         </w:tc>
       </w:tr>
       <w:tr>
-        <w:tblPrEx>
-          <w:tblCellMar>
-            <w:top w:w="0" w:type="dxa"/>
-            <w:bottom w:w="0" w:type="dxa"/>
-          </w:tblCellMar>
-        </w:tblPrEx>
-        <w:tc>
-          <w:tcPr>
-            <w:tcW w:w="600" w:type="dxa"/>
-            <w:tcBorders>
-              <w:top w:val="single" w:color="888888" w:sz="6" w:space="0"/>
-              <w:left w:val="single" w:color="888888" w:sz="6" w:space="0"/>
-              <w:bottom w:val="single" w:color="888888" w:sz="6" w:space="0"/>
-              <w:right w:val="single" w:color="888888" w:sz="6" w:space="0"/>
+        <w:tc>
+          <w:tcPr>
+            <w:tcW w:w="584" w:type="dxa"/>
+            <w:tcBorders>
+              <w:top w:val="single" w:sz="6" w:space="0" w:color="888888"/>
+              <w:left w:val="single" w:sz="6" w:space="0" w:color="888888"/>
+              <w:bottom w:val="single" w:sz="6" w:space="0" w:color="888888"/>
+              <w:right w:val="single" w:sz="6" w:space="0" w:color="888888"/>
             </w:tcBorders>
             <w:shd w:val="clear" w:color="auto" w:fill="CCC0DA"/>
             <w:tcMar>
@@ -1065,12 +1187,12 @@
         </w:tc>
         <w:tc>
           <w:tcPr>
-            <w:tcW w:w="900" w:type="dxa"/>
-            <w:tcBorders>
-              <w:top w:val="single" w:color="888888" w:sz="6" w:space="0"/>
-              <w:left w:val="single" w:color="888888" w:sz="6" w:space="0"/>
-              <w:bottom w:val="single" w:color="888888" w:sz="6" w:space="0"/>
-              <w:right w:val="single" w:color="888888" w:sz="6" w:space="0"/>
+            <w:tcW w:w="821" w:type="dxa"/>
+            <w:tcBorders>
+              <w:top w:val="single" w:sz="6" w:space="0" w:color="888888"/>
+              <w:left w:val="single" w:sz="6" w:space="0" w:color="888888"/>
+              <w:bottom w:val="single" w:sz="6" w:space="0" w:color="888888"/>
+              <w:right w:val="single" w:sz="6" w:space="0" w:color="888888"/>
             </w:tcBorders>
             <w:shd w:val="clear" w:color="auto" w:fill="CCC0DA"/>
             <w:tcMar>
@@ -1097,12 +1219,12 @@
         </w:tc>
         <w:tc>
           <w:tcPr>
-            <w:tcW w:w="4200" w:type="dxa"/>
-            <w:tcBorders>
-              <w:top w:val="single" w:color="888888" w:sz="6" w:space="0"/>
-              <w:left w:val="single" w:color="888888" w:sz="6" w:space="0"/>
-              <w:bottom w:val="single" w:color="888888" w:sz="6" w:space="0"/>
-              <w:right w:val="single" w:color="888888" w:sz="6" w:space="0"/>
+            <w:tcW w:w="3260" w:type="dxa"/>
+            <w:tcBorders>
+              <w:top w:val="single" w:sz="6" w:space="0" w:color="888888"/>
+              <w:left w:val="single" w:sz="6" w:space="0" w:color="888888"/>
+              <w:bottom w:val="single" w:sz="6" w:space="0" w:color="888888"/>
+              <w:right w:val="single" w:sz="6" w:space="0" w:color="888888"/>
             </w:tcBorders>
             <w:shd w:val="clear" w:color="auto" w:fill="CCC0DA"/>
             <w:tcMar>
@@ -1152,12 +1274,12 @@
         </w:tc>
         <w:tc>
           <w:tcPr>
-            <w:tcW w:w="5060" w:type="dxa"/>
-            <w:tcBorders>
-              <w:top w:val="single" w:color="888888" w:sz="6" w:space="0"/>
-              <w:left w:val="single" w:color="888888" w:sz="6" w:space="0"/>
-              <w:bottom w:val="single" w:color="888888" w:sz="6" w:space="0"/>
-              <w:right w:val="single" w:color="888888" w:sz="6" w:space="0"/>
+            <w:tcW w:w="3544" w:type="dxa"/>
+            <w:tcBorders>
+              <w:top w:val="single" w:sz="6" w:space="0" w:color="888888"/>
+              <w:left w:val="single" w:sz="6" w:space="0" w:color="888888"/>
+              <w:bottom w:val="single" w:sz="6" w:space="0" w:color="888888"/>
+              <w:right w:val="single" w:sz="6" w:space="0" w:color="888888"/>
             </w:tcBorders>
             <w:shd w:val="clear" w:color="auto" w:fill="CCC0DA"/>
             <w:tcMar>
@@ -1173,18 +1295,18 @@
               <w:rPr>
                 <w:color w:val="000000"/>
               </w:rPr>
-              <w:t>Estudiantes Grado 3°A (visuales)</w:t>
-            </w:r>
-          </w:p>
-        </w:tc>
-        <w:tc>
-          <w:tcPr>
-            <w:tcW w:w="2200" w:type="dxa"/>
-            <w:tcBorders>
-              <w:top w:val="single" w:color="888888" w:sz="6" w:space="0"/>
-              <w:left w:val="single" w:color="888888" w:sz="6" w:space="0"/>
-              <w:bottom w:val="single" w:color="888888" w:sz="6" w:space="0"/>
-              <w:right w:val="single" w:color="888888" w:sz="6" w:space="0"/>
+              <w:t xml:space="preserve">Estudiantes Grado 3°A (visuales) </w:t>
+            </w:r>
+          </w:p>
+        </w:tc>
+        <w:tc>
+          <w:tcPr>
+            <w:tcW w:w="3118" w:type="dxa"/>
+            <w:tcBorders>
+              <w:top w:val="single" w:sz="6" w:space="0" w:color="888888"/>
+              <w:left w:val="single" w:sz="6" w:space="0" w:color="888888"/>
+              <w:bottom w:val="single" w:sz="6" w:space="0" w:color="888888"/>
+              <w:right w:val="single" w:sz="6" w:space="0" w:color="888888"/>
             </w:tcBorders>
             <w:shd w:val="clear" w:color="auto" w:fill="CCC0DA"/>
             <w:tcMar>
@@ -1206,25 +1328,67 @@
                 <w:color w:val="000000"/>
               </w:rPr>
               <w:t>Juanita Guerra</w:t>
+            </w:r>
+          </w:p>
+        </w:tc>
+        <w:tc>
+          <w:tcPr>
+            <w:tcW w:w="2327" w:type="dxa"/>
+            <w:tcBorders>
+              <w:top w:val="single" w:sz="6" w:space="0" w:color="888888"/>
+              <w:left w:val="single" w:sz="6" w:space="0" w:color="888888"/>
+              <w:bottom w:val="single" w:sz="6" w:space="0" w:color="888888"/>
+              <w:right w:val="single" w:sz="6" w:space="0" w:color="888888"/>
+            </w:tcBorders>
+            <w:shd w:val="clear" w:color="auto" w:fill="CCC0DA"/>
+          </w:tcPr>
+          <w:p>
+            <w:pPr>
+              <w:jc w:val="center"/>
+              <w:rPr>
+                <w:b/>
+                <w:bCs/>
+                <w:color w:val="000000"/>
+              </w:rPr>
+            </w:pPr>
+            <w:r>
+              <w:rPr>
+                <w:b/>
+                <w:bCs/>
+                <w:color w:val="000000"/>
+              </w:rPr>
+              <w:t xml:space="preserve">Entra </w:t>
+            </w:r>
+            <w:proofErr w:type="spellStart"/>
+            <w:r>
+              <w:rPr>
+                <w:b/>
+                <w:bCs/>
+                <w:color w:val="000000"/>
+              </w:rPr>
+              <w:t>stitch</w:t>
+            </w:r>
+            <w:proofErr w:type="spellEnd"/>
+            <w:r>
+              <w:rPr>
+                <w:b/>
+                <w:bCs/>
+                <w:color w:val="000000"/>
+              </w:rPr>
+              <w:t xml:space="preserve"> en la nave al sonar la explosión</w:t>
             </w:r>
           </w:p>
         </w:tc>
       </w:tr>
       <w:tr>
-        <w:tblPrEx>
-          <w:tblCellMar>
-            <w:top w:w="0" w:type="dxa"/>
-            <w:bottom w:w="0" w:type="dxa"/>
-          </w:tblCellMar>
-        </w:tblPrEx>
-        <w:tc>
-          <w:tcPr>
-            <w:tcW w:w="600" w:type="dxa"/>
-            <w:tcBorders>
-              <w:top w:val="single" w:color="888888" w:sz="6" w:space="0"/>
-              <w:left w:val="single" w:color="888888" w:sz="6" w:space="0"/>
-              <w:bottom w:val="single" w:color="888888" w:sz="6" w:space="0"/>
-              <w:right w:val="single" w:color="888888" w:sz="6" w:space="0"/>
+        <w:tc>
+          <w:tcPr>
+            <w:tcW w:w="584" w:type="dxa"/>
+            <w:tcBorders>
+              <w:top w:val="single" w:sz="6" w:space="0" w:color="888888"/>
+              <w:left w:val="single" w:sz="6" w:space="0" w:color="888888"/>
+              <w:bottom w:val="single" w:sz="6" w:space="0" w:color="888888"/>
+              <w:right w:val="single" w:sz="6" w:space="0" w:color="888888"/>
             </w:tcBorders>
             <w:shd w:val="clear" w:color="auto" w:fill="C5E0B4"/>
             <w:tcMar>
@@ -1251,12 +1415,12 @@
         </w:tc>
         <w:tc>
           <w:tcPr>
-            <w:tcW w:w="900" w:type="dxa"/>
-            <w:tcBorders>
-              <w:top w:val="single" w:color="888888" w:sz="6" w:space="0"/>
-              <w:left w:val="single" w:color="888888" w:sz="6" w:space="0"/>
-              <w:bottom w:val="single" w:color="888888" w:sz="6" w:space="0"/>
-              <w:right w:val="single" w:color="888888" w:sz="6" w:space="0"/>
+            <w:tcW w:w="821" w:type="dxa"/>
+            <w:tcBorders>
+              <w:top w:val="single" w:sz="6" w:space="0" w:color="888888"/>
+              <w:left w:val="single" w:sz="6" w:space="0" w:color="888888"/>
+              <w:bottom w:val="single" w:sz="6" w:space="0" w:color="888888"/>
+              <w:right w:val="single" w:sz="6" w:space="0" w:color="888888"/>
             </w:tcBorders>
             <w:shd w:val="clear" w:color="auto" w:fill="C5E0B4"/>
             <w:tcMar>
@@ -1283,12 +1447,12 @@
         </w:tc>
         <w:tc>
           <w:tcPr>
-            <w:tcW w:w="4200" w:type="dxa"/>
-            <w:tcBorders>
-              <w:top w:val="single" w:color="888888" w:sz="6" w:space="0"/>
-              <w:left w:val="single" w:color="888888" w:sz="6" w:space="0"/>
-              <w:bottom w:val="single" w:color="888888" w:sz="6" w:space="0"/>
-              <w:right w:val="single" w:color="888888" w:sz="6" w:space="0"/>
+            <w:tcW w:w="3260" w:type="dxa"/>
+            <w:tcBorders>
+              <w:top w:val="single" w:sz="6" w:space="0" w:color="888888"/>
+              <w:left w:val="single" w:sz="6" w:space="0" w:color="888888"/>
+              <w:bottom w:val="single" w:sz="6" w:space="0" w:color="888888"/>
+              <w:right w:val="single" w:sz="6" w:space="0" w:color="888888"/>
             </w:tcBorders>
             <w:shd w:val="clear" w:color="auto" w:fill="C5E0B4"/>
             <w:tcMar>
@@ -1316,12 +1480,12 @@
         </w:tc>
         <w:tc>
           <w:tcPr>
-            <w:tcW w:w="5060" w:type="dxa"/>
-            <w:tcBorders>
-              <w:top w:val="single" w:color="888888" w:sz="6" w:space="0"/>
-              <w:left w:val="single" w:color="888888" w:sz="6" w:space="0"/>
-              <w:bottom w:val="single" w:color="888888" w:sz="6" w:space="0"/>
-              <w:right w:val="single" w:color="888888" w:sz="6" w:space="0"/>
+            <w:tcW w:w="3544" w:type="dxa"/>
+            <w:tcBorders>
+              <w:top w:val="single" w:sz="6" w:space="0" w:color="888888"/>
+              <w:left w:val="single" w:sz="6" w:space="0" w:color="888888"/>
+              <w:bottom w:val="single" w:sz="6" w:space="0" w:color="888888"/>
+              <w:right w:val="single" w:sz="6" w:space="0" w:color="888888"/>
             </w:tcBorders>
             <w:shd w:val="clear" w:color="auto" w:fill="C5E0B4"/>
             <w:tcMar>
@@ -1337,18 +1501,18 @@
               <w:rPr>
                 <w:color w:val="000000"/>
               </w:rPr>
-              <w:t>Niñas Grado 4°A y 4°B</w:t>
-            </w:r>
-          </w:p>
-        </w:tc>
-        <w:tc>
-          <w:tcPr>
-            <w:tcW w:w="2200" w:type="dxa"/>
-            <w:tcBorders>
-              <w:top w:val="single" w:color="888888" w:sz="6" w:space="0"/>
-              <w:left w:val="single" w:color="888888" w:sz="6" w:space="0"/>
-              <w:bottom w:val="single" w:color="888888" w:sz="6" w:space="0"/>
-              <w:right w:val="single" w:color="888888" w:sz="6" w:space="0"/>
+              <w:t xml:space="preserve">Niñas Grado 4°A y 4°B   </w:t>
+            </w:r>
+          </w:p>
+        </w:tc>
+        <w:tc>
+          <w:tcPr>
+            <w:tcW w:w="3118" w:type="dxa"/>
+            <w:tcBorders>
+              <w:top w:val="single" w:sz="6" w:space="0" w:color="888888"/>
+              <w:left w:val="single" w:sz="6" w:space="0" w:color="888888"/>
+              <w:bottom w:val="single" w:sz="6" w:space="0" w:color="888888"/>
+              <w:right w:val="single" w:sz="6" w:space="0" w:color="888888"/>
             </w:tcBorders>
             <w:shd w:val="clear" w:color="auto" w:fill="C5E0B4"/>
             <w:tcMar>
@@ -1365,40 +1529,56 @@
             </w:pPr>
             <w:r>
               <w:rPr>
-                <w:b w:val="1"/>
-                <w:bCs w:val="1"/>
-                <w:color w:val="000000" w:themeColor="text1" w:themeTint="FF" w:themeShade="FF"/>
-              </w:rPr>
-              <w:t>Ana Margarita Bello</w:t>
-            </w:r>
-            <w:r>
-              <w:rPr>
-                <w:b w:val="1"/>
-                <w:bCs w:val="1"/>
-                <w:color w:val="000000" w:themeColor="text1" w:themeTint="FF" w:themeShade="FF"/>
-              </w:rPr>
-              <w:t xml:space="preserve"> </w:t>
+                <w:b/>
+                <w:bCs/>
+                <w:color w:val="000000" w:themeColor="text1"/>
+              </w:rPr>
+              <w:t xml:space="preserve">Ana Margarita Bello </w:t>
+            </w:r>
+          </w:p>
+        </w:tc>
+        <w:tc>
+          <w:tcPr>
+            <w:tcW w:w="2327" w:type="dxa"/>
+            <w:tcBorders>
+              <w:top w:val="single" w:sz="6" w:space="0" w:color="888888"/>
+              <w:left w:val="single" w:sz="6" w:space="0" w:color="888888"/>
+              <w:bottom w:val="single" w:sz="6" w:space="0" w:color="888888"/>
+              <w:right w:val="single" w:sz="6" w:space="0" w:color="888888"/>
+            </w:tcBorders>
+            <w:shd w:val="clear" w:color="auto" w:fill="C5E0B4"/>
+          </w:tcPr>
+          <w:p>
+            <w:pPr>
+              <w:jc w:val="center"/>
+              <w:rPr>
+                <w:b/>
+                <w:bCs/>
+                <w:color w:val="000000" w:themeColor="text1"/>
+              </w:rPr>
+            </w:pPr>
+            <w:r>
+              <w:rPr>
+                <w:b/>
+                <w:bCs/>
+                <w:color w:val="000000" w:themeColor="text1"/>
+              </w:rPr>
+              <w:t>Tablas de surf</w:t>
             </w:r>
           </w:p>
         </w:tc>
       </w:tr>
       <w:tr>
-        <w:tblPrEx>
-          <w:tblCellMar>
-            <w:top w:w="0" w:type="dxa"/>
-            <w:bottom w:w="0" w:type="dxa"/>
-          </w:tblCellMar>
-        </w:tblPrEx>
-        <w:tc>
-          <w:tcPr>
-            <w:tcW w:w="600" w:type="dxa"/>
-            <w:tcBorders>
-              <w:top w:val="single" w:color="888888" w:sz="6" w:space="0"/>
-              <w:left w:val="single" w:color="888888" w:sz="6" w:space="0"/>
-              <w:bottom w:val="single" w:color="888888" w:sz="6" w:space="0"/>
-              <w:right w:val="single" w:color="888888" w:sz="6" w:space="0"/>
-            </w:tcBorders>
-            <w:shd w:val="clear" w:color="auto" w:fill="C5E0B4"/>
+        <w:tc>
+          <w:tcPr>
+            <w:tcW w:w="584" w:type="dxa"/>
+            <w:tcBorders>
+              <w:top w:val="single" w:sz="6" w:space="0" w:color="888888"/>
+              <w:left w:val="single" w:sz="6" w:space="0" w:color="888888"/>
+              <w:bottom w:val="single" w:sz="6" w:space="0" w:color="888888"/>
+              <w:right w:val="single" w:sz="6" w:space="0" w:color="888888"/>
+            </w:tcBorders>
+            <w:shd w:val="clear" w:color="auto" w:fill="A5C9EB" w:themeFill="text2" w:themeFillTint="40"/>
             <w:tcMar>
               <w:top w:w="100" w:type="dxa"/>
               <w:left w:w="140" w:type="dxa"/>
@@ -1423,14 +1603,14 @@
         </w:tc>
         <w:tc>
           <w:tcPr>
-            <w:tcW w:w="900" w:type="dxa"/>
-            <w:tcBorders>
-              <w:top w:val="single" w:color="888888" w:sz="6" w:space="0"/>
-              <w:left w:val="single" w:color="888888" w:sz="6" w:space="0"/>
-              <w:bottom w:val="single" w:color="888888" w:sz="6" w:space="0"/>
-              <w:right w:val="single" w:color="888888" w:sz="6" w:space="0"/>
-            </w:tcBorders>
-            <w:shd w:val="clear" w:color="auto" w:fill="C5E0B4"/>
+            <w:tcW w:w="821" w:type="dxa"/>
+            <w:tcBorders>
+              <w:top w:val="single" w:sz="6" w:space="0" w:color="888888"/>
+              <w:left w:val="single" w:sz="6" w:space="0" w:color="888888"/>
+              <w:bottom w:val="single" w:sz="6" w:space="0" w:color="888888"/>
+              <w:right w:val="single" w:sz="6" w:space="0" w:color="888888"/>
+            </w:tcBorders>
+            <w:shd w:val="clear" w:color="auto" w:fill="A5C9EB" w:themeFill="text2" w:themeFillTint="40"/>
             <w:tcMar>
               <w:top w:w="100" w:type="dxa"/>
               <w:left w:w="140" w:type="dxa"/>
@@ -1455,14 +1635,14 @@
         </w:tc>
         <w:tc>
           <w:tcPr>
-            <w:tcW w:w="4200" w:type="dxa"/>
-            <w:tcBorders>
-              <w:top w:val="single" w:color="888888" w:sz="6" w:space="0"/>
-              <w:left w:val="single" w:color="888888" w:sz="6" w:space="0"/>
-              <w:bottom w:val="single" w:color="888888" w:sz="6" w:space="0"/>
-              <w:right w:val="single" w:color="888888" w:sz="6" w:space="0"/>
-            </w:tcBorders>
-            <w:shd w:val="clear" w:color="auto" w:fill="C5E0B4"/>
+            <w:tcW w:w="3260" w:type="dxa"/>
+            <w:tcBorders>
+              <w:top w:val="single" w:sz="6" w:space="0" w:color="888888"/>
+              <w:left w:val="single" w:sz="6" w:space="0" w:color="888888"/>
+              <w:bottom w:val="single" w:sz="6" w:space="0" w:color="888888"/>
+              <w:right w:val="single" w:sz="6" w:space="0" w:color="888888"/>
+            </w:tcBorders>
+            <w:shd w:val="clear" w:color="auto" w:fill="A5C9EB" w:themeFill="text2" w:themeFillTint="40"/>
             <w:tcMar>
               <w:top w:w="100" w:type="dxa"/>
               <w:left w:w="140" w:type="dxa"/>
@@ -1482,87 +1662,103 @@
         </w:tc>
         <w:tc>
           <w:tcPr>
-            <w:tcW w:w="5060" w:type="dxa"/>
-            <w:tcBorders>
-              <w:top w:val="single" w:color="888888" w:sz="6" w:space="0"/>
-              <w:left w:val="single" w:color="888888" w:sz="6" w:space="0"/>
-              <w:bottom w:val="single" w:color="888888" w:sz="6" w:space="0"/>
-              <w:right w:val="single" w:color="888888" w:sz="6" w:space="0"/>
-            </w:tcBorders>
-            <w:shd w:val="clear" w:color="auto" w:fill="C5E0B4"/>
-            <w:tcMar>
-              <w:top w:w="100" w:type="dxa"/>
-              <w:left w:w="140" w:type="dxa"/>
-              <w:bottom w:w="100" w:type="dxa"/>
-              <w:right w:w="140" w:type="dxa"/>
-            </w:tcMar>
-            <w:vAlign w:val="center"/>
-          </w:tcPr>
-          <w:p>
-            <w:r>
-              <w:rPr>
-                <w:color w:val="000000"/>
-              </w:rPr>
-              <w:t>Lilo · profesor · 4 compañeras</w:t>
-            </w:r>
-          </w:p>
-        </w:tc>
-        <w:tc>
-          <w:tcPr>
-            <w:tcW w:w="2200" w:type="dxa"/>
-            <w:tcBorders>
-              <w:top w:val="single" w:color="888888" w:sz="6" w:space="0"/>
-              <w:left w:val="single" w:color="888888" w:sz="6" w:space="0"/>
-              <w:bottom w:val="single" w:color="888888" w:sz="6" w:space="0"/>
-              <w:right w:val="single" w:color="888888" w:sz="6" w:space="0"/>
-            </w:tcBorders>
-            <w:shd w:val="clear" w:color="auto" w:fill="C5E0B4"/>
-            <w:tcMar>
-              <w:top w:w="100" w:type="dxa"/>
-              <w:left w:w="140" w:type="dxa"/>
-              <w:bottom w:w="100" w:type="dxa"/>
-              <w:right w:w="140" w:type="dxa"/>
-            </w:tcMar>
-            <w:vAlign w:val="center"/>
-          </w:tcPr>
-          <w:p>
-            <w:pPr>
-              <w:jc w:val="center"/>
-            </w:pPr>
-            <w:r>
-              <w:rPr>
-                <w:b w:val="1"/>
-                <w:bCs w:val="1"/>
-                <w:color w:val="000000" w:themeColor="text1" w:themeTint="FF" w:themeShade="FF"/>
-              </w:rPr>
-              <w:t>Ana Margarita Bello</w:t>
-            </w:r>
-            <w:r>
-              <w:rPr>
-                <w:b w:val="1"/>
-                <w:bCs w:val="1"/>
-                <w:color w:val="000000" w:themeColor="text1" w:themeTint="FF" w:themeShade="FF"/>
-              </w:rPr>
-              <w:t xml:space="preserve"> </w:t>
+            <w:tcW w:w="3544" w:type="dxa"/>
+            <w:tcBorders>
+              <w:top w:val="single" w:sz="6" w:space="0" w:color="888888"/>
+              <w:left w:val="single" w:sz="6" w:space="0" w:color="888888"/>
+              <w:bottom w:val="single" w:sz="6" w:space="0" w:color="888888"/>
+              <w:right w:val="single" w:sz="6" w:space="0" w:color="888888"/>
+            </w:tcBorders>
+            <w:shd w:val="clear" w:color="auto" w:fill="A5C9EB" w:themeFill="text2" w:themeFillTint="40"/>
+            <w:tcMar>
+              <w:top w:w="100" w:type="dxa"/>
+              <w:left w:w="140" w:type="dxa"/>
+              <w:bottom w:w="100" w:type="dxa"/>
+              <w:right w:w="140" w:type="dxa"/>
+            </w:tcMar>
+            <w:vAlign w:val="center"/>
+          </w:tcPr>
+          <w:p>
+            <w:r>
+              <w:rPr>
+                <w:color w:val="000000"/>
+              </w:rPr>
+              <w:t xml:space="preserve">Lilo · profesor · 4 compañeras </w:t>
+            </w:r>
+          </w:p>
+        </w:tc>
+        <w:tc>
+          <w:tcPr>
+            <w:tcW w:w="3118" w:type="dxa"/>
+            <w:tcBorders>
+              <w:top w:val="single" w:sz="6" w:space="0" w:color="888888"/>
+              <w:left w:val="single" w:sz="6" w:space="0" w:color="888888"/>
+              <w:bottom w:val="single" w:sz="6" w:space="0" w:color="888888"/>
+              <w:right w:val="single" w:sz="6" w:space="0" w:color="888888"/>
+            </w:tcBorders>
+            <w:shd w:val="clear" w:color="auto" w:fill="A5C9EB" w:themeFill="text2" w:themeFillTint="40"/>
+            <w:tcMar>
+              <w:top w:w="100" w:type="dxa"/>
+              <w:left w:w="140" w:type="dxa"/>
+              <w:bottom w:w="100" w:type="dxa"/>
+              <w:right w:w="140" w:type="dxa"/>
+            </w:tcMar>
+            <w:vAlign w:val="center"/>
+          </w:tcPr>
+          <w:p>
+            <w:pPr>
+              <w:jc w:val="center"/>
+            </w:pPr>
+            <w:r>
+              <w:rPr>
+                <w:b/>
+                <w:bCs/>
+                <w:color w:val="000000" w:themeColor="text1"/>
+              </w:rPr>
+              <w:t xml:space="preserve">Ana Margarita Bello </w:t>
+            </w:r>
+          </w:p>
+        </w:tc>
+        <w:tc>
+          <w:tcPr>
+            <w:tcW w:w="2327" w:type="dxa"/>
+            <w:tcBorders>
+              <w:top w:val="single" w:sz="6" w:space="0" w:color="888888"/>
+              <w:left w:val="single" w:sz="6" w:space="0" w:color="888888"/>
+              <w:bottom w:val="single" w:sz="6" w:space="0" w:color="888888"/>
+              <w:right w:val="single" w:sz="6" w:space="0" w:color="888888"/>
+            </w:tcBorders>
+            <w:shd w:val="clear" w:color="auto" w:fill="A5C9EB" w:themeFill="text2" w:themeFillTint="40"/>
+          </w:tcPr>
+          <w:p>
+            <w:pPr>
+              <w:jc w:val="center"/>
+              <w:rPr>
+                <w:b/>
+                <w:bCs/>
+                <w:color w:val="000000" w:themeColor="text1"/>
+              </w:rPr>
+            </w:pPr>
+            <w:r>
+              <w:rPr>
+                <w:b/>
+                <w:bCs/>
+                <w:color w:val="000000" w:themeColor="text1"/>
+              </w:rPr>
+              <w:t>Tablas de surf</w:t>
             </w:r>
           </w:p>
         </w:tc>
       </w:tr>
       <w:tr>
-        <w:tblPrEx>
-          <w:tblCellMar>
-            <w:top w:w="0" w:type="dxa"/>
-            <w:bottom w:w="0" w:type="dxa"/>
-          </w:tblCellMar>
-        </w:tblPrEx>
-        <w:tc>
-          <w:tcPr>
-            <w:tcW w:w="600" w:type="dxa"/>
-            <w:tcBorders>
-              <w:top w:val="single" w:color="888888" w:sz="6" w:space="0"/>
-              <w:left w:val="single" w:color="888888" w:sz="6" w:space="0"/>
-              <w:bottom w:val="single" w:color="888888" w:sz="6" w:space="0"/>
-              <w:right w:val="single" w:color="888888" w:sz="6" w:space="0"/>
+        <w:tc>
+          <w:tcPr>
+            <w:tcW w:w="584" w:type="dxa"/>
+            <w:tcBorders>
+              <w:top w:val="single" w:sz="6" w:space="0" w:color="888888"/>
+              <w:left w:val="single" w:sz="6" w:space="0" w:color="888888"/>
+              <w:bottom w:val="single" w:sz="6" w:space="0" w:color="888888"/>
+              <w:right w:val="single" w:sz="6" w:space="0" w:color="888888"/>
             </w:tcBorders>
             <w:shd w:val="clear" w:color="auto" w:fill="FFE699"/>
             <w:tcMar>
@@ -1589,12 +1785,12 @@
         </w:tc>
         <w:tc>
           <w:tcPr>
-            <w:tcW w:w="900" w:type="dxa"/>
-            <w:tcBorders>
-              <w:top w:val="single" w:color="888888" w:sz="6" w:space="0"/>
-              <w:left w:val="single" w:color="888888" w:sz="6" w:space="0"/>
-              <w:bottom w:val="single" w:color="888888" w:sz="6" w:space="0"/>
-              <w:right w:val="single" w:color="888888" w:sz="6" w:space="0"/>
+            <w:tcW w:w="821" w:type="dxa"/>
+            <w:tcBorders>
+              <w:top w:val="single" w:sz="6" w:space="0" w:color="888888"/>
+              <w:left w:val="single" w:sz="6" w:space="0" w:color="888888"/>
+              <w:bottom w:val="single" w:sz="6" w:space="0" w:color="888888"/>
+              <w:right w:val="single" w:sz="6" w:space="0" w:color="888888"/>
             </w:tcBorders>
             <w:shd w:val="clear" w:color="auto" w:fill="FFE699"/>
             <w:tcMar>
@@ -1621,12 +1817,12 @@
         </w:tc>
         <w:tc>
           <w:tcPr>
-            <w:tcW w:w="4200" w:type="dxa"/>
-            <w:tcBorders>
-              <w:top w:val="single" w:color="888888" w:sz="6" w:space="0"/>
-              <w:left w:val="single" w:color="888888" w:sz="6" w:space="0"/>
-              <w:bottom w:val="single" w:color="888888" w:sz="6" w:space="0"/>
-              <w:right w:val="single" w:color="888888" w:sz="6" w:space="0"/>
+            <w:tcW w:w="3260" w:type="dxa"/>
+            <w:tcBorders>
+              <w:top w:val="single" w:sz="6" w:space="0" w:color="888888"/>
+              <w:left w:val="single" w:sz="6" w:space="0" w:color="888888"/>
+              <w:bottom w:val="single" w:sz="6" w:space="0" w:color="888888"/>
+              <w:right w:val="single" w:sz="6" w:space="0" w:color="888888"/>
             </w:tcBorders>
             <w:shd w:val="clear" w:color="auto" w:fill="FFE699"/>
             <w:tcMar>
@@ -1654,12 +1850,12 @@
         </w:tc>
         <w:tc>
           <w:tcPr>
-            <w:tcW w:w="5060" w:type="dxa"/>
-            <w:tcBorders>
-              <w:top w:val="single" w:color="888888" w:sz="6" w:space="0"/>
-              <w:left w:val="single" w:color="888888" w:sz="6" w:space="0"/>
-              <w:bottom w:val="single" w:color="888888" w:sz="6" w:space="0"/>
-              <w:right w:val="single" w:color="888888" w:sz="6" w:space="0"/>
+            <w:tcW w:w="3544" w:type="dxa"/>
+            <w:tcBorders>
+              <w:top w:val="single" w:sz="6" w:space="0" w:color="888888"/>
+              <w:left w:val="single" w:sz="6" w:space="0" w:color="888888"/>
+              <w:bottom w:val="single" w:sz="6" w:space="0" w:color="888888"/>
+              <w:right w:val="single" w:sz="6" w:space="0" w:color="888888"/>
             </w:tcBorders>
             <w:shd w:val="clear" w:color="auto" w:fill="FFE699"/>
             <w:tcMar>
@@ -1675,18 +1871,18 @@
               <w:rPr>
                 <w:color w:val="000000"/>
               </w:rPr>
-              <w:t>Grado 2°A y 2°B · entrega de siluetas de ukelele</w:t>
-            </w:r>
-          </w:p>
-        </w:tc>
-        <w:tc>
-          <w:tcPr>
-            <w:tcW w:w="2200" w:type="dxa"/>
-            <w:tcBorders>
-              <w:top w:val="single" w:color="888888" w:sz="6" w:space="0"/>
-              <w:left w:val="single" w:color="888888" w:sz="6" w:space="0"/>
-              <w:bottom w:val="single" w:color="888888" w:sz="6" w:space="0"/>
-              <w:right w:val="single" w:color="888888" w:sz="6" w:space="0"/>
+              <w:t xml:space="preserve">Grado 2°A y 2°B · </w:t>
+            </w:r>
+          </w:p>
+        </w:tc>
+        <w:tc>
+          <w:tcPr>
+            <w:tcW w:w="3118" w:type="dxa"/>
+            <w:tcBorders>
+              <w:top w:val="single" w:sz="6" w:space="0" w:color="888888"/>
+              <w:left w:val="single" w:sz="6" w:space="0" w:color="888888"/>
+              <w:bottom w:val="single" w:sz="6" w:space="0" w:color="888888"/>
+              <w:right w:val="single" w:sz="6" w:space="0" w:color="888888"/>
             </w:tcBorders>
             <w:shd w:val="clear" w:color="auto" w:fill="FFE699"/>
             <w:tcMar>
@@ -1708,27 +1904,51 @@
                 <w:color w:val="000000"/>
               </w:rPr>
               <w:t>Oscar Villarreal, Joan Cabrera y Orlando Gómez</w:t>
+            </w:r>
+          </w:p>
+        </w:tc>
+        <w:tc>
+          <w:tcPr>
+            <w:tcW w:w="2327" w:type="dxa"/>
+            <w:tcBorders>
+              <w:top w:val="single" w:sz="6" w:space="0" w:color="888888"/>
+              <w:left w:val="single" w:sz="6" w:space="0" w:color="888888"/>
+              <w:bottom w:val="single" w:sz="6" w:space="0" w:color="888888"/>
+              <w:right w:val="single" w:sz="6" w:space="0" w:color="888888"/>
+            </w:tcBorders>
+            <w:shd w:val="clear" w:color="auto" w:fill="FFE699"/>
+          </w:tcPr>
+          <w:p>
+            <w:pPr>
+              <w:jc w:val="center"/>
+              <w:rPr>
+                <w:b/>
+                <w:bCs/>
+                <w:color w:val="000000"/>
+              </w:rPr>
+            </w:pPr>
+            <w:r>
+              <w:rPr>
+                <w:b/>
+                <w:bCs/>
+                <w:color w:val="000000"/>
+              </w:rPr>
+              <w:t>Bajan Ukeleles</w:t>
             </w:r>
           </w:p>
         </w:tc>
       </w:tr>
       <w:tr>
-        <w:tblPrEx>
-          <w:tblCellMar>
-            <w:top w:w="0" w:type="dxa"/>
-            <w:bottom w:w="0" w:type="dxa"/>
-          </w:tblCellMar>
-        </w:tblPrEx>
-        <w:tc>
-          <w:tcPr>
-            <w:tcW w:w="600" w:type="dxa"/>
-            <w:tcBorders>
-              <w:top w:val="single" w:color="888888" w:sz="6" w:space="0"/>
-              <w:left w:val="single" w:color="888888" w:sz="6" w:space="0"/>
-              <w:bottom w:val="single" w:color="888888" w:sz="6" w:space="0"/>
-              <w:right w:val="single" w:color="888888" w:sz="6" w:space="0"/>
-            </w:tcBorders>
-            <w:shd w:val="clear" w:color="auto" w:fill="C5E0B4"/>
+        <w:tc>
+          <w:tcPr>
+            <w:tcW w:w="584" w:type="dxa"/>
+            <w:tcBorders>
+              <w:top w:val="single" w:sz="6" w:space="0" w:color="888888"/>
+              <w:left w:val="single" w:sz="6" w:space="0" w:color="888888"/>
+              <w:bottom w:val="single" w:sz="6" w:space="0" w:color="888888"/>
+              <w:right w:val="single" w:sz="6" w:space="0" w:color="888888"/>
+            </w:tcBorders>
+            <w:shd w:val="clear" w:color="auto" w:fill="A5C9EB" w:themeFill="text2" w:themeFillTint="40"/>
             <w:tcMar>
               <w:top w:w="100" w:type="dxa"/>
               <w:left w:w="140" w:type="dxa"/>
@@ -1753,14 +1973,14 @@
         </w:tc>
         <w:tc>
           <w:tcPr>
-            <w:tcW w:w="900" w:type="dxa"/>
-            <w:tcBorders>
-              <w:top w:val="single" w:color="888888" w:sz="6" w:space="0"/>
-              <w:left w:val="single" w:color="888888" w:sz="6" w:space="0"/>
-              <w:bottom w:val="single" w:color="888888" w:sz="6" w:space="0"/>
-              <w:right w:val="single" w:color="888888" w:sz="6" w:space="0"/>
-            </w:tcBorders>
-            <w:shd w:val="clear" w:color="auto" w:fill="C5E0B4"/>
+            <w:tcW w:w="821" w:type="dxa"/>
+            <w:tcBorders>
+              <w:top w:val="single" w:sz="6" w:space="0" w:color="888888"/>
+              <w:left w:val="single" w:sz="6" w:space="0" w:color="888888"/>
+              <w:bottom w:val="single" w:sz="6" w:space="0" w:color="888888"/>
+              <w:right w:val="single" w:sz="6" w:space="0" w:color="888888"/>
+            </w:tcBorders>
+            <w:shd w:val="clear" w:color="auto" w:fill="A5C9EB" w:themeFill="text2" w:themeFillTint="40"/>
             <w:tcMar>
               <w:top w:w="100" w:type="dxa"/>
               <w:left w:w="140" w:type="dxa"/>
@@ -1785,14 +2005,14 @@
         </w:tc>
         <w:tc>
           <w:tcPr>
-            <w:tcW w:w="4200" w:type="dxa"/>
-            <w:tcBorders>
-              <w:top w:val="single" w:color="888888" w:sz="6" w:space="0"/>
-              <w:left w:val="single" w:color="888888" w:sz="6" w:space="0"/>
-              <w:bottom w:val="single" w:color="888888" w:sz="6" w:space="0"/>
-              <w:right w:val="single" w:color="888888" w:sz="6" w:space="0"/>
-            </w:tcBorders>
-            <w:shd w:val="clear" w:color="auto" w:fill="C5E0B4"/>
+            <w:tcW w:w="3260" w:type="dxa"/>
+            <w:tcBorders>
+              <w:top w:val="single" w:sz="6" w:space="0" w:color="888888"/>
+              <w:left w:val="single" w:sz="6" w:space="0" w:color="888888"/>
+              <w:bottom w:val="single" w:sz="6" w:space="0" w:color="888888"/>
+              <w:right w:val="single" w:sz="6" w:space="0" w:color="888888"/>
+            </w:tcBorders>
+            <w:shd w:val="clear" w:color="auto" w:fill="A5C9EB" w:themeFill="text2" w:themeFillTint="40"/>
             <w:tcMar>
               <w:top w:w="100" w:type="dxa"/>
               <w:left w:w="140" w:type="dxa"/>
@@ -1812,99 +2032,138 @@
         </w:tc>
         <w:tc>
           <w:tcPr>
-            <w:tcW w:w="5060" w:type="dxa"/>
-            <w:tcBorders>
-              <w:top w:val="single" w:color="888888" w:sz="6" w:space="0"/>
-              <w:left w:val="single" w:color="888888" w:sz="6" w:space="0"/>
-              <w:bottom w:val="single" w:color="888888" w:sz="6" w:space="0"/>
-              <w:right w:val="single" w:color="888888" w:sz="6" w:space="0"/>
-            </w:tcBorders>
-            <w:shd w:val="clear" w:color="auto" w:fill="C5E0B4"/>
-            <w:tcMar>
-              <w:top w:w="100" w:type="dxa"/>
-              <w:left w:w="140" w:type="dxa"/>
-              <w:bottom w:w="100" w:type="dxa"/>
-              <w:right w:w="140" w:type="dxa"/>
-            </w:tcMar>
-            <w:vAlign w:val="center"/>
-          </w:tcPr>
-          <w:p>
-            <w:r>
-              <w:rPr>
-                <w:color w:val="000000" w:themeColor="text1" w:themeTint="FF" w:themeShade="FF"/>
-              </w:rPr>
-              <w:t>Lilo · Nani · trabajador socia</w:t>
-            </w:r>
-            <w:r>
-              <w:rPr>
-                <w:color w:val="000000" w:themeColor="text1" w:themeTint="FF" w:themeShade="FF"/>
-              </w:rPr>
-              <w:t xml:space="preserve">l Señor Bubbles </w:t>
-            </w:r>
-            <w:r>
-              <w:rPr>
-                <w:color w:val="000000" w:themeColor="text1" w:themeTint="FF" w:themeShade="FF"/>
-              </w:rPr>
-              <w:t>y Stitch.</w:t>
-            </w:r>
-          </w:p>
-        </w:tc>
-        <w:tc>
-          <w:tcPr>
-            <w:tcW w:w="2200" w:type="dxa"/>
-            <w:tcBorders>
-              <w:top w:val="single" w:color="888888" w:sz="6" w:space="0"/>
-              <w:left w:val="single" w:color="888888" w:sz="6" w:space="0"/>
-              <w:bottom w:val="single" w:color="888888" w:sz="6" w:space="0"/>
-              <w:right w:val="single" w:color="888888" w:sz="6" w:space="0"/>
-            </w:tcBorders>
-            <w:shd w:val="clear" w:color="auto" w:fill="C5E0B4"/>
-            <w:tcMar>
-              <w:top w:w="100" w:type="dxa"/>
-              <w:left w:w="140" w:type="dxa"/>
-              <w:bottom w:w="100" w:type="dxa"/>
-              <w:right w:w="140" w:type="dxa"/>
-            </w:tcMar>
-            <w:vAlign w:val="center"/>
-          </w:tcPr>
-          <w:p>
-            <w:pPr>
-              <w:jc w:val="center"/>
-            </w:pPr>
-            <w:r>
-              <w:rPr>
-                <w:b w:val="1"/>
-                <w:bCs w:val="1"/>
-                <w:color w:val="000000" w:themeColor="text1" w:themeTint="FF" w:themeShade="FF"/>
-              </w:rPr>
-              <w:t>Ana Margarita Bello</w:t>
-            </w:r>
-            <w:r>
-              <w:rPr>
-                <w:b w:val="1"/>
-                <w:bCs w:val="1"/>
-                <w:color w:val="000000" w:themeColor="text1" w:themeTint="FF" w:themeShade="FF"/>
+            <w:tcW w:w="3544" w:type="dxa"/>
+            <w:tcBorders>
+              <w:top w:val="single" w:sz="6" w:space="0" w:color="888888"/>
+              <w:left w:val="single" w:sz="6" w:space="0" w:color="888888"/>
+              <w:bottom w:val="single" w:sz="6" w:space="0" w:color="888888"/>
+              <w:right w:val="single" w:sz="6" w:space="0" w:color="888888"/>
+            </w:tcBorders>
+            <w:shd w:val="clear" w:color="auto" w:fill="A5C9EB" w:themeFill="text2" w:themeFillTint="40"/>
+            <w:tcMar>
+              <w:top w:w="100" w:type="dxa"/>
+              <w:left w:w="140" w:type="dxa"/>
+              <w:bottom w:w="100" w:type="dxa"/>
+              <w:right w:w="140" w:type="dxa"/>
+            </w:tcMar>
+            <w:vAlign w:val="center"/>
+          </w:tcPr>
+          <w:p>
+            <w:r>
+              <w:rPr>
+                <w:color w:val="000000" w:themeColor="text1"/>
+              </w:rPr>
+              <w:t xml:space="preserve">Lilo · Nani · trabajador social Señor </w:t>
+            </w:r>
+            <w:proofErr w:type="spellStart"/>
+            <w:r>
+              <w:rPr>
+                <w:color w:val="000000" w:themeColor="text1"/>
+              </w:rPr>
+              <w:t>Bubbles</w:t>
+            </w:r>
+            <w:proofErr w:type="spellEnd"/>
+            <w:r>
+              <w:rPr>
+                <w:color w:val="000000" w:themeColor="text1"/>
               </w:rPr>
               <w:t xml:space="preserve"> </w:t>
+            </w:r>
+          </w:p>
+        </w:tc>
+        <w:tc>
+          <w:tcPr>
+            <w:tcW w:w="3118" w:type="dxa"/>
+            <w:tcBorders>
+              <w:top w:val="single" w:sz="6" w:space="0" w:color="888888"/>
+              <w:left w:val="single" w:sz="6" w:space="0" w:color="888888"/>
+              <w:bottom w:val="single" w:sz="6" w:space="0" w:color="888888"/>
+              <w:right w:val="single" w:sz="6" w:space="0" w:color="888888"/>
+            </w:tcBorders>
+            <w:shd w:val="clear" w:color="auto" w:fill="A5C9EB" w:themeFill="text2" w:themeFillTint="40"/>
+            <w:tcMar>
+              <w:top w:w="100" w:type="dxa"/>
+              <w:left w:w="140" w:type="dxa"/>
+              <w:bottom w:w="100" w:type="dxa"/>
+              <w:right w:w="140" w:type="dxa"/>
+            </w:tcMar>
+            <w:vAlign w:val="center"/>
+          </w:tcPr>
+          <w:p>
+            <w:pPr>
+              <w:jc w:val="center"/>
+            </w:pPr>
+            <w:r>
+              <w:rPr>
+                <w:b/>
+                <w:bCs/>
+                <w:color w:val="000000" w:themeColor="text1"/>
+              </w:rPr>
+              <w:t xml:space="preserve">Ana Margarita Bello </w:t>
+            </w:r>
+          </w:p>
+        </w:tc>
+        <w:tc>
+          <w:tcPr>
+            <w:tcW w:w="2327" w:type="dxa"/>
+            <w:tcBorders>
+              <w:top w:val="single" w:sz="6" w:space="0" w:color="888888"/>
+              <w:left w:val="single" w:sz="6" w:space="0" w:color="888888"/>
+              <w:bottom w:val="single" w:sz="6" w:space="0" w:color="888888"/>
+              <w:right w:val="single" w:sz="6" w:space="0" w:color="888888"/>
+            </w:tcBorders>
+            <w:shd w:val="clear" w:color="auto" w:fill="A5C9EB" w:themeFill="text2" w:themeFillTint="40"/>
+          </w:tcPr>
+          <w:p>
+            <w:pPr>
+              <w:jc w:val="center"/>
+              <w:rPr>
+                <w:b/>
+                <w:bCs/>
+                <w:color w:val="000000" w:themeColor="text1"/>
+              </w:rPr>
+            </w:pPr>
+            <w:r>
+              <w:rPr>
+                <w:b/>
+                <w:bCs/>
+                <w:color w:val="000000" w:themeColor="text1"/>
+                <w:highlight w:val="yellow"/>
+              </w:rPr>
+              <w:t xml:space="preserve">Entra Sr. </w:t>
+            </w:r>
+            <w:proofErr w:type="spellStart"/>
+            <w:r>
+              <w:rPr>
+                <w:b/>
+                <w:bCs/>
+                <w:color w:val="000000" w:themeColor="text1"/>
+                <w:highlight w:val="yellow"/>
+              </w:rPr>
+              <w:t>Bubbles</w:t>
+            </w:r>
+            <w:proofErr w:type="spellEnd"/>
+            <w:r>
+              <w:rPr>
+                <w:b/>
+                <w:bCs/>
+                <w:color w:val="000000" w:themeColor="text1"/>
+                <w:highlight w:val="yellow"/>
+              </w:rPr>
+              <w:t xml:space="preserve"> en el carro</w:t>
             </w:r>
           </w:p>
         </w:tc>
       </w:tr>
       <w:tr>
-        <w:tblPrEx>
-          <w:tblCellMar>
-            <w:top w:w="0" w:type="dxa"/>
-            <w:bottom w:w="0" w:type="dxa"/>
-          </w:tblCellMar>
-        </w:tblPrEx>
-        <w:tc>
-          <w:tcPr>
-            <w:tcW w:w="600" w:type="dxa"/>
-            <w:tcBorders>
-              <w:top w:val="single" w:color="888888" w:sz="6" w:space="0"/>
-              <w:left w:val="single" w:color="888888" w:sz="6" w:space="0"/>
-              <w:bottom w:val="single" w:color="888888" w:sz="6" w:space="0"/>
-              <w:right w:val="single" w:color="888888" w:sz="6" w:space="0"/>
+        <w:tc>
+          <w:tcPr>
+            <w:tcW w:w="584" w:type="dxa"/>
+            <w:tcBorders>
+              <w:top w:val="single" w:sz="6" w:space="0" w:color="888888"/>
+              <w:left w:val="single" w:sz="6" w:space="0" w:color="888888"/>
+              <w:bottom w:val="single" w:sz="6" w:space="0" w:color="888888"/>
+              <w:right w:val="single" w:sz="6" w:space="0" w:color="888888"/>
             </w:tcBorders>
             <w:shd w:val="clear" w:color="auto" w:fill="CCC0DA"/>
             <w:tcMar>
@@ -1931,12 +2190,12 @@
         </w:tc>
         <w:tc>
           <w:tcPr>
-            <w:tcW w:w="900" w:type="dxa"/>
-            <w:tcBorders>
-              <w:top w:val="single" w:color="888888" w:sz="6" w:space="0"/>
-              <w:left w:val="single" w:color="888888" w:sz="6" w:space="0"/>
-              <w:bottom w:val="single" w:color="888888" w:sz="6" w:space="0"/>
-              <w:right w:val="single" w:color="888888" w:sz="6" w:space="0"/>
+            <w:tcW w:w="821" w:type="dxa"/>
+            <w:tcBorders>
+              <w:top w:val="single" w:sz="6" w:space="0" w:color="888888"/>
+              <w:left w:val="single" w:sz="6" w:space="0" w:color="888888"/>
+              <w:bottom w:val="single" w:sz="6" w:space="0" w:color="888888"/>
+              <w:right w:val="single" w:sz="6" w:space="0" w:color="888888"/>
             </w:tcBorders>
             <w:shd w:val="clear" w:color="auto" w:fill="CCC0DA"/>
             <w:tcMar>
@@ -1963,12 +2222,12 @@
         </w:tc>
         <w:tc>
           <w:tcPr>
-            <w:tcW w:w="4200" w:type="dxa"/>
-            <w:tcBorders>
-              <w:top w:val="single" w:color="888888" w:sz="6" w:space="0"/>
-              <w:left w:val="single" w:color="888888" w:sz="6" w:space="0"/>
-              <w:bottom w:val="single" w:color="888888" w:sz="6" w:space="0"/>
-              <w:right w:val="single" w:color="888888" w:sz="6" w:space="0"/>
+            <w:tcW w:w="3260" w:type="dxa"/>
+            <w:tcBorders>
+              <w:top w:val="single" w:sz="6" w:space="0" w:color="888888"/>
+              <w:left w:val="single" w:sz="6" w:space="0" w:color="888888"/>
+              <w:bottom w:val="single" w:sz="6" w:space="0" w:color="888888"/>
+              <w:right w:val="single" w:sz="6" w:space="0" w:color="888888"/>
             </w:tcBorders>
             <w:shd w:val="clear" w:color="auto" w:fill="CCC0DA"/>
             <w:tcMar>
@@ -1998,12 +2257,12 @@
         </w:tc>
         <w:tc>
           <w:tcPr>
-            <w:tcW w:w="5060" w:type="dxa"/>
-            <w:tcBorders>
-              <w:top w:val="single" w:color="888888" w:sz="6" w:space="0"/>
-              <w:left w:val="single" w:color="888888" w:sz="6" w:space="0"/>
-              <w:bottom w:val="single" w:color="888888" w:sz="6" w:space="0"/>
-              <w:right w:val="single" w:color="888888" w:sz="6" w:space="0"/>
+            <w:tcW w:w="3544" w:type="dxa"/>
+            <w:tcBorders>
+              <w:top w:val="single" w:sz="6" w:space="0" w:color="888888"/>
+              <w:left w:val="single" w:sz="6" w:space="0" w:color="888888"/>
+              <w:bottom w:val="single" w:sz="6" w:space="0" w:color="888888"/>
+              <w:right w:val="single" w:sz="6" w:space="0" w:color="888888"/>
             </w:tcBorders>
             <w:shd w:val="clear" w:color="auto" w:fill="CCC0DA"/>
             <w:tcMar>
@@ -2019,18 +2278,18 @@
               <w:rPr>
                 <w:color w:val="000000"/>
               </w:rPr>
-              <w:t>Conductores · Experimento 626 capturado con una red</w:t>
-            </w:r>
-          </w:p>
-        </w:tc>
-        <w:tc>
-          <w:tcPr>
-            <w:tcW w:w="2200" w:type="dxa"/>
-            <w:tcBorders>
-              <w:top w:val="single" w:color="888888" w:sz="6" w:space="0"/>
-              <w:left w:val="single" w:color="888888" w:sz="6" w:space="0"/>
-              <w:bottom w:val="single" w:color="888888" w:sz="6" w:space="0"/>
-              <w:right w:val="single" w:color="888888" w:sz="6" w:space="0"/>
+              <w:t xml:space="preserve">Conductores · Experimento 626 capturado con una red. </w:t>
+            </w:r>
+          </w:p>
+        </w:tc>
+        <w:tc>
+          <w:tcPr>
+            <w:tcW w:w="3118" w:type="dxa"/>
+            <w:tcBorders>
+              <w:top w:val="single" w:sz="6" w:space="0" w:color="888888"/>
+              <w:left w:val="single" w:sz="6" w:space="0" w:color="888888"/>
+              <w:bottom w:val="single" w:sz="6" w:space="0" w:color="888888"/>
+              <w:right w:val="single" w:sz="6" w:space="0" w:color="888888"/>
             </w:tcBorders>
             <w:shd w:val="clear" w:color="auto" w:fill="CCC0DA"/>
             <w:tcMar>
@@ -2052,27 +2311,51 @@
                 <w:color w:val="000000"/>
               </w:rPr>
               <w:t>Juanita Guerra</w:t>
+            </w:r>
+          </w:p>
+        </w:tc>
+        <w:tc>
+          <w:tcPr>
+            <w:tcW w:w="2327" w:type="dxa"/>
+            <w:tcBorders>
+              <w:top w:val="single" w:sz="6" w:space="0" w:color="888888"/>
+              <w:left w:val="single" w:sz="6" w:space="0" w:color="888888"/>
+              <w:bottom w:val="single" w:sz="6" w:space="0" w:color="888888"/>
+              <w:right w:val="single" w:sz="6" w:space="0" w:color="888888"/>
+            </w:tcBorders>
+            <w:shd w:val="clear" w:color="auto" w:fill="CCC0DA"/>
+          </w:tcPr>
+          <w:p>
+            <w:pPr>
+              <w:jc w:val="center"/>
+              <w:rPr>
+                <w:b/>
+                <w:bCs/>
+                <w:color w:val="000000"/>
+              </w:rPr>
+            </w:pPr>
+            <w:r>
+              <w:rPr>
+                <w:b/>
+                <w:bCs/>
+                <w:color w:val="000000"/>
+              </w:rPr>
+              <w:t>Nada en escena</w:t>
             </w:r>
           </w:p>
         </w:tc>
       </w:tr>
       <w:tr>
-        <w:tblPrEx>
-          <w:tblCellMar>
-            <w:top w:w="0" w:type="dxa"/>
-            <w:bottom w:w="0" w:type="dxa"/>
-          </w:tblCellMar>
-        </w:tblPrEx>
-        <w:tc>
-          <w:tcPr>
-            <w:tcW w:w="600" w:type="dxa"/>
-            <w:tcBorders>
-              <w:top w:val="single" w:color="888888" w:sz="6" w:space="0"/>
-              <w:left w:val="single" w:color="888888" w:sz="6" w:space="0"/>
-              <w:bottom w:val="single" w:color="888888" w:sz="6" w:space="0"/>
-              <w:right w:val="single" w:color="888888" w:sz="6" w:space="0"/>
-            </w:tcBorders>
-            <w:shd w:val="clear" w:color="auto" w:fill="C5E0B4"/>
+        <w:tc>
+          <w:tcPr>
+            <w:tcW w:w="584" w:type="dxa"/>
+            <w:tcBorders>
+              <w:top w:val="single" w:sz="6" w:space="0" w:color="888888"/>
+              <w:left w:val="single" w:sz="6" w:space="0" w:color="888888"/>
+              <w:bottom w:val="single" w:sz="6" w:space="0" w:color="888888"/>
+              <w:right w:val="single" w:sz="6" w:space="0" w:color="888888"/>
+            </w:tcBorders>
+            <w:shd w:val="clear" w:color="auto" w:fill="A5C9EB" w:themeFill="text2" w:themeFillTint="40"/>
             <w:tcMar>
               <w:top w:w="100" w:type="dxa"/>
               <w:left w:w="140" w:type="dxa"/>
@@ -2097,14 +2380,14 @@
         </w:tc>
         <w:tc>
           <w:tcPr>
-            <w:tcW w:w="900" w:type="dxa"/>
-            <w:tcBorders>
-              <w:top w:val="single" w:color="888888" w:sz="6" w:space="0"/>
-              <w:left w:val="single" w:color="888888" w:sz="6" w:space="0"/>
-              <w:bottom w:val="single" w:color="888888" w:sz="6" w:space="0"/>
-              <w:right w:val="single" w:color="888888" w:sz="6" w:space="0"/>
-            </w:tcBorders>
-            <w:shd w:val="clear" w:color="auto" w:fill="C5E0B4"/>
+            <w:tcW w:w="821" w:type="dxa"/>
+            <w:tcBorders>
+              <w:top w:val="single" w:sz="6" w:space="0" w:color="888888"/>
+              <w:left w:val="single" w:sz="6" w:space="0" w:color="888888"/>
+              <w:bottom w:val="single" w:sz="6" w:space="0" w:color="888888"/>
+              <w:right w:val="single" w:sz="6" w:space="0" w:color="888888"/>
+            </w:tcBorders>
+            <w:shd w:val="clear" w:color="auto" w:fill="A5C9EB" w:themeFill="text2" w:themeFillTint="40"/>
             <w:tcMar>
               <w:top w:w="100" w:type="dxa"/>
               <w:left w:w="140" w:type="dxa"/>
@@ -2129,14 +2412,14 @@
         </w:tc>
         <w:tc>
           <w:tcPr>
-            <w:tcW w:w="4200" w:type="dxa"/>
-            <w:tcBorders>
-              <w:top w:val="single" w:color="888888" w:sz="6" w:space="0"/>
-              <w:left w:val="single" w:color="888888" w:sz="6" w:space="0"/>
-              <w:bottom w:val="single" w:color="888888" w:sz="6" w:space="0"/>
-              <w:right w:val="single" w:color="888888" w:sz="6" w:space="0"/>
-            </w:tcBorders>
-            <w:shd w:val="clear" w:color="auto" w:fill="C5E0B4"/>
+            <w:tcW w:w="3260" w:type="dxa"/>
+            <w:tcBorders>
+              <w:top w:val="single" w:sz="6" w:space="0" w:color="888888"/>
+              <w:left w:val="single" w:sz="6" w:space="0" w:color="888888"/>
+              <w:bottom w:val="single" w:sz="6" w:space="0" w:color="888888"/>
+              <w:right w:val="single" w:sz="6" w:space="0" w:color="888888"/>
+            </w:tcBorders>
+            <w:shd w:val="clear" w:color="auto" w:fill="A5C9EB" w:themeFill="text2" w:themeFillTint="40"/>
             <w:tcMar>
               <w:top w:w="100" w:type="dxa"/>
               <w:left w:w="140" w:type="dxa"/>
@@ -2156,96 +2439,122 @@
         </w:tc>
         <w:tc>
           <w:tcPr>
-            <w:tcW w:w="5060" w:type="dxa"/>
-            <w:tcBorders>
-              <w:top w:val="single" w:color="888888" w:sz="6" w:space="0"/>
-              <w:left w:val="single" w:color="888888" w:sz="6" w:space="0"/>
-              <w:bottom w:val="single" w:color="888888" w:sz="6" w:space="0"/>
-              <w:right w:val="single" w:color="888888" w:sz="6" w:space="0"/>
-            </w:tcBorders>
-            <w:shd w:val="clear" w:color="auto" w:fill="C5E0B4"/>
-            <w:tcMar>
-              <w:top w:w="100" w:type="dxa"/>
-              <w:left w:w="140" w:type="dxa"/>
-              <w:bottom w:w="100" w:type="dxa"/>
-              <w:right w:w="140" w:type="dxa"/>
-            </w:tcMar>
-            <w:vAlign w:val="center"/>
-          </w:tcPr>
-          <w:p>
-            <w:r>
-              <w:rPr>
-                <w:color w:val="000000" w:themeColor="text1" w:themeTint="FF" w:themeShade="FF"/>
-              </w:rPr>
-              <w:t xml:space="preserve">Vendedora · Lilo · Nani · </w:t>
-            </w:r>
-            <w:r>
-              <w:rPr>
-                <w:color w:val="000000" w:themeColor="text1" w:themeTint="FF" w:themeShade="FF"/>
-              </w:rPr>
-              <w:t xml:space="preserve">Mertle - Amigas y </w:t>
-            </w:r>
-            <w:r>
-              <w:rPr>
-                <w:color w:val="000000" w:themeColor="text1" w:themeTint="FF" w:themeShade="FF"/>
+            <w:tcW w:w="3544" w:type="dxa"/>
+            <w:tcBorders>
+              <w:top w:val="single" w:sz="6" w:space="0" w:color="888888"/>
+              <w:left w:val="single" w:sz="6" w:space="0" w:color="888888"/>
+              <w:bottom w:val="single" w:sz="6" w:space="0" w:color="888888"/>
+              <w:right w:val="single" w:sz="6" w:space="0" w:color="888888"/>
+            </w:tcBorders>
+            <w:shd w:val="clear" w:color="auto" w:fill="A5C9EB" w:themeFill="text2" w:themeFillTint="40"/>
+            <w:tcMar>
+              <w:top w:w="100" w:type="dxa"/>
+              <w:left w:w="140" w:type="dxa"/>
+              <w:bottom w:w="100" w:type="dxa"/>
+              <w:right w:w="140" w:type="dxa"/>
+            </w:tcMar>
+            <w:vAlign w:val="center"/>
+          </w:tcPr>
+          <w:p>
+            <w:r>
+              <w:rPr>
+                <w:color w:val="000000" w:themeColor="text1"/>
+              </w:rPr>
+              <w:t xml:space="preserve">Vendedora · Lilo · Nani · Mertle - Amigas y </w:t>
+            </w:r>
+            <w:proofErr w:type="spellStart"/>
+            <w:r>
+              <w:rPr>
+                <w:color w:val="000000" w:themeColor="text1"/>
               </w:rPr>
               <w:t>Stitch</w:t>
             </w:r>
-          </w:p>
-        </w:tc>
-        <w:tc>
-          <w:tcPr>
-            <w:tcW w:w="2200" w:type="dxa"/>
-            <w:tcBorders>
-              <w:top w:val="single" w:color="888888" w:sz="6" w:space="0"/>
-              <w:left w:val="single" w:color="888888" w:sz="6" w:space="0"/>
-              <w:bottom w:val="single" w:color="888888" w:sz="6" w:space="0"/>
-              <w:right w:val="single" w:color="888888" w:sz="6" w:space="0"/>
-            </w:tcBorders>
-            <w:shd w:val="clear" w:color="auto" w:fill="C5E0B4"/>
-            <w:tcMar>
-              <w:top w:w="100" w:type="dxa"/>
-              <w:left w:w="140" w:type="dxa"/>
-              <w:bottom w:w="100" w:type="dxa"/>
-              <w:right w:w="140" w:type="dxa"/>
-            </w:tcMar>
-            <w:vAlign w:val="center"/>
-          </w:tcPr>
-          <w:p>
-            <w:pPr>
-              <w:jc w:val="center"/>
-              <w:rPr>
-                <w:b w:val="1"/>
-                <w:bCs w:val="1"/>
-                <w:color w:val="000000" w:themeColor="text1" w:themeTint="FF" w:themeShade="FF"/>
-              </w:rPr>
-            </w:pPr>
-            <w:r>
-              <w:rPr>
-                <w:b w:val="1"/>
-                <w:bCs w:val="1"/>
-                <w:color w:val="000000" w:themeColor="text1" w:themeTint="FF" w:themeShade="FF"/>
+            <w:proofErr w:type="spellEnd"/>
+            <w:r>
+              <w:rPr>
+                <w:color w:val="000000" w:themeColor="text1"/>
+              </w:rPr>
+              <w:t xml:space="preserve"> </w:t>
+            </w:r>
+          </w:p>
+        </w:tc>
+        <w:tc>
+          <w:tcPr>
+            <w:tcW w:w="3118" w:type="dxa"/>
+            <w:tcBorders>
+              <w:top w:val="single" w:sz="6" w:space="0" w:color="888888"/>
+              <w:left w:val="single" w:sz="6" w:space="0" w:color="888888"/>
+              <w:bottom w:val="single" w:sz="6" w:space="0" w:color="888888"/>
+              <w:right w:val="single" w:sz="6" w:space="0" w:color="888888"/>
+            </w:tcBorders>
+            <w:shd w:val="clear" w:color="auto" w:fill="A5C9EB" w:themeFill="text2" w:themeFillTint="40"/>
+            <w:tcMar>
+              <w:top w:w="100" w:type="dxa"/>
+              <w:left w:w="140" w:type="dxa"/>
+              <w:bottom w:w="100" w:type="dxa"/>
+              <w:right w:w="140" w:type="dxa"/>
+            </w:tcMar>
+            <w:vAlign w:val="center"/>
+          </w:tcPr>
+          <w:p>
+            <w:pPr>
+              <w:jc w:val="center"/>
+              <w:rPr>
+                <w:b/>
+                <w:bCs/>
+                <w:color w:val="000000" w:themeColor="text1"/>
+              </w:rPr>
+            </w:pPr>
+            <w:r>
+              <w:rPr>
+                <w:b/>
+                <w:bCs/>
+                <w:color w:val="000000" w:themeColor="text1"/>
               </w:rPr>
               <w:t>Ana Margarita Bello</w:t>
+            </w:r>
+          </w:p>
+        </w:tc>
+        <w:tc>
+          <w:tcPr>
+            <w:tcW w:w="2327" w:type="dxa"/>
+            <w:tcBorders>
+              <w:top w:val="single" w:sz="6" w:space="0" w:color="888888"/>
+              <w:left w:val="single" w:sz="6" w:space="0" w:color="888888"/>
+              <w:bottom w:val="single" w:sz="6" w:space="0" w:color="888888"/>
+              <w:right w:val="single" w:sz="6" w:space="0" w:color="888888"/>
+            </w:tcBorders>
+            <w:shd w:val="clear" w:color="auto" w:fill="A5C9EB" w:themeFill="text2" w:themeFillTint="40"/>
+          </w:tcPr>
+          <w:p>
+            <w:pPr>
+              <w:jc w:val="center"/>
+              <w:rPr>
+                <w:b/>
+                <w:bCs/>
+                <w:color w:val="000000" w:themeColor="text1"/>
+              </w:rPr>
+            </w:pPr>
+            <w:r>
+              <w:rPr>
+                <w:b/>
+                <w:bCs/>
+                <w:color w:val="000000" w:themeColor="text1"/>
+              </w:rPr>
+              <w:t>Tablero de tiza, collar de pompones y tablas de surf</w:t>
             </w:r>
           </w:p>
         </w:tc>
       </w:tr>
       <w:tr>
-        <w:tblPrEx>
-          <w:tblCellMar>
-            <w:top w:w="0" w:type="dxa"/>
-            <w:bottom w:w="0" w:type="dxa"/>
-          </w:tblCellMar>
-        </w:tblPrEx>
-        <w:tc>
-          <w:tcPr>
-            <w:tcW w:w="600" w:type="dxa"/>
-            <w:tcBorders>
-              <w:top w:val="single" w:color="888888" w:sz="6" w:space="0"/>
-              <w:left w:val="single" w:color="888888" w:sz="6" w:space="0"/>
-              <w:bottom w:val="single" w:color="888888" w:sz="6" w:space="0"/>
-              <w:right w:val="single" w:color="888888" w:sz="6" w:space="0"/>
+        <w:tc>
+          <w:tcPr>
+            <w:tcW w:w="584" w:type="dxa"/>
+            <w:tcBorders>
+              <w:top w:val="single" w:sz="6" w:space="0" w:color="888888"/>
+              <w:left w:val="single" w:sz="6" w:space="0" w:color="888888"/>
+              <w:bottom w:val="single" w:sz="6" w:space="0" w:color="888888"/>
+              <w:right w:val="single" w:sz="6" w:space="0" w:color="888888"/>
             </w:tcBorders>
             <w:shd w:val="clear" w:color="auto" w:fill="FFE699"/>
             <w:tcMar>
@@ -2272,12 +2581,12 @@
         </w:tc>
         <w:tc>
           <w:tcPr>
-            <w:tcW w:w="900" w:type="dxa"/>
-            <w:tcBorders>
-              <w:top w:val="single" w:color="888888" w:sz="6" w:space="0"/>
-              <w:left w:val="single" w:color="888888" w:sz="6" w:space="0"/>
-              <w:bottom w:val="single" w:color="888888" w:sz="6" w:space="0"/>
-              <w:right w:val="single" w:color="888888" w:sz="6" w:space="0"/>
+            <w:tcW w:w="821" w:type="dxa"/>
+            <w:tcBorders>
+              <w:top w:val="single" w:sz="6" w:space="0" w:color="888888"/>
+              <w:left w:val="single" w:sz="6" w:space="0" w:color="888888"/>
+              <w:bottom w:val="single" w:sz="6" w:space="0" w:color="888888"/>
+              <w:right w:val="single" w:sz="6" w:space="0" w:color="888888"/>
             </w:tcBorders>
             <w:shd w:val="clear" w:color="auto" w:fill="FFE699"/>
             <w:tcMar>
@@ -2304,12 +2613,12 @@
         </w:tc>
         <w:tc>
           <w:tcPr>
-            <w:tcW w:w="4200" w:type="dxa"/>
-            <w:tcBorders>
-              <w:top w:val="single" w:color="888888" w:sz="6" w:space="0"/>
-              <w:left w:val="single" w:color="888888" w:sz="6" w:space="0"/>
-              <w:bottom w:val="single" w:color="888888" w:sz="6" w:space="0"/>
-              <w:right w:val="single" w:color="888888" w:sz="6" w:space="0"/>
+            <w:tcW w:w="3260" w:type="dxa"/>
+            <w:tcBorders>
+              <w:top w:val="single" w:sz="6" w:space="0" w:color="888888"/>
+              <w:left w:val="single" w:sz="6" w:space="0" w:color="888888"/>
+              <w:bottom w:val="single" w:sz="6" w:space="0" w:color="888888"/>
+              <w:right w:val="single" w:sz="6" w:space="0" w:color="888888"/>
             </w:tcBorders>
             <w:shd w:val="clear" w:color="auto" w:fill="FFE699"/>
             <w:tcMar>
@@ -2331,18 +2640,34 @@
                 <w:color w:val="000000"/>
                 <w:lang w:val="en-US"/>
               </w:rPr>
-              <w:t>Música: Stuck On You (Elvis Presley)</w:t>
-            </w:r>
-          </w:p>
-        </w:tc>
-        <w:tc>
-          <w:tcPr>
-            <w:tcW w:w="5060" w:type="dxa"/>
-            <w:tcBorders>
-              <w:top w:val="single" w:color="888888" w:sz="6" w:space="0"/>
-              <w:left w:val="single" w:color="888888" w:sz="6" w:space="0"/>
-              <w:bottom w:val="single" w:color="888888" w:sz="6" w:space="0"/>
-              <w:right w:val="single" w:color="888888" w:sz="6" w:space="0"/>
+              <w:t xml:space="preserve">Música: Stuck </w:t>
+            </w:r>
+            <w:proofErr w:type="gramStart"/>
+            <w:r>
+              <w:rPr>
+                <w:color w:val="000000"/>
+                <w:lang w:val="en-US"/>
+              </w:rPr>
+              <w:t>On</w:t>
+            </w:r>
+            <w:proofErr w:type="gramEnd"/>
+            <w:r>
+              <w:rPr>
+                <w:color w:val="000000"/>
+                <w:lang w:val="en-US"/>
+              </w:rPr>
+              <w:t xml:space="preserve"> You (Elvis Presley)</w:t>
+            </w:r>
+          </w:p>
+        </w:tc>
+        <w:tc>
+          <w:tcPr>
+            <w:tcW w:w="3544" w:type="dxa"/>
+            <w:tcBorders>
+              <w:top w:val="single" w:sz="6" w:space="0" w:color="888888"/>
+              <w:left w:val="single" w:sz="6" w:space="0" w:color="888888"/>
+              <w:bottom w:val="single" w:sz="6" w:space="0" w:color="888888"/>
+              <w:right w:val="single" w:sz="6" w:space="0" w:color="888888"/>
             </w:tcBorders>
             <w:shd w:val="clear" w:color="auto" w:fill="FFE699"/>
             <w:tcMar>
@@ -2372,18 +2697,18 @@
               <w:rPr>
                 <w:color w:val="000000"/>
               </w:rPr>
-              <w:t xml:space="preserve"> (5°A y 5°B)</w:t>
-            </w:r>
-          </w:p>
-        </w:tc>
-        <w:tc>
-          <w:tcPr>
-            <w:tcW w:w="2200" w:type="dxa"/>
-            <w:tcBorders>
-              <w:top w:val="single" w:color="888888" w:sz="6" w:space="0"/>
-              <w:left w:val="single" w:color="888888" w:sz="6" w:space="0"/>
-              <w:bottom w:val="single" w:color="888888" w:sz="6" w:space="0"/>
-              <w:right w:val="single" w:color="888888" w:sz="6" w:space="0"/>
+              <w:t xml:space="preserve"> (5°A y 5°B) </w:t>
+            </w:r>
+          </w:p>
+        </w:tc>
+        <w:tc>
+          <w:tcPr>
+            <w:tcW w:w="3118" w:type="dxa"/>
+            <w:tcBorders>
+              <w:top w:val="single" w:sz="6" w:space="0" w:color="888888"/>
+              <w:left w:val="single" w:sz="6" w:space="0" w:color="888888"/>
+              <w:bottom w:val="single" w:sz="6" w:space="0" w:color="888888"/>
+              <w:right w:val="single" w:sz="6" w:space="0" w:color="888888"/>
             </w:tcBorders>
             <w:shd w:val="clear" w:color="auto" w:fill="FFE699"/>
             <w:tcMar>
@@ -2405,25 +2730,67 @@
                 <w:color w:val="000000"/>
               </w:rPr>
               <w:t>Oscar Villarreal, Joan Cabrera y Orlando Gómez</w:t>
+            </w:r>
+          </w:p>
+        </w:tc>
+        <w:tc>
+          <w:tcPr>
+            <w:tcW w:w="2327" w:type="dxa"/>
+            <w:tcBorders>
+              <w:top w:val="single" w:sz="6" w:space="0" w:color="888888"/>
+              <w:left w:val="single" w:sz="6" w:space="0" w:color="888888"/>
+              <w:bottom w:val="single" w:sz="6" w:space="0" w:color="888888"/>
+              <w:right w:val="single" w:sz="6" w:space="0" w:color="888888"/>
+            </w:tcBorders>
+            <w:shd w:val="clear" w:color="auto" w:fill="FFE699"/>
+          </w:tcPr>
+          <w:p>
+            <w:pPr>
+              <w:jc w:val="center"/>
+              <w:rPr>
+                <w:b/>
+                <w:bCs/>
+                <w:color w:val="000000"/>
+              </w:rPr>
+            </w:pPr>
+            <w:r>
+              <w:rPr>
+                <w:b/>
+                <w:bCs/>
+                <w:color w:val="000000"/>
+              </w:rPr>
+              <w:t xml:space="preserve">Tablas </w:t>
+            </w:r>
+            <w:proofErr w:type="spellStart"/>
+            <w:r>
+              <w:rPr>
+                <w:b/>
+                <w:bCs/>
+                <w:color w:val="000000"/>
+              </w:rPr>
+              <w:t>desurf</w:t>
+            </w:r>
+            <w:proofErr w:type="spellEnd"/>
+            <w:r>
+              <w:rPr>
+                <w:b/>
+                <w:bCs/>
+                <w:color w:val="000000"/>
+              </w:rPr>
+              <w:t>, bajan ukeleles</w:t>
             </w:r>
           </w:p>
         </w:tc>
       </w:tr>
       <w:tr>
-        <w:tblPrEx>
-          <w:tblCellMar>
-            <w:top w:w="0" w:type="dxa"/>
-            <w:bottom w:w="0" w:type="dxa"/>
-          </w:tblCellMar>
-        </w:tblPrEx>
-        <w:tc>
-          <w:tcPr>
-            <w:tcW w:w="600" w:type="dxa"/>
-            <w:tcBorders>
-              <w:top w:val="single" w:color="888888" w:sz="6" w:space="0"/>
-              <w:left w:val="single" w:color="888888" w:sz="6" w:space="0"/>
-              <w:bottom w:val="single" w:color="888888" w:sz="6" w:space="0"/>
-              <w:right w:val="single" w:color="888888" w:sz="6" w:space="0"/>
+        <w:tc>
+          <w:tcPr>
+            <w:tcW w:w="584" w:type="dxa"/>
+            <w:tcBorders>
+              <w:top w:val="single" w:sz="6" w:space="0" w:color="888888"/>
+              <w:left w:val="single" w:sz="6" w:space="0" w:color="888888"/>
+              <w:bottom w:val="single" w:sz="6" w:space="0" w:color="888888"/>
+              <w:right w:val="single" w:sz="6" w:space="0" w:color="888888"/>
             </w:tcBorders>
             <w:shd w:val="clear" w:color="auto" w:fill="C5E0B4"/>
             <w:tcMar>
@@ -2444,18 +2811,19 @@
                 <w:bCs/>
                 <w:color w:val="000000"/>
               </w:rPr>
+              <w:lastRenderedPageBreak/>
               <w:t>13</w:t>
             </w:r>
           </w:p>
         </w:tc>
         <w:tc>
           <w:tcPr>
-            <w:tcW w:w="900" w:type="dxa"/>
-            <w:tcBorders>
-              <w:top w:val="single" w:color="888888" w:sz="6" w:space="0"/>
-              <w:left w:val="single" w:color="888888" w:sz="6" w:space="0"/>
-              <w:bottom w:val="single" w:color="888888" w:sz="6" w:space="0"/>
-              <w:right w:val="single" w:color="888888" w:sz="6" w:space="0"/>
+            <w:tcW w:w="821" w:type="dxa"/>
+            <w:tcBorders>
+              <w:top w:val="single" w:sz="6" w:space="0" w:color="888888"/>
+              <w:left w:val="single" w:sz="6" w:space="0" w:color="888888"/>
+              <w:bottom w:val="single" w:sz="6" w:space="0" w:color="888888"/>
+              <w:right w:val="single" w:sz="6" w:space="0" w:color="888888"/>
             </w:tcBorders>
             <w:shd w:val="clear" w:color="auto" w:fill="C5E0B4"/>
             <w:tcMar>
@@ -2482,12 +2850,12 @@
         </w:tc>
         <w:tc>
           <w:tcPr>
-            <w:tcW w:w="4200" w:type="dxa"/>
-            <w:tcBorders>
-              <w:top w:val="single" w:color="888888" w:sz="6" w:space="0"/>
-              <w:left w:val="single" w:color="888888" w:sz="6" w:space="0"/>
-              <w:bottom w:val="single" w:color="888888" w:sz="6" w:space="0"/>
-              <w:right w:val="single" w:color="888888" w:sz="6" w:space="0"/>
+            <w:tcW w:w="3260" w:type="dxa"/>
+            <w:tcBorders>
+              <w:top w:val="single" w:sz="6" w:space="0" w:color="888888"/>
+              <w:left w:val="single" w:sz="6" w:space="0" w:color="888888"/>
+              <w:bottom w:val="single" w:sz="6" w:space="0" w:color="888888"/>
+              <w:right w:val="single" w:sz="6" w:space="0" w:color="888888"/>
             </w:tcBorders>
             <w:shd w:val="clear" w:color="auto" w:fill="C5E0B4"/>
             <w:tcMar>
@@ -2517,12 +2885,12 @@
         </w:tc>
         <w:tc>
           <w:tcPr>
-            <w:tcW w:w="5060" w:type="dxa"/>
-            <w:tcBorders>
-              <w:top w:val="single" w:color="888888" w:sz="6" w:space="0"/>
-              <w:left w:val="single" w:color="888888" w:sz="6" w:space="0"/>
-              <w:bottom w:val="single" w:color="888888" w:sz="6" w:space="0"/>
-              <w:right w:val="single" w:color="888888" w:sz="6" w:space="0"/>
+            <w:tcW w:w="3544" w:type="dxa"/>
+            <w:tcBorders>
+              <w:top w:val="single" w:sz="6" w:space="0" w:color="888888"/>
+              <w:left w:val="single" w:sz="6" w:space="0" w:color="888888"/>
+              <w:bottom w:val="single" w:sz="6" w:space="0" w:color="888888"/>
+              <w:right w:val="single" w:sz="6" w:space="0" w:color="888888"/>
             </w:tcBorders>
             <w:shd w:val="clear" w:color="auto" w:fill="C5E0B4"/>
             <w:tcMar>
@@ -2536,26 +2904,26 @@
           <w:p>
             <w:r>
               <w:rPr>
-                <w:color w:val="000000" w:themeColor="text1" w:themeTint="FF" w:themeShade="FF"/>
-              </w:rPr>
-              <w:t>Niños Grado 3°A</w:t>
-            </w:r>
-            <w:r>
-              <w:rPr>
-                <w:color w:val="000000" w:themeColor="text1" w:themeTint="FF" w:themeShade="FF"/>
-              </w:rPr>
-              <w:t>, 4o. AB y 5o. AB</w:t>
-            </w:r>
-          </w:p>
-        </w:tc>
-        <w:tc>
-          <w:tcPr>
-            <w:tcW w:w="2200" w:type="dxa"/>
-            <w:tcBorders>
-              <w:top w:val="single" w:color="888888" w:sz="6" w:space="0"/>
-              <w:left w:val="single" w:color="888888" w:sz="6" w:space="0"/>
-              <w:bottom w:val="single" w:color="888888" w:sz="6" w:space="0"/>
-              <w:right w:val="single" w:color="888888" w:sz="6" w:space="0"/>
+                <w:color w:val="000000" w:themeColor="text1"/>
+              </w:rPr>
+              <w:t>Niños Grado 3°A, 4o. AB y 5o. AB</w:t>
+            </w:r>
+            <w:r>
+              <w:rPr>
+                <w:color w:val="000000" w:themeColor="text1"/>
+              </w:rPr>
+              <w:t xml:space="preserve"> </w:t>
+            </w:r>
+          </w:p>
+        </w:tc>
+        <w:tc>
+          <w:tcPr>
+            <w:tcW w:w="3118" w:type="dxa"/>
+            <w:tcBorders>
+              <w:top w:val="single" w:sz="6" w:space="0" w:color="888888"/>
+              <w:left w:val="single" w:sz="6" w:space="0" w:color="888888"/>
+              <w:bottom w:val="single" w:sz="6" w:space="0" w:color="888888"/>
+              <w:right w:val="single" w:sz="6" w:space="0" w:color="888888"/>
             </w:tcBorders>
             <w:shd w:val="clear" w:color="auto" w:fill="C5E0B4"/>
             <w:tcMar>
@@ -2572,38 +2940,64 @@
             </w:pPr>
             <w:r>
               <w:rPr>
-                <w:b w:val="1"/>
-                <w:bCs w:val="1"/>
-                <w:color w:val="000000" w:themeColor="text1" w:themeTint="FF" w:themeShade="FF"/>
-              </w:rPr>
-              <w:t>Ana Margarita Bello</w:t>
-            </w:r>
-            <w:r>
-              <w:rPr>
-                <w:b w:val="1"/>
-                <w:bCs w:val="1"/>
-                <w:color w:val="000000" w:themeColor="text1" w:themeTint="FF" w:themeShade="FF"/>
-              </w:rPr>
-              <w:t xml:space="preserve"> </w:t>
-            </w:r>
+                <w:b/>
+                <w:bCs/>
+                <w:color w:val="000000" w:themeColor="text1"/>
+              </w:rPr>
+              <w:t xml:space="preserve">Ana Margarita Bello </w:t>
+            </w:r>
+          </w:p>
+        </w:tc>
+        <w:tc>
+          <w:tcPr>
+            <w:tcW w:w="2327" w:type="dxa"/>
+            <w:tcBorders>
+              <w:top w:val="single" w:sz="6" w:space="0" w:color="888888"/>
+              <w:left w:val="single" w:sz="6" w:space="0" w:color="888888"/>
+              <w:bottom w:val="single" w:sz="6" w:space="0" w:color="888888"/>
+              <w:right w:val="single" w:sz="6" w:space="0" w:color="888888"/>
+            </w:tcBorders>
+            <w:shd w:val="clear" w:color="auto" w:fill="C5E0B4"/>
+          </w:tcPr>
+          <w:p>
+            <w:pPr>
+              <w:jc w:val="center"/>
+              <w:rPr>
+                <w:b/>
+                <w:bCs/>
+                <w:color w:val="000000" w:themeColor="text1"/>
+              </w:rPr>
+            </w:pPr>
+            <w:r>
+              <w:rPr>
+                <w:b/>
+                <w:bCs/>
+                <w:color w:val="000000" w:themeColor="text1"/>
+              </w:rPr>
+              <w:t xml:space="preserve">Bajan máscaras </w:t>
+            </w:r>
+            <w:proofErr w:type="spellStart"/>
+            <w:r>
+              <w:rPr>
+                <w:b/>
+                <w:bCs/>
+                <w:color w:val="000000" w:themeColor="text1"/>
+              </w:rPr>
+              <w:t>Tiki</w:t>
+            </w:r>
+            <w:proofErr w:type="spellEnd"/>
           </w:p>
         </w:tc>
       </w:tr>
       <w:tr>
-        <w:tblPrEx>
-          <w:tblCellMar>
-            <w:top w:w="0" w:type="dxa"/>
-            <w:bottom w:w="0" w:type="dxa"/>
-          </w:tblCellMar>
-        </w:tblPrEx>
-        <w:tc>
-          <w:tcPr>
-            <w:tcW w:w="600" w:type="dxa"/>
-            <w:tcBorders>
-              <w:top w:val="single" w:color="888888" w:sz="6" w:space="0"/>
-              <w:left w:val="single" w:color="888888" w:sz="6" w:space="0"/>
-              <w:bottom w:val="single" w:color="888888" w:sz="6" w:space="0"/>
-              <w:right w:val="single" w:color="888888" w:sz="6" w:space="0"/>
+        <w:tc>
+          <w:tcPr>
+            <w:tcW w:w="584" w:type="dxa"/>
+            <w:tcBorders>
+              <w:top w:val="single" w:sz="6" w:space="0" w:color="888888"/>
+              <w:left w:val="single" w:sz="6" w:space="0" w:color="888888"/>
+              <w:bottom w:val="single" w:sz="6" w:space="0" w:color="888888"/>
+              <w:right w:val="single" w:sz="6" w:space="0" w:color="888888"/>
             </w:tcBorders>
             <w:shd w:val="clear" w:color="auto" w:fill="CCC0DA"/>
             <w:tcMar>
@@ -2630,12 +3024,12 @@
         </w:tc>
         <w:tc>
           <w:tcPr>
-            <w:tcW w:w="900" w:type="dxa"/>
-            <w:tcBorders>
-              <w:top w:val="single" w:color="888888" w:sz="6" w:space="0"/>
-              <w:left w:val="single" w:color="888888" w:sz="6" w:space="0"/>
-              <w:bottom w:val="single" w:color="888888" w:sz="6" w:space="0"/>
-              <w:right w:val="single" w:color="888888" w:sz="6" w:space="0"/>
+            <w:tcW w:w="821" w:type="dxa"/>
+            <w:tcBorders>
+              <w:top w:val="single" w:sz="6" w:space="0" w:color="888888"/>
+              <w:left w:val="single" w:sz="6" w:space="0" w:color="888888"/>
+              <w:bottom w:val="single" w:sz="6" w:space="0" w:color="888888"/>
+              <w:right w:val="single" w:sz="6" w:space="0" w:color="888888"/>
             </w:tcBorders>
             <w:shd w:val="clear" w:color="auto" w:fill="CCC0DA"/>
             <w:tcMar>
@@ -2662,12 +3056,12 @@
         </w:tc>
         <w:tc>
           <w:tcPr>
-            <w:tcW w:w="4200" w:type="dxa"/>
-            <w:tcBorders>
-              <w:top w:val="single" w:color="888888" w:sz="6" w:space="0"/>
-              <w:left w:val="single" w:color="888888" w:sz="6" w:space="0"/>
-              <w:bottom w:val="single" w:color="888888" w:sz="6" w:space="0"/>
-              <w:right w:val="single" w:color="888888" w:sz="6" w:space="0"/>
+            <w:tcW w:w="3260" w:type="dxa"/>
+            <w:tcBorders>
+              <w:top w:val="single" w:sz="6" w:space="0" w:color="888888"/>
+              <w:left w:val="single" w:sz="6" w:space="0" w:color="888888"/>
+              <w:bottom w:val="single" w:sz="6" w:space="0" w:color="888888"/>
+              <w:right w:val="single" w:sz="6" w:space="0" w:color="888888"/>
             </w:tcBorders>
             <w:shd w:val="clear" w:color="auto" w:fill="CCC0DA"/>
             <w:tcMar>
@@ -2679,28 +3073,36 @@
             <w:vAlign w:val="center"/>
           </w:tcPr>
           <w:p>
-            <w:pPr>
-              <w:rPr>
-                <w:lang w:val="en-US"/>
-              </w:rPr>
-            </w:pPr>
-            <w:r>
-              <w:rPr>
-                <w:color w:val="000000"/>
-                <w:lang w:val="en-US"/>
-              </w:rPr>
-              <w:t>Stop Motion: Flor de Hibisco</w:t>
-            </w:r>
-          </w:p>
-        </w:tc>
-        <w:tc>
-          <w:tcPr>
-            <w:tcW w:w="5060" w:type="dxa"/>
-            <w:tcBorders>
-              <w:top w:val="single" w:color="888888" w:sz="6" w:space="0"/>
-              <w:left w:val="single" w:color="888888" w:sz="6" w:space="0"/>
-              <w:bottom w:val="single" w:color="888888" w:sz="6" w:space="0"/>
-              <w:right w:val="single" w:color="888888" w:sz="6" w:space="0"/>
+            <w:r>
+              <w:rPr>
+                <w:color w:val="000000"/>
+              </w:rPr>
+              <w:t xml:space="preserve">Stop </w:t>
+            </w:r>
+            <w:proofErr w:type="spellStart"/>
+            <w:r>
+              <w:rPr>
+                <w:color w:val="000000"/>
+              </w:rPr>
+              <w:t>Motion</w:t>
+            </w:r>
+            <w:proofErr w:type="spellEnd"/>
+            <w:r>
+              <w:rPr>
+                <w:color w:val="000000"/>
+              </w:rPr>
+              <w:t xml:space="preserve">: Flor de Hibisco </w:t>
+            </w:r>
+          </w:p>
+        </w:tc>
+        <w:tc>
+          <w:tcPr>
+            <w:tcW w:w="3544" w:type="dxa"/>
+            <w:tcBorders>
+              <w:top w:val="single" w:sz="6" w:space="0" w:color="888888"/>
+              <w:left w:val="single" w:sz="6" w:space="0" w:color="888888"/>
+              <w:bottom w:val="single" w:sz="6" w:space="0" w:color="888888"/>
+              <w:right w:val="single" w:sz="6" w:space="0" w:color="888888"/>
             </w:tcBorders>
             <w:shd w:val="clear" w:color="auto" w:fill="CCC0DA"/>
             <w:tcMar>
@@ -2716,18 +3118,18 @@
               <w:rPr>
                 <w:color w:val="000000"/>
               </w:rPr>
-              <w:t>Estudiantes Grado 3°A (visuales)</w:t>
-            </w:r>
-          </w:p>
-        </w:tc>
-        <w:tc>
-          <w:tcPr>
-            <w:tcW w:w="2200" w:type="dxa"/>
-            <w:tcBorders>
-              <w:top w:val="single" w:color="888888" w:sz="6" w:space="0"/>
-              <w:left w:val="single" w:color="888888" w:sz="6" w:space="0"/>
-              <w:bottom w:val="single" w:color="888888" w:sz="6" w:space="0"/>
-              <w:right w:val="single" w:color="888888" w:sz="6" w:space="0"/>
+              <w:t xml:space="preserve">Estudiantes Grado 3°A (visuales) </w:t>
+            </w:r>
+          </w:p>
+        </w:tc>
+        <w:tc>
+          <w:tcPr>
+            <w:tcW w:w="3118" w:type="dxa"/>
+            <w:tcBorders>
+              <w:top w:val="single" w:sz="6" w:space="0" w:color="888888"/>
+              <w:left w:val="single" w:sz="6" w:space="0" w:color="888888"/>
+              <w:bottom w:val="single" w:sz="6" w:space="0" w:color="888888"/>
+              <w:right w:val="single" w:sz="6" w:space="0" w:color="888888"/>
             </w:tcBorders>
             <w:shd w:val="clear" w:color="auto" w:fill="CCC0DA"/>
             <w:tcMar>
@@ -2749,60 +3151,83 @@
                 <w:color w:val="000000"/>
               </w:rPr>
               <w:t>Juanita Guerra</w:t>
+            </w:r>
+          </w:p>
+        </w:tc>
+        <w:tc>
+          <w:tcPr>
+            <w:tcW w:w="2327" w:type="dxa"/>
+            <w:tcBorders>
+              <w:top w:val="single" w:sz="6" w:space="0" w:color="888888"/>
+              <w:left w:val="single" w:sz="6" w:space="0" w:color="888888"/>
+              <w:bottom w:val="single" w:sz="6" w:space="0" w:color="888888"/>
+              <w:right w:val="single" w:sz="6" w:space="0" w:color="888888"/>
+            </w:tcBorders>
+            <w:shd w:val="clear" w:color="auto" w:fill="CCC0DA"/>
+          </w:tcPr>
+          <w:p>
+            <w:pPr>
+              <w:jc w:val="center"/>
+              <w:rPr>
+                <w:b/>
+                <w:bCs/>
+                <w:color w:val="000000"/>
+              </w:rPr>
+            </w:pPr>
+            <w:r>
+              <w:rPr>
+                <w:b/>
+                <w:bCs/>
+                <w:color w:val="000000"/>
+              </w:rPr>
+              <w:t>Nada en escena</w:t>
             </w:r>
           </w:p>
         </w:tc>
       </w:tr>
       <w:tr>
-        <w:tblPrEx>
-          <w:tblCellMar>
-            <w:top w:w="0" w:type="dxa"/>
-            <w:bottom w:w="0" w:type="dxa"/>
-          </w:tblCellMar>
-        </w:tblPrEx>
-        <w:tc>
-          <w:tcPr>
-            <w:tcW w:w="600" w:type="dxa"/>
-            <w:tcBorders>
-              <w:top w:val="single" w:color="888888" w:sz="6" w:space="0"/>
-              <w:left w:val="single" w:color="888888" w:sz="6" w:space="0"/>
-              <w:bottom w:val="single" w:color="888888" w:sz="6" w:space="0"/>
-              <w:right w:val="single" w:color="888888" w:sz="6" w:space="0"/>
-            </w:tcBorders>
-            <w:shd w:val="clear" w:color="auto" w:fill="C5E0B4"/>
-            <w:tcMar>
-              <w:top w:w="100" w:type="dxa"/>
-              <w:left w:w="140" w:type="dxa"/>
-              <w:bottom w:w="100" w:type="dxa"/>
-              <w:right w:w="140" w:type="dxa"/>
-            </w:tcMar>
-            <w:vAlign w:val="center"/>
-          </w:tcPr>
-          <w:p>
-            <w:pPr>
-              <w:jc w:val="center"/>
-            </w:pPr>
-            <w:r>
-              <w:rPr>
-                <w:b/>
-                <w:bCs/>
-                <w:color w:val="000000"/>
-              </w:rPr>
-              <w:lastRenderedPageBreak/>
+        <w:tc>
+          <w:tcPr>
+            <w:tcW w:w="584" w:type="dxa"/>
+            <w:tcBorders>
+              <w:top w:val="single" w:sz="6" w:space="0" w:color="888888"/>
+              <w:left w:val="single" w:sz="6" w:space="0" w:color="888888"/>
+              <w:bottom w:val="single" w:sz="6" w:space="0" w:color="888888"/>
+              <w:right w:val="single" w:sz="6" w:space="0" w:color="888888"/>
+            </w:tcBorders>
+            <w:shd w:val="clear" w:color="auto" w:fill="A5C9EB" w:themeFill="text2" w:themeFillTint="40"/>
+            <w:tcMar>
+              <w:top w:w="100" w:type="dxa"/>
+              <w:left w:w="140" w:type="dxa"/>
+              <w:bottom w:w="100" w:type="dxa"/>
+              <w:right w:w="140" w:type="dxa"/>
+            </w:tcMar>
+            <w:vAlign w:val="center"/>
+          </w:tcPr>
+          <w:p>
+            <w:pPr>
+              <w:jc w:val="center"/>
+            </w:pPr>
+            <w:r>
+              <w:rPr>
+                <w:b/>
+                <w:bCs/>
+                <w:color w:val="000000"/>
+              </w:rPr>
               <w:t>15</w:t>
             </w:r>
           </w:p>
         </w:tc>
         <w:tc>
           <w:tcPr>
-            <w:tcW w:w="900" w:type="dxa"/>
-            <w:tcBorders>
-              <w:top w:val="single" w:color="888888" w:sz="6" w:space="0"/>
-              <w:left w:val="single" w:color="888888" w:sz="6" w:space="0"/>
-              <w:bottom w:val="single" w:color="888888" w:sz="6" w:space="0"/>
-              <w:right w:val="single" w:color="888888" w:sz="6" w:space="0"/>
-            </w:tcBorders>
-            <w:shd w:val="clear" w:color="auto" w:fill="C5E0B4"/>
+            <w:tcW w:w="821" w:type="dxa"/>
+            <w:tcBorders>
+              <w:top w:val="single" w:sz="6" w:space="0" w:color="888888"/>
+              <w:left w:val="single" w:sz="6" w:space="0" w:color="888888"/>
+              <w:bottom w:val="single" w:sz="6" w:space="0" w:color="888888"/>
+              <w:right w:val="single" w:sz="6" w:space="0" w:color="888888"/>
+            </w:tcBorders>
+            <w:shd w:val="clear" w:color="auto" w:fill="A5C9EB" w:themeFill="text2" w:themeFillTint="40"/>
             <w:tcMar>
               <w:top w:w="100" w:type="dxa"/>
               <w:left w:w="140" w:type="dxa"/>
@@ -2827,14 +3252,14 @@
         </w:tc>
         <w:tc>
           <w:tcPr>
-            <w:tcW w:w="4200" w:type="dxa"/>
-            <w:tcBorders>
-              <w:top w:val="single" w:color="888888" w:sz="6" w:space="0"/>
-              <w:left w:val="single" w:color="888888" w:sz="6" w:space="0"/>
-              <w:bottom w:val="single" w:color="888888" w:sz="6" w:space="0"/>
-              <w:right w:val="single" w:color="888888" w:sz="6" w:space="0"/>
-            </w:tcBorders>
-            <w:shd w:val="clear" w:color="auto" w:fill="C5E0B4"/>
+            <w:tcW w:w="3260" w:type="dxa"/>
+            <w:tcBorders>
+              <w:top w:val="single" w:sz="6" w:space="0" w:color="888888"/>
+              <w:left w:val="single" w:sz="6" w:space="0" w:color="888888"/>
+              <w:bottom w:val="single" w:sz="6" w:space="0" w:color="888888"/>
+              <w:right w:val="single" w:sz="6" w:space="0" w:color="888888"/>
+            </w:tcBorders>
+            <w:shd w:val="clear" w:color="auto" w:fill="A5C9EB" w:themeFill="text2" w:themeFillTint="40"/>
             <w:tcMar>
               <w:top w:w="100" w:type="dxa"/>
               <w:left w:w="140" w:type="dxa"/>
@@ -2854,105 +3279,166 @@
         </w:tc>
         <w:tc>
           <w:tcPr>
-            <w:tcW w:w="5060" w:type="dxa"/>
-            <w:tcBorders>
-              <w:top w:val="single" w:color="888888" w:sz="6" w:space="0"/>
-              <w:left w:val="single" w:color="888888" w:sz="6" w:space="0"/>
-              <w:bottom w:val="single" w:color="888888" w:sz="6" w:space="0"/>
-              <w:right w:val="single" w:color="888888" w:sz="6" w:space="0"/>
-            </w:tcBorders>
-            <w:shd w:val="clear" w:color="auto" w:fill="C5E0B4"/>
-            <w:tcMar>
-              <w:top w:w="100" w:type="dxa"/>
-              <w:left w:w="140" w:type="dxa"/>
-              <w:bottom w:w="100" w:type="dxa"/>
-              <w:right w:w="140" w:type="dxa"/>
-            </w:tcMar>
-            <w:vAlign w:val="center"/>
-          </w:tcPr>
-          <w:p>
-            <w:r>
-              <w:rPr>
-                <w:color w:val="000000" w:themeColor="text1" w:themeTint="FF" w:themeShade="FF"/>
-              </w:rPr>
-              <w:t>Nani · Lilo ·</w:t>
-            </w:r>
-            <w:r>
-              <w:rPr>
-                <w:color w:val="000000" w:themeColor="text1" w:themeTint="FF" w:themeShade="FF"/>
-              </w:rPr>
-              <w:t xml:space="preserve"> Señor Bubbles </w:t>
-            </w:r>
-            <w:r>
-              <w:rPr>
-                <w:color w:val="000000" w:themeColor="text1" w:themeTint="FF" w:themeShade="FF"/>
-              </w:rPr>
-              <w:t xml:space="preserve">y </w:t>
-            </w:r>
-            <w:r>
-              <w:rPr>
-                <w:color w:val="000000" w:themeColor="text1" w:themeTint="FF" w:themeShade="FF"/>
+            <w:tcW w:w="3544" w:type="dxa"/>
+            <w:tcBorders>
+              <w:top w:val="single" w:sz="6" w:space="0" w:color="888888"/>
+              <w:left w:val="single" w:sz="6" w:space="0" w:color="888888"/>
+              <w:bottom w:val="single" w:sz="6" w:space="0" w:color="888888"/>
+              <w:right w:val="single" w:sz="6" w:space="0" w:color="888888"/>
+            </w:tcBorders>
+            <w:shd w:val="clear" w:color="auto" w:fill="A5C9EB" w:themeFill="text2" w:themeFillTint="40"/>
+            <w:tcMar>
+              <w:top w:w="100" w:type="dxa"/>
+              <w:left w:w="140" w:type="dxa"/>
+              <w:bottom w:w="100" w:type="dxa"/>
+              <w:right w:w="140" w:type="dxa"/>
+            </w:tcMar>
+            <w:vAlign w:val="center"/>
+          </w:tcPr>
+          <w:p>
+            <w:pPr>
+              <w:rPr>
+                <w:color w:val="000000" w:themeColor="text1"/>
+              </w:rPr>
+            </w:pPr>
+            <w:r>
+              <w:rPr>
+                <w:color w:val="000000" w:themeColor="text1"/>
+              </w:rPr>
+              <w:t xml:space="preserve">Nani · Lilo · Señor </w:t>
+            </w:r>
+            <w:proofErr w:type="spellStart"/>
+            <w:r>
+              <w:rPr>
+                <w:color w:val="000000" w:themeColor="text1"/>
+              </w:rPr>
+              <w:t>Bubbles</w:t>
+            </w:r>
+            <w:proofErr w:type="spellEnd"/>
+            <w:r>
+              <w:rPr>
+                <w:color w:val="000000" w:themeColor="text1"/>
+              </w:rPr>
+              <w:t xml:space="preserve"> y </w:t>
+            </w:r>
+            <w:proofErr w:type="spellStart"/>
+            <w:r>
+              <w:rPr>
+                <w:color w:val="000000" w:themeColor="text1"/>
               </w:rPr>
               <w:t>Stitch</w:t>
             </w:r>
-          </w:p>
-        </w:tc>
-        <w:tc>
-          <w:tcPr>
-            <w:tcW w:w="2200" w:type="dxa"/>
-            <w:tcBorders>
-              <w:top w:val="single" w:color="888888" w:sz="6" w:space="0"/>
-              <w:left w:val="single" w:color="888888" w:sz="6" w:space="0"/>
-              <w:bottom w:val="single" w:color="888888" w:sz="6" w:space="0"/>
-              <w:right w:val="single" w:color="888888" w:sz="6" w:space="0"/>
-            </w:tcBorders>
-            <w:shd w:val="clear" w:color="auto" w:fill="C5E0B4"/>
-            <w:tcMar>
-              <w:top w:w="100" w:type="dxa"/>
-              <w:left w:w="140" w:type="dxa"/>
-              <w:bottom w:w="100" w:type="dxa"/>
-              <w:right w:w="140" w:type="dxa"/>
-            </w:tcMar>
-            <w:vAlign w:val="center"/>
-          </w:tcPr>
-          <w:p>
-            <w:pPr>
-              <w:jc w:val="center"/>
-            </w:pPr>
-            <w:r>
-              <w:rPr>
-                <w:b w:val="1"/>
-                <w:bCs w:val="1"/>
-                <w:color w:val="000000" w:themeColor="text1" w:themeTint="FF" w:themeShade="FF"/>
-              </w:rPr>
-              <w:t>Ana Margarita Bello</w:t>
-            </w:r>
-            <w:r>
-              <w:rPr>
-                <w:b w:val="1"/>
-                <w:bCs w:val="1"/>
-                <w:color w:val="000000" w:themeColor="text1" w:themeTint="FF" w:themeShade="FF"/>
+            <w:proofErr w:type="spellEnd"/>
+            <w:r>
+              <w:rPr>
+                <w:color w:val="000000" w:themeColor="text1"/>
               </w:rPr>
               <w:t xml:space="preserve"> </w:t>
+            </w:r>
+          </w:p>
+          <w:p/>
+        </w:tc>
+        <w:tc>
+          <w:tcPr>
+            <w:tcW w:w="3118" w:type="dxa"/>
+            <w:tcBorders>
+              <w:top w:val="single" w:sz="6" w:space="0" w:color="888888"/>
+              <w:left w:val="single" w:sz="6" w:space="0" w:color="888888"/>
+              <w:bottom w:val="single" w:sz="6" w:space="0" w:color="888888"/>
+              <w:right w:val="single" w:sz="6" w:space="0" w:color="888888"/>
+            </w:tcBorders>
+            <w:shd w:val="clear" w:color="auto" w:fill="A5C9EB" w:themeFill="text2" w:themeFillTint="40"/>
+            <w:tcMar>
+              <w:top w:w="100" w:type="dxa"/>
+              <w:left w:w="140" w:type="dxa"/>
+              <w:bottom w:w="100" w:type="dxa"/>
+              <w:right w:w="140" w:type="dxa"/>
+            </w:tcMar>
+            <w:vAlign w:val="center"/>
+          </w:tcPr>
+          <w:p>
+            <w:pPr>
+              <w:jc w:val="center"/>
+            </w:pPr>
+            <w:r>
+              <w:rPr>
+                <w:b/>
+                <w:bCs/>
+                <w:color w:val="000000" w:themeColor="text1"/>
+              </w:rPr>
+              <w:t xml:space="preserve">Ana Margarita Bello </w:t>
+            </w:r>
+          </w:p>
+        </w:tc>
+        <w:tc>
+          <w:tcPr>
+            <w:tcW w:w="2327" w:type="dxa"/>
+            <w:tcBorders>
+              <w:top w:val="single" w:sz="6" w:space="0" w:color="888888"/>
+              <w:left w:val="single" w:sz="6" w:space="0" w:color="888888"/>
+              <w:bottom w:val="single" w:sz="6" w:space="0" w:color="888888"/>
+              <w:right w:val="single" w:sz="6" w:space="0" w:color="888888"/>
+            </w:tcBorders>
+            <w:shd w:val="clear" w:color="auto" w:fill="A5C9EB" w:themeFill="text2" w:themeFillTint="40"/>
+          </w:tcPr>
+          <w:p>
+            <w:pPr>
+              <w:jc w:val="center"/>
+              <w:rPr>
+                <w:b/>
+                <w:bCs/>
+                <w:color w:val="000000" w:themeColor="text1"/>
+              </w:rPr>
+            </w:pPr>
+            <w:r>
+              <w:rPr>
+                <w:b/>
+                <w:bCs/>
+                <w:color w:val="000000" w:themeColor="text1"/>
+              </w:rPr>
+              <w:t xml:space="preserve">Tablas de surf, </w:t>
+            </w:r>
+            <w:r>
+              <w:rPr>
+                <w:b/>
+                <w:bCs/>
+                <w:color w:val="000000" w:themeColor="text1"/>
+                <w:highlight w:val="yellow"/>
+              </w:rPr>
+              <w:t xml:space="preserve">Sr. </w:t>
+            </w:r>
+            <w:proofErr w:type="spellStart"/>
+            <w:r>
+              <w:rPr>
+                <w:b/>
+                <w:bCs/>
+                <w:color w:val="000000" w:themeColor="text1"/>
+                <w:highlight w:val="yellow"/>
+              </w:rPr>
+              <w:t>Bubbles</w:t>
+            </w:r>
+            <w:proofErr w:type="spellEnd"/>
+            <w:r>
+              <w:rPr>
+                <w:b/>
+                <w:bCs/>
+                <w:color w:val="000000" w:themeColor="text1"/>
+                <w:highlight w:val="yellow"/>
+              </w:rPr>
+              <w:t xml:space="preserve"> en el carro</w:t>
             </w:r>
           </w:p>
         </w:tc>
       </w:tr>
       <w:tr>
-        <w:tblPrEx>
-          <w:tblCellMar>
-            <w:top w:w="0" w:type="dxa"/>
-            <w:bottom w:w="0" w:type="dxa"/>
-          </w:tblCellMar>
-        </w:tblPrEx>
-        <w:tc>
-          <w:tcPr>
-            <w:tcW w:w="600" w:type="dxa"/>
-            <w:tcBorders>
-              <w:top w:val="single" w:color="888888" w:sz="6" w:space="0"/>
-              <w:left w:val="single" w:color="888888" w:sz="6" w:space="0"/>
-              <w:bottom w:val="single" w:color="888888" w:sz="6" w:space="0"/>
-              <w:right w:val="single" w:color="888888" w:sz="6" w:space="0"/>
+        <w:tc>
+          <w:tcPr>
+            <w:tcW w:w="584" w:type="dxa"/>
+            <w:tcBorders>
+              <w:top w:val="single" w:sz="6" w:space="0" w:color="888888"/>
+              <w:left w:val="single" w:sz="6" w:space="0" w:color="888888"/>
+              <w:bottom w:val="single" w:sz="6" w:space="0" w:color="888888"/>
+              <w:right w:val="single" w:sz="6" w:space="0" w:color="888888"/>
             </w:tcBorders>
             <w:shd w:val="clear" w:color="auto" w:fill="C5E0B4"/>
             <w:tcMar>
@@ -2979,12 +3465,12 @@
         </w:tc>
         <w:tc>
           <w:tcPr>
-            <w:tcW w:w="900" w:type="dxa"/>
-            <w:tcBorders>
-              <w:top w:val="single" w:color="888888" w:sz="6" w:space="0"/>
-              <w:left w:val="single" w:color="888888" w:sz="6" w:space="0"/>
-              <w:bottom w:val="single" w:color="888888" w:sz="6" w:space="0"/>
-              <w:right w:val="single" w:color="888888" w:sz="6" w:space="0"/>
+            <w:tcW w:w="821" w:type="dxa"/>
+            <w:tcBorders>
+              <w:top w:val="single" w:sz="6" w:space="0" w:color="888888"/>
+              <w:left w:val="single" w:sz="6" w:space="0" w:color="888888"/>
+              <w:bottom w:val="single" w:sz="6" w:space="0" w:color="888888"/>
+              <w:right w:val="single" w:sz="6" w:space="0" w:color="888888"/>
             </w:tcBorders>
             <w:shd w:val="clear" w:color="auto" w:fill="C5E0B4"/>
             <w:tcMar>
@@ -3011,12 +3497,12 @@
         </w:tc>
         <w:tc>
           <w:tcPr>
-            <w:tcW w:w="4200" w:type="dxa"/>
-            <w:tcBorders>
-              <w:top w:val="single" w:color="888888" w:sz="6" w:space="0"/>
-              <w:left w:val="single" w:color="888888" w:sz="6" w:space="0"/>
-              <w:bottom w:val="single" w:color="888888" w:sz="6" w:space="0"/>
-              <w:right w:val="single" w:color="888888" w:sz="6" w:space="0"/>
+            <w:tcW w:w="3260" w:type="dxa"/>
+            <w:tcBorders>
+              <w:top w:val="single" w:sz="6" w:space="0" w:color="888888"/>
+              <w:left w:val="single" w:sz="6" w:space="0" w:color="888888"/>
+              <w:bottom w:val="single" w:sz="6" w:space="0" w:color="888888"/>
+              <w:right w:val="single" w:sz="6" w:space="0" w:color="888888"/>
             </w:tcBorders>
             <w:shd w:val="clear" w:color="auto" w:fill="C5E0B4"/>
             <w:tcMar>
@@ -3044,12 +3530,12 @@
         </w:tc>
         <w:tc>
           <w:tcPr>
-            <w:tcW w:w="5060" w:type="dxa"/>
-            <w:tcBorders>
-              <w:top w:val="single" w:color="888888" w:sz="6" w:space="0"/>
-              <w:left w:val="single" w:color="888888" w:sz="6" w:space="0"/>
-              <w:bottom w:val="single" w:color="888888" w:sz="6" w:space="0"/>
-              <w:right w:val="single" w:color="888888" w:sz="6" w:space="0"/>
+            <w:tcW w:w="3544" w:type="dxa"/>
+            <w:tcBorders>
+              <w:top w:val="single" w:sz="6" w:space="0" w:color="888888"/>
+              <w:left w:val="single" w:sz="6" w:space="0" w:color="888888"/>
+              <w:bottom w:val="single" w:sz="6" w:space="0" w:color="888888"/>
+              <w:right w:val="single" w:sz="6" w:space="0" w:color="888888"/>
             </w:tcBorders>
             <w:shd w:val="clear" w:color="auto" w:fill="C5E0B4"/>
             <w:tcMar>
@@ -3065,18 +3551,18 @@
               <w:rPr>
                 <w:color w:val="000000"/>
               </w:rPr>
-              <w:t>Grado 2°A y 2°B</w:t>
-            </w:r>
-          </w:p>
-        </w:tc>
-        <w:tc>
-          <w:tcPr>
-            <w:tcW w:w="2200" w:type="dxa"/>
-            <w:tcBorders>
-              <w:top w:val="single" w:color="888888" w:sz="6" w:space="0"/>
-              <w:left w:val="single" w:color="888888" w:sz="6" w:space="0"/>
-              <w:bottom w:val="single" w:color="888888" w:sz="6" w:space="0"/>
-              <w:right w:val="single" w:color="888888" w:sz="6" w:space="0"/>
+              <w:t xml:space="preserve">Grado 2°A y 2°B          </w:t>
+            </w:r>
+          </w:p>
+        </w:tc>
+        <w:tc>
+          <w:tcPr>
+            <w:tcW w:w="3118" w:type="dxa"/>
+            <w:tcBorders>
+              <w:top w:val="single" w:sz="6" w:space="0" w:color="888888"/>
+              <w:left w:val="single" w:sz="6" w:space="0" w:color="888888"/>
+              <w:bottom w:val="single" w:sz="6" w:space="0" w:color="888888"/>
+              <w:right w:val="single" w:sz="6" w:space="0" w:color="888888"/>
             </w:tcBorders>
             <w:shd w:val="clear" w:color="auto" w:fill="C5E0B4"/>
             <w:tcMar>
@@ -3091,39 +3577,63 @@
             <w:pPr>
               <w:jc w:val="center"/>
               <w:rPr>
-                <w:b w:val="1"/>
-                <w:bCs w:val="1"/>
-                <w:color w:val="000000" w:themeColor="text1" w:themeTint="FF" w:themeShade="FF"/>
-              </w:rPr>
-            </w:pPr>
-            <w:r>
-              <w:rPr>
-                <w:b w:val="1"/>
-                <w:bCs w:val="1"/>
-                <w:color w:val="000000" w:themeColor="text1" w:themeTint="FF" w:themeShade="FF"/>
+                <w:b/>
+                <w:bCs/>
+                <w:color w:val="000000" w:themeColor="text1"/>
+              </w:rPr>
+            </w:pPr>
+            <w:r>
+              <w:rPr>
+                <w:b/>
+                <w:bCs/>
+                <w:color w:val="000000" w:themeColor="text1"/>
               </w:rPr>
               <w:t>Leonardo Aponte</w:t>
+            </w:r>
+          </w:p>
+        </w:tc>
+        <w:tc>
+          <w:tcPr>
+            <w:tcW w:w="2327" w:type="dxa"/>
+            <w:tcBorders>
+              <w:top w:val="single" w:sz="6" w:space="0" w:color="888888"/>
+              <w:left w:val="single" w:sz="6" w:space="0" w:color="888888"/>
+              <w:bottom w:val="single" w:sz="6" w:space="0" w:color="888888"/>
+              <w:right w:val="single" w:sz="6" w:space="0" w:color="888888"/>
+            </w:tcBorders>
+            <w:shd w:val="clear" w:color="auto" w:fill="C5E0B4"/>
+          </w:tcPr>
+          <w:p>
+            <w:pPr>
+              <w:jc w:val="center"/>
+              <w:rPr>
+                <w:b/>
+                <w:bCs/>
+                <w:color w:val="000000" w:themeColor="text1"/>
+              </w:rPr>
+            </w:pPr>
+            <w:r>
+              <w:rPr>
+                <w:b/>
+                <w:bCs/>
+                <w:color w:val="000000" w:themeColor="text1"/>
+              </w:rPr>
+              <w:t>Bajan Ukeleles</w:t>
             </w:r>
           </w:p>
         </w:tc>
       </w:tr>
       <w:tr>
-        <w:tblPrEx>
-          <w:tblCellMar>
-            <w:top w:w="0" w:type="dxa"/>
-            <w:bottom w:w="0" w:type="dxa"/>
-          </w:tblCellMar>
-        </w:tblPrEx>
-        <w:tc>
-          <w:tcPr>
-            <w:tcW w:w="600" w:type="dxa"/>
-            <w:tcBorders>
-              <w:top w:val="single" w:color="888888" w:sz="6" w:space="0"/>
-              <w:left w:val="single" w:color="888888" w:sz="6" w:space="0"/>
-              <w:bottom w:val="single" w:color="888888" w:sz="6" w:space="0"/>
-              <w:right w:val="single" w:color="888888" w:sz="6" w:space="0"/>
-            </w:tcBorders>
-            <w:shd w:val="clear" w:color="auto" w:fill="C5E0B4"/>
+        <w:tc>
+          <w:tcPr>
+            <w:tcW w:w="584" w:type="dxa"/>
+            <w:tcBorders>
+              <w:top w:val="single" w:sz="6" w:space="0" w:color="888888"/>
+              <w:left w:val="single" w:sz="6" w:space="0" w:color="888888"/>
+              <w:bottom w:val="single" w:sz="6" w:space="0" w:color="888888"/>
+              <w:right w:val="single" w:sz="6" w:space="0" w:color="888888"/>
+            </w:tcBorders>
+            <w:shd w:val="clear" w:color="auto" w:fill="A5C9EB" w:themeFill="text2" w:themeFillTint="40"/>
             <w:tcMar>
               <w:top w:w="100" w:type="dxa"/>
               <w:left w:w="140" w:type="dxa"/>
@@ -3148,14 +3658,14 @@
         </w:tc>
         <w:tc>
           <w:tcPr>
-            <w:tcW w:w="900" w:type="dxa"/>
-            <w:tcBorders>
-              <w:top w:val="single" w:color="888888" w:sz="6" w:space="0"/>
-              <w:left w:val="single" w:color="888888" w:sz="6" w:space="0"/>
-              <w:bottom w:val="single" w:color="888888" w:sz="6" w:space="0"/>
-              <w:right w:val="single" w:color="888888" w:sz="6" w:space="0"/>
-            </w:tcBorders>
-            <w:shd w:val="clear" w:color="auto" w:fill="C5E0B4"/>
+            <w:tcW w:w="821" w:type="dxa"/>
+            <w:tcBorders>
+              <w:top w:val="single" w:sz="6" w:space="0" w:color="888888"/>
+              <w:left w:val="single" w:sz="6" w:space="0" w:color="888888"/>
+              <w:bottom w:val="single" w:sz="6" w:space="0" w:color="888888"/>
+              <w:right w:val="single" w:sz="6" w:space="0" w:color="888888"/>
+            </w:tcBorders>
+            <w:shd w:val="clear" w:color="auto" w:fill="A5C9EB" w:themeFill="text2" w:themeFillTint="40"/>
             <w:tcMar>
               <w:top w:w="100" w:type="dxa"/>
               <w:left w:w="140" w:type="dxa"/>
@@ -3180,14 +3690,14 @@
         </w:tc>
         <w:tc>
           <w:tcPr>
-            <w:tcW w:w="4200" w:type="dxa"/>
-            <w:tcBorders>
-              <w:top w:val="single" w:color="888888" w:sz="6" w:space="0"/>
-              <w:left w:val="single" w:color="888888" w:sz="6" w:space="0"/>
-              <w:bottom w:val="single" w:color="888888" w:sz="6" w:space="0"/>
-              <w:right w:val="single" w:color="888888" w:sz="6" w:space="0"/>
-            </w:tcBorders>
-            <w:shd w:val="clear" w:color="auto" w:fill="C5E0B4"/>
+            <w:tcW w:w="3260" w:type="dxa"/>
+            <w:tcBorders>
+              <w:top w:val="single" w:sz="6" w:space="0" w:color="888888"/>
+              <w:left w:val="single" w:sz="6" w:space="0" w:color="888888"/>
+              <w:bottom w:val="single" w:sz="6" w:space="0" w:color="888888"/>
+              <w:right w:val="single" w:sz="6" w:space="0" w:color="888888"/>
+            </w:tcBorders>
+            <w:shd w:val="clear" w:color="auto" w:fill="A5C9EB" w:themeFill="text2" w:themeFillTint="40"/>
             <w:tcMar>
               <w:top w:w="100" w:type="dxa"/>
               <w:left w:w="140" w:type="dxa"/>
@@ -3207,14 +3717,14 @@
         </w:tc>
         <w:tc>
           <w:tcPr>
-            <w:tcW w:w="5060" w:type="dxa"/>
-            <w:tcBorders>
-              <w:top w:val="single" w:color="888888" w:sz="6" w:space="0"/>
-              <w:left w:val="single" w:color="888888" w:sz="6" w:space="0"/>
-              <w:bottom w:val="single" w:color="888888" w:sz="6" w:space="0"/>
-              <w:right w:val="single" w:color="888888" w:sz="6" w:space="0"/>
-            </w:tcBorders>
-            <w:shd w:val="clear" w:color="auto" w:fill="C5E0B4"/>
+            <w:tcW w:w="3544" w:type="dxa"/>
+            <w:tcBorders>
+              <w:top w:val="single" w:sz="6" w:space="0" w:color="888888"/>
+              <w:left w:val="single" w:sz="6" w:space="0" w:color="888888"/>
+              <w:bottom w:val="single" w:sz="6" w:space="0" w:color="888888"/>
+              <w:right w:val="single" w:sz="6" w:space="0" w:color="888888"/>
+            </w:tcBorders>
+            <w:shd w:val="clear" w:color="auto" w:fill="A5C9EB" w:themeFill="text2" w:themeFillTint="40"/>
             <w:tcMar>
               <w:top w:w="100" w:type="dxa"/>
               <w:left w:w="140" w:type="dxa"/>
@@ -3238,18 +3748,24 @@
               <w:t>Stitch</w:t>
             </w:r>
             <w:proofErr w:type="spellEnd"/>
-          </w:p>
-        </w:tc>
-        <w:tc>
-          <w:tcPr>
-            <w:tcW w:w="2200" w:type="dxa"/>
-            <w:tcBorders>
-              <w:top w:val="single" w:color="888888" w:sz="6" w:space="0"/>
-              <w:left w:val="single" w:color="888888" w:sz="6" w:space="0"/>
-              <w:bottom w:val="single" w:color="888888" w:sz="6" w:space="0"/>
-              <w:right w:val="single" w:color="888888" w:sz="6" w:space="0"/>
-            </w:tcBorders>
-            <w:shd w:val="clear" w:color="auto" w:fill="C5E0B4"/>
+            <w:r>
+              <w:rPr>
+                <w:color w:val="000000"/>
+              </w:rPr>
+              <w:t xml:space="preserve">     </w:t>
+            </w:r>
+          </w:p>
+        </w:tc>
+        <w:tc>
+          <w:tcPr>
+            <w:tcW w:w="3118" w:type="dxa"/>
+            <w:tcBorders>
+              <w:top w:val="single" w:sz="6" w:space="0" w:color="888888"/>
+              <w:left w:val="single" w:sz="6" w:space="0" w:color="888888"/>
+              <w:bottom w:val="single" w:sz="6" w:space="0" w:color="888888"/>
+              <w:right w:val="single" w:sz="6" w:space="0" w:color="888888"/>
+            </w:tcBorders>
+            <w:shd w:val="clear" w:color="auto" w:fill="A5C9EB" w:themeFill="text2" w:themeFillTint="40"/>
             <w:tcMar>
               <w:top w:w="100" w:type="dxa"/>
               <w:left w:w="140" w:type="dxa"/>
@@ -3270,24 +3786,58 @@
               </w:rPr>
               <w:t>Ana Margarita Bello</w:t>
             </w:r>
+          </w:p>
+        </w:tc>
+        <w:tc>
+          <w:tcPr>
+            <w:tcW w:w="2327" w:type="dxa"/>
+            <w:tcBorders>
+              <w:top w:val="single" w:sz="6" w:space="0" w:color="888888"/>
+              <w:left w:val="single" w:sz="6" w:space="0" w:color="888888"/>
+              <w:bottom w:val="single" w:sz="6" w:space="0" w:color="888888"/>
+              <w:right w:val="single" w:sz="6" w:space="0" w:color="888888"/>
+            </w:tcBorders>
+            <w:shd w:val="clear" w:color="auto" w:fill="A5C9EB" w:themeFill="text2" w:themeFillTint="40"/>
+          </w:tcPr>
+          <w:p>
+            <w:pPr>
+              <w:jc w:val="center"/>
+              <w:rPr>
+                <w:b/>
+                <w:bCs/>
+                <w:color w:val="000000"/>
+              </w:rPr>
+            </w:pPr>
+            <w:r>
+              <w:rPr>
+                <w:b/>
+                <w:bCs/>
+                <w:color w:val="000000"/>
+              </w:rPr>
+              <w:t xml:space="preserve">Tablas de surf, Bajan máscaras </w:t>
+            </w:r>
+            <w:proofErr w:type="spellStart"/>
+            <w:r>
+              <w:rPr>
+                <w:b/>
+                <w:bCs/>
+                <w:color w:val="000000"/>
+              </w:rPr>
+              <w:t>Tiki</w:t>
+            </w:r>
+            <w:proofErr w:type="spellEnd"/>
           </w:p>
         </w:tc>
       </w:tr>
       <w:tr>
-        <w:tblPrEx>
-          <w:tblCellMar>
-            <w:top w:w="0" w:type="dxa"/>
-            <w:bottom w:w="0" w:type="dxa"/>
-          </w:tblCellMar>
-        </w:tblPrEx>
-        <w:tc>
-          <w:tcPr>
-            <w:tcW w:w="600" w:type="dxa"/>
-            <w:tcBorders>
-              <w:top w:val="single" w:color="888888" w:sz="6" w:space="0"/>
-              <w:left w:val="single" w:color="888888" w:sz="6" w:space="0"/>
-              <w:bottom w:val="single" w:color="888888" w:sz="6" w:space="0"/>
-              <w:right w:val="single" w:color="888888" w:sz="6" w:space="0"/>
+        <w:tc>
+          <w:tcPr>
+            <w:tcW w:w="584" w:type="dxa"/>
+            <w:tcBorders>
+              <w:top w:val="single" w:sz="6" w:space="0" w:color="888888"/>
+              <w:left w:val="single" w:sz="6" w:space="0" w:color="888888"/>
+              <w:bottom w:val="single" w:sz="6" w:space="0" w:color="888888"/>
+              <w:right w:val="single" w:sz="6" w:space="0" w:color="888888"/>
             </w:tcBorders>
             <w:shd w:val="clear" w:color="auto" w:fill="C5E0B4"/>
             <w:tcMar>
@@ -3314,12 +3864,12 @@
         </w:tc>
         <w:tc>
           <w:tcPr>
-            <w:tcW w:w="900" w:type="dxa"/>
-            <w:tcBorders>
-              <w:top w:val="single" w:color="888888" w:sz="6" w:space="0"/>
-              <w:left w:val="single" w:color="888888" w:sz="6" w:space="0"/>
-              <w:bottom w:val="single" w:color="888888" w:sz="6" w:space="0"/>
-              <w:right w:val="single" w:color="888888" w:sz="6" w:space="0"/>
+            <w:tcW w:w="821" w:type="dxa"/>
+            <w:tcBorders>
+              <w:top w:val="single" w:sz="6" w:space="0" w:color="888888"/>
+              <w:left w:val="single" w:sz="6" w:space="0" w:color="888888"/>
+              <w:bottom w:val="single" w:sz="6" w:space="0" w:color="888888"/>
+              <w:right w:val="single" w:sz="6" w:space="0" w:color="888888"/>
             </w:tcBorders>
             <w:shd w:val="clear" w:color="auto" w:fill="C5E0B4"/>
             <w:tcMar>
@@ -3346,12 +3896,12 @@
         </w:tc>
         <w:tc>
           <w:tcPr>
-            <w:tcW w:w="4200" w:type="dxa"/>
-            <w:tcBorders>
-              <w:top w:val="single" w:color="888888" w:sz="6" w:space="0"/>
-              <w:left w:val="single" w:color="888888" w:sz="6" w:space="0"/>
-              <w:bottom w:val="single" w:color="888888" w:sz="6" w:space="0"/>
-              <w:right w:val="single" w:color="888888" w:sz="6" w:space="0"/>
+            <w:tcW w:w="3260" w:type="dxa"/>
+            <w:tcBorders>
+              <w:top w:val="single" w:sz="6" w:space="0" w:color="888888"/>
+              <w:left w:val="single" w:sz="6" w:space="0" w:color="888888"/>
+              <w:bottom w:val="single" w:sz="6" w:space="0" w:color="888888"/>
+              <w:right w:val="single" w:sz="6" w:space="0" w:color="888888"/>
             </w:tcBorders>
             <w:shd w:val="clear" w:color="auto" w:fill="C5E0B4"/>
             <w:tcMar>
@@ -3401,12 +3951,12 @@
         </w:tc>
         <w:tc>
           <w:tcPr>
-            <w:tcW w:w="5060" w:type="dxa"/>
-            <w:tcBorders>
-              <w:top w:val="single" w:color="888888" w:sz="6" w:space="0"/>
-              <w:left w:val="single" w:color="888888" w:sz="6" w:space="0"/>
-              <w:bottom w:val="single" w:color="888888" w:sz="6" w:space="0"/>
-              <w:right w:val="single" w:color="888888" w:sz="6" w:space="0"/>
+            <w:tcW w:w="3544" w:type="dxa"/>
+            <w:tcBorders>
+              <w:top w:val="single" w:sz="6" w:space="0" w:color="888888"/>
+              <w:left w:val="single" w:sz="6" w:space="0" w:color="888888"/>
+              <w:bottom w:val="single" w:sz="6" w:space="0" w:color="888888"/>
+              <w:right w:val="single" w:sz="6" w:space="0" w:color="888888"/>
             </w:tcBorders>
             <w:shd w:val="clear" w:color="auto" w:fill="C5E0B4"/>
             <w:tcMar>
@@ -3422,18 +3972,18 @@
               <w:rPr>
                 <w:color w:val="000000"/>
               </w:rPr>
-              <w:t>Grado 3°A</w:t>
-            </w:r>
-          </w:p>
-        </w:tc>
-        <w:tc>
-          <w:tcPr>
-            <w:tcW w:w="2200" w:type="dxa"/>
-            <w:tcBorders>
-              <w:top w:val="single" w:color="888888" w:sz="6" w:space="0"/>
-              <w:left w:val="single" w:color="888888" w:sz="6" w:space="0"/>
-              <w:bottom w:val="single" w:color="888888" w:sz="6" w:space="0"/>
-              <w:right w:val="single" w:color="888888" w:sz="6" w:space="0"/>
+              <w:t xml:space="preserve">Grado 3°A   </w:t>
+            </w:r>
+          </w:p>
+        </w:tc>
+        <w:tc>
+          <w:tcPr>
+            <w:tcW w:w="3118" w:type="dxa"/>
+            <w:tcBorders>
+              <w:top w:val="single" w:sz="6" w:space="0" w:color="888888"/>
+              <w:left w:val="single" w:sz="6" w:space="0" w:color="888888"/>
+              <w:bottom w:val="single" w:sz="6" w:space="0" w:color="888888"/>
+              <w:right w:val="single" w:sz="6" w:space="0" w:color="888888"/>
             </w:tcBorders>
             <w:shd w:val="clear" w:color="auto" w:fill="C5E0B4"/>
             <w:tcMar>
@@ -3455,25 +4005,49 @@
                 <w:color w:val="000000"/>
               </w:rPr>
               <w:t>Ana Margarita Bello</w:t>
+            </w:r>
+          </w:p>
+        </w:tc>
+        <w:tc>
+          <w:tcPr>
+            <w:tcW w:w="2327" w:type="dxa"/>
+            <w:tcBorders>
+              <w:top w:val="single" w:sz="6" w:space="0" w:color="888888"/>
+              <w:left w:val="single" w:sz="6" w:space="0" w:color="888888"/>
+              <w:bottom w:val="single" w:sz="6" w:space="0" w:color="888888"/>
+              <w:right w:val="single" w:sz="6" w:space="0" w:color="888888"/>
+            </w:tcBorders>
+            <w:shd w:val="clear" w:color="auto" w:fill="C5E0B4"/>
+          </w:tcPr>
+          <w:p>
+            <w:pPr>
+              <w:jc w:val="center"/>
+              <w:rPr>
+                <w:b/>
+                <w:bCs/>
+                <w:color w:val="000000"/>
+              </w:rPr>
+            </w:pPr>
+            <w:r>
+              <w:rPr>
+                <w:b/>
+                <w:bCs/>
+                <w:color w:val="000000"/>
+              </w:rPr>
+              <w:t>Tablas de surf</w:t>
             </w:r>
           </w:p>
         </w:tc>
       </w:tr>
       <w:tr>
-        <w:tblPrEx>
-          <w:tblCellMar>
-            <w:top w:w="0" w:type="dxa"/>
-            <w:bottom w:w="0" w:type="dxa"/>
-          </w:tblCellMar>
-        </w:tblPrEx>
-        <w:tc>
-          <w:tcPr>
-            <w:tcW w:w="600" w:type="dxa"/>
-            <w:tcBorders>
-              <w:top w:val="single" w:color="888888" w:sz="6" w:space="0"/>
-              <w:left w:val="single" w:color="888888" w:sz="6" w:space="0"/>
-              <w:bottom w:val="single" w:color="888888" w:sz="6" w:space="0"/>
-              <w:right w:val="single" w:color="888888" w:sz="6" w:space="0"/>
+        <w:tc>
+          <w:tcPr>
+            <w:tcW w:w="584" w:type="dxa"/>
+            <w:tcBorders>
+              <w:top w:val="single" w:sz="6" w:space="0" w:color="888888"/>
+              <w:left w:val="single" w:sz="6" w:space="0" w:color="888888"/>
+              <w:bottom w:val="single" w:sz="6" w:space="0" w:color="888888"/>
+              <w:right w:val="single" w:sz="6" w:space="0" w:color="888888"/>
             </w:tcBorders>
             <w:shd w:val="clear" w:color="auto" w:fill="C5E0B4"/>
             <w:tcMar>
@@ -3500,12 +4074,12 @@
         </w:tc>
         <w:tc>
           <w:tcPr>
-            <w:tcW w:w="900" w:type="dxa"/>
-            <w:tcBorders>
-              <w:top w:val="single" w:color="888888" w:sz="6" w:space="0"/>
-              <w:left w:val="single" w:color="888888" w:sz="6" w:space="0"/>
-              <w:bottom w:val="single" w:color="888888" w:sz="6" w:space="0"/>
-              <w:right w:val="single" w:color="888888" w:sz="6" w:space="0"/>
+            <w:tcW w:w="821" w:type="dxa"/>
+            <w:tcBorders>
+              <w:top w:val="single" w:sz="6" w:space="0" w:color="888888"/>
+              <w:left w:val="single" w:sz="6" w:space="0" w:color="888888"/>
+              <w:bottom w:val="single" w:sz="6" w:space="0" w:color="888888"/>
+              <w:right w:val="single" w:sz="6" w:space="0" w:color="888888"/>
             </w:tcBorders>
             <w:shd w:val="clear" w:color="auto" w:fill="C5E0B4"/>
             <w:tcMar>
@@ -3532,12 +4106,12 @@
         </w:tc>
         <w:tc>
           <w:tcPr>
-            <w:tcW w:w="4200" w:type="dxa"/>
-            <w:tcBorders>
-              <w:top w:val="single" w:color="888888" w:sz="6" w:space="0"/>
-              <w:left w:val="single" w:color="888888" w:sz="6" w:space="0"/>
-              <w:bottom w:val="single" w:color="888888" w:sz="6" w:space="0"/>
-              <w:right w:val="single" w:color="888888" w:sz="6" w:space="0"/>
+            <w:tcW w:w="3260" w:type="dxa"/>
+            <w:tcBorders>
+              <w:top w:val="single" w:sz="6" w:space="0" w:color="888888"/>
+              <w:left w:val="single" w:sz="6" w:space="0" w:color="888888"/>
+              <w:bottom w:val="single" w:sz="6" w:space="0" w:color="888888"/>
+              <w:right w:val="single" w:sz="6" w:space="0" w:color="888888"/>
             </w:tcBorders>
             <w:shd w:val="clear" w:color="auto" w:fill="C5E0B4"/>
             <w:tcMar>
@@ -3551,44 +4125,20 @@
           <w:p>
             <w:r>
               <w:rPr>
-                <w:color w:val="000000" w:themeColor="text1" w:themeTint="FF" w:themeShade="FF"/>
-              </w:rPr>
-              <w:t xml:space="preserve">Danza: </w:t>
-            </w:r>
-            <w:r>
-              <w:rPr>
-                <w:color w:val="000000" w:themeColor="text1" w:themeTint="FF" w:themeShade="FF"/>
-              </w:rPr>
-              <w:t>Myshaan</w:t>
-            </w:r>
-            <w:r>
-              <w:rPr>
-                <w:color w:val="000000" w:themeColor="text1" w:themeTint="FF" w:themeShade="FF"/>
-              </w:rPr>
-              <w:t xml:space="preserve"> – </w:t>
-            </w:r>
-            <w:r>
-              <w:rPr>
-                <w:color w:val="000000" w:themeColor="text1" w:themeTint="FF" w:themeShade="FF"/>
-              </w:rPr>
-              <w:t>Sway (</w:t>
-            </w:r>
-            <w:r>
-              <w:rPr>
-                <w:color w:val="000000" w:themeColor="text1" w:themeTint="FF" w:themeShade="FF"/>
-              </w:rPr>
-              <w:t>hawaiano)</w:t>
-            </w:r>
-          </w:p>
-        </w:tc>
-        <w:tc>
-          <w:tcPr>
-            <w:tcW w:w="5060" w:type="dxa"/>
-            <w:tcBorders>
-              <w:top w:val="single" w:color="888888" w:sz="6" w:space="0"/>
-              <w:left w:val="single" w:color="888888" w:sz="6" w:space="0"/>
-              <w:bottom w:val="single" w:color="888888" w:sz="6" w:space="0"/>
-              <w:right w:val="single" w:color="888888" w:sz="6" w:space="0"/>
+                <w:color w:val="000000" w:themeColor="text1"/>
+              </w:rPr>
+              <w:t>Danza: Myshaan – Sway (hawaiano)</w:t>
+            </w:r>
+          </w:p>
+        </w:tc>
+        <w:tc>
+          <w:tcPr>
+            <w:tcW w:w="3544" w:type="dxa"/>
+            <w:tcBorders>
+              <w:top w:val="single" w:sz="6" w:space="0" w:color="888888"/>
+              <w:left w:val="single" w:sz="6" w:space="0" w:color="888888"/>
+              <w:bottom w:val="single" w:sz="6" w:space="0" w:color="888888"/>
+              <w:right w:val="single" w:sz="6" w:space="0" w:color="888888"/>
             </w:tcBorders>
             <w:shd w:val="clear" w:color="auto" w:fill="C5E0B4"/>
             <w:tcMar>
@@ -3604,18 +4154,18 @@
               <w:rPr>
                 <w:color w:val="000000"/>
               </w:rPr>
-              <w:t>Niñas Grado 5°A y 5°B</w:t>
-            </w:r>
-          </w:p>
-        </w:tc>
-        <w:tc>
-          <w:tcPr>
-            <w:tcW w:w="2200" w:type="dxa"/>
-            <w:tcBorders>
-              <w:top w:val="single" w:color="888888" w:sz="6" w:space="0"/>
-              <w:left w:val="single" w:color="888888" w:sz="6" w:space="0"/>
-              <w:bottom w:val="single" w:color="888888" w:sz="6" w:space="0"/>
-              <w:right w:val="single" w:color="888888" w:sz="6" w:space="0"/>
+              <w:t xml:space="preserve">Niñas Grado 5°A y 5°B  </w:t>
+            </w:r>
+          </w:p>
+        </w:tc>
+        <w:tc>
+          <w:tcPr>
+            <w:tcW w:w="3118" w:type="dxa"/>
+            <w:tcBorders>
+              <w:top w:val="single" w:sz="6" w:space="0" w:color="888888"/>
+              <w:left w:val="single" w:sz="6" w:space="0" w:color="888888"/>
+              <w:bottom w:val="single" w:sz="6" w:space="0" w:color="888888"/>
+              <w:right w:val="single" w:sz="6" w:space="0" w:color="888888"/>
             </w:tcBorders>
             <w:shd w:val="clear" w:color="auto" w:fill="C5E0B4"/>
             <w:tcMar>
@@ -3638,24 +4188,58 @@
               </w:rPr>
               <w:t>Ana Margarita Bello</w:t>
             </w:r>
+          </w:p>
+        </w:tc>
+        <w:tc>
+          <w:tcPr>
+            <w:tcW w:w="2327" w:type="dxa"/>
+            <w:tcBorders>
+              <w:top w:val="single" w:sz="6" w:space="0" w:color="888888"/>
+              <w:left w:val="single" w:sz="6" w:space="0" w:color="888888"/>
+              <w:bottom w:val="single" w:sz="6" w:space="0" w:color="888888"/>
+              <w:right w:val="single" w:sz="6" w:space="0" w:color="888888"/>
+            </w:tcBorders>
+            <w:shd w:val="clear" w:color="auto" w:fill="C5E0B4"/>
+          </w:tcPr>
+          <w:p>
+            <w:pPr>
+              <w:jc w:val="center"/>
+              <w:rPr>
+                <w:b/>
+                <w:bCs/>
+                <w:color w:val="000000"/>
+              </w:rPr>
+            </w:pPr>
+            <w:r>
+              <w:rPr>
+                <w:b/>
+                <w:bCs/>
+                <w:color w:val="000000"/>
+              </w:rPr>
+              <w:t xml:space="preserve">Bajan máscaras </w:t>
+            </w:r>
+            <w:proofErr w:type="spellStart"/>
+            <w:r>
+              <w:rPr>
+                <w:b/>
+                <w:bCs/>
+                <w:color w:val="000000"/>
+              </w:rPr>
+              <w:t>Tiki</w:t>
+            </w:r>
+            <w:proofErr w:type="spellEnd"/>
           </w:p>
         </w:tc>
       </w:tr>
       <w:tr>
-        <w:tblPrEx>
-          <w:tblCellMar>
-            <w:top w:w="0" w:type="dxa"/>
-            <w:bottom w:w="0" w:type="dxa"/>
-          </w:tblCellMar>
-        </w:tblPrEx>
-        <w:tc>
-          <w:tcPr>
-            <w:tcW w:w="600" w:type="dxa"/>
-            <w:tcBorders>
-              <w:top w:val="single" w:color="888888" w:sz="6" w:space="0"/>
-              <w:left w:val="single" w:color="888888" w:sz="6" w:space="0"/>
-              <w:bottom w:val="single" w:color="888888" w:sz="6" w:space="0"/>
-              <w:right w:val="single" w:color="888888" w:sz="6" w:space="0"/>
+        <w:tc>
+          <w:tcPr>
+            <w:tcW w:w="584" w:type="dxa"/>
+            <w:tcBorders>
+              <w:top w:val="single" w:sz="6" w:space="0" w:color="888888"/>
+              <w:left w:val="single" w:sz="6" w:space="0" w:color="888888"/>
+              <w:bottom w:val="single" w:sz="6" w:space="0" w:color="888888"/>
+              <w:right w:val="single" w:sz="6" w:space="0" w:color="888888"/>
             </w:tcBorders>
             <w:shd w:val="clear" w:color="auto" w:fill="FFE699"/>
             <w:tcMar>
@@ -3682,12 +4266,12 @@
         </w:tc>
         <w:tc>
           <w:tcPr>
-            <w:tcW w:w="900" w:type="dxa"/>
-            <w:tcBorders>
-              <w:top w:val="single" w:color="888888" w:sz="6" w:space="0"/>
-              <w:left w:val="single" w:color="888888" w:sz="6" w:space="0"/>
-              <w:bottom w:val="single" w:color="888888" w:sz="6" w:space="0"/>
-              <w:right w:val="single" w:color="888888" w:sz="6" w:space="0"/>
+            <w:tcW w:w="821" w:type="dxa"/>
+            <w:tcBorders>
+              <w:top w:val="single" w:sz="6" w:space="0" w:color="888888"/>
+              <w:left w:val="single" w:sz="6" w:space="0" w:color="888888"/>
+              <w:bottom w:val="single" w:sz="6" w:space="0" w:color="888888"/>
+              <w:right w:val="single" w:sz="6" w:space="0" w:color="888888"/>
             </w:tcBorders>
             <w:shd w:val="clear" w:color="auto" w:fill="FFE699"/>
             <w:tcMar>
@@ -3714,12 +4298,12 @@
         </w:tc>
         <w:tc>
           <w:tcPr>
-            <w:tcW w:w="4200" w:type="dxa"/>
-            <w:tcBorders>
-              <w:top w:val="single" w:color="888888" w:sz="6" w:space="0"/>
-              <w:left w:val="single" w:color="888888" w:sz="6" w:space="0"/>
-              <w:bottom w:val="single" w:color="888888" w:sz="6" w:space="0"/>
-              <w:right w:val="single" w:color="888888" w:sz="6" w:space="0"/>
+            <w:tcW w:w="3260" w:type="dxa"/>
+            <w:tcBorders>
+              <w:top w:val="single" w:sz="6" w:space="0" w:color="888888"/>
+              <w:left w:val="single" w:sz="6" w:space="0" w:color="888888"/>
+              <w:bottom w:val="single" w:sz="6" w:space="0" w:color="888888"/>
+              <w:right w:val="single" w:sz="6" w:space="0" w:color="888888"/>
             </w:tcBorders>
             <w:shd w:val="clear" w:color="auto" w:fill="FFE699"/>
             <w:tcMar>
@@ -3747,12 +4331,12 @@
         </w:tc>
         <w:tc>
           <w:tcPr>
-            <w:tcW w:w="5060" w:type="dxa"/>
-            <w:tcBorders>
-              <w:top w:val="single" w:color="888888" w:sz="6" w:space="0"/>
-              <w:left w:val="single" w:color="888888" w:sz="6" w:space="0"/>
-              <w:bottom w:val="single" w:color="888888" w:sz="6" w:space="0"/>
-              <w:right w:val="single" w:color="888888" w:sz="6" w:space="0"/>
+            <w:tcW w:w="3544" w:type="dxa"/>
+            <w:tcBorders>
+              <w:top w:val="single" w:sz="6" w:space="0" w:color="888888"/>
+              <w:left w:val="single" w:sz="6" w:space="0" w:color="888888"/>
+              <w:bottom w:val="single" w:sz="6" w:space="0" w:color="888888"/>
+              <w:right w:val="single" w:sz="6" w:space="0" w:color="888888"/>
             </w:tcBorders>
             <w:shd w:val="clear" w:color="auto" w:fill="FFE699"/>
             <w:tcMar>
@@ -3768,18 +4352,18 @@
               <w:rPr>
                 <w:color w:val="000000"/>
               </w:rPr>
-              <w:t>Grado 4°A y 4°B</w:t>
-            </w:r>
-          </w:p>
-        </w:tc>
-        <w:tc>
-          <w:tcPr>
-            <w:tcW w:w="2200" w:type="dxa"/>
-            <w:tcBorders>
-              <w:top w:val="single" w:color="888888" w:sz="6" w:space="0"/>
-              <w:left w:val="single" w:color="888888" w:sz="6" w:space="0"/>
-              <w:bottom w:val="single" w:color="888888" w:sz="6" w:space="0"/>
-              <w:right w:val="single" w:color="888888" w:sz="6" w:space="0"/>
+              <w:t xml:space="preserve">Grado 4°A y 4°B   </w:t>
+            </w:r>
+          </w:p>
+        </w:tc>
+        <w:tc>
+          <w:tcPr>
+            <w:tcW w:w="3118" w:type="dxa"/>
+            <w:tcBorders>
+              <w:top w:val="single" w:sz="6" w:space="0" w:color="888888"/>
+              <w:left w:val="single" w:sz="6" w:space="0" w:color="888888"/>
+              <w:bottom w:val="single" w:sz="6" w:space="0" w:color="888888"/>
+              <w:right w:val="single" w:sz="6" w:space="0" w:color="888888"/>
             </w:tcBorders>
             <w:shd w:val="clear" w:color="auto" w:fill="FFE699"/>
             <w:tcMar>
@@ -3801,25 +4385,49 @@
                 <w:color w:val="000000"/>
               </w:rPr>
               <w:t>Oscar Villarreal y Joan Cabrera</w:t>
+            </w:r>
+          </w:p>
+        </w:tc>
+        <w:tc>
+          <w:tcPr>
+            <w:tcW w:w="2327" w:type="dxa"/>
+            <w:tcBorders>
+              <w:top w:val="single" w:sz="6" w:space="0" w:color="888888"/>
+              <w:left w:val="single" w:sz="6" w:space="0" w:color="888888"/>
+              <w:bottom w:val="single" w:sz="6" w:space="0" w:color="888888"/>
+              <w:right w:val="single" w:sz="6" w:space="0" w:color="888888"/>
+            </w:tcBorders>
+            <w:shd w:val="clear" w:color="auto" w:fill="FFE699"/>
+          </w:tcPr>
+          <w:p>
+            <w:pPr>
+              <w:jc w:val="center"/>
+              <w:rPr>
+                <w:b/>
+                <w:bCs/>
+                <w:color w:val="000000"/>
+              </w:rPr>
+            </w:pPr>
+            <w:r>
+              <w:rPr>
+                <w:b/>
+                <w:bCs/>
+                <w:color w:val="000000"/>
+              </w:rPr>
+              <w:t>Bajan Ukeleles</w:t>
             </w:r>
           </w:p>
         </w:tc>
       </w:tr>
       <w:tr>
-        <w:tblPrEx>
-          <w:tblCellMar>
-            <w:top w:w="0" w:type="dxa"/>
-            <w:bottom w:w="0" w:type="dxa"/>
-          </w:tblCellMar>
-        </w:tblPrEx>
-        <w:tc>
-          <w:tcPr>
-            <w:tcW w:w="600" w:type="dxa"/>
-            <w:tcBorders>
-              <w:top w:val="single" w:color="888888" w:sz="6" w:space="0"/>
-              <w:left w:val="single" w:color="888888" w:sz="6" w:space="0"/>
-              <w:bottom w:val="single" w:color="888888" w:sz="6" w:space="0"/>
-              <w:right w:val="single" w:color="888888" w:sz="6" w:space="0"/>
+        <w:tc>
+          <w:tcPr>
+            <w:tcW w:w="584" w:type="dxa"/>
+            <w:tcBorders>
+              <w:top w:val="single" w:sz="6" w:space="0" w:color="888888"/>
+              <w:left w:val="single" w:sz="6" w:space="0" w:color="888888"/>
+              <w:bottom w:val="single" w:sz="6" w:space="0" w:color="888888"/>
+              <w:right w:val="single" w:sz="6" w:space="0" w:color="888888"/>
             </w:tcBorders>
             <w:shd w:val="clear" w:color="auto" w:fill="CCC0DA"/>
             <w:tcMar>
@@ -3846,12 +4454,12 @@
         </w:tc>
         <w:tc>
           <w:tcPr>
-            <w:tcW w:w="900" w:type="dxa"/>
-            <w:tcBorders>
-              <w:top w:val="single" w:color="888888" w:sz="6" w:space="0"/>
-              <w:left w:val="single" w:color="888888" w:sz="6" w:space="0"/>
-              <w:bottom w:val="single" w:color="888888" w:sz="6" w:space="0"/>
-              <w:right w:val="single" w:color="888888" w:sz="6" w:space="0"/>
+            <w:tcW w:w="821" w:type="dxa"/>
+            <w:tcBorders>
+              <w:top w:val="single" w:sz="6" w:space="0" w:color="888888"/>
+              <w:left w:val="single" w:sz="6" w:space="0" w:color="888888"/>
+              <w:bottom w:val="single" w:sz="6" w:space="0" w:color="888888"/>
+              <w:right w:val="single" w:sz="6" w:space="0" w:color="888888"/>
             </w:tcBorders>
             <w:shd w:val="clear" w:color="auto" w:fill="CCC0DA"/>
             <w:tcMar>
@@ -3878,12 +4486,12 @@
         </w:tc>
         <w:tc>
           <w:tcPr>
-            <w:tcW w:w="4200" w:type="dxa"/>
-            <w:tcBorders>
-              <w:top w:val="single" w:color="888888" w:sz="6" w:space="0"/>
-              <w:left w:val="single" w:color="888888" w:sz="6" w:space="0"/>
-              <w:bottom w:val="single" w:color="888888" w:sz="6" w:space="0"/>
-              <w:right w:val="single" w:color="888888" w:sz="6" w:space="0"/>
+            <w:tcW w:w="3260" w:type="dxa"/>
+            <w:tcBorders>
+              <w:top w:val="single" w:sz="6" w:space="0" w:color="888888"/>
+              <w:left w:val="single" w:sz="6" w:space="0" w:color="888888"/>
+              <w:bottom w:val="single" w:sz="6" w:space="0" w:color="888888"/>
+              <w:right w:val="single" w:sz="6" w:space="0" w:color="888888"/>
             </w:tcBorders>
             <w:shd w:val="clear" w:color="auto" w:fill="CCC0DA"/>
             <w:tcMar>
@@ -3897,26 +4505,20 @@
           <w:p>
             <w:r>
               <w:rPr>
-                <w:color w:val="000000" w:themeColor="text1" w:themeTint="FF" w:themeShade="FF"/>
-              </w:rPr>
-              <w:t xml:space="preserve">Video: </w:t>
-            </w:r>
-            <w:r>
-              <w:rPr>
-                <w:color w:val="000000" w:themeColor="text1" w:themeTint="FF" w:themeShade="FF"/>
-              </w:rPr>
-              <w:t>Procesos</w:t>
-            </w:r>
-          </w:p>
-        </w:tc>
-        <w:tc>
-          <w:tcPr>
-            <w:tcW w:w="5060" w:type="dxa"/>
-            <w:tcBorders>
-              <w:top w:val="single" w:color="888888" w:sz="6" w:space="0"/>
-              <w:left w:val="single" w:color="888888" w:sz="6" w:space="0"/>
-              <w:bottom w:val="single" w:color="888888" w:sz="6" w:space="0"/>
-              <w:right w:val="single" w:color="888888" w:sz="6" w:space="0"/>
+                <w:color w:val="000000" w:themeColor="text1"/>
+              </w:rPr>
+              <w:t>Video: Procesos</w:t>
+            </w:r>
+          </w:p>
+        </w:tc>
+        <w:tc>
+          <w:tcPr>
+            <w:tcW w:w="3544" w:type="dxa"/>
+            <w:tcBorders>
+              <w:top w:val="single" w:sz="6" w:space="0" w:color="888888"/>
+              <w:left w:val="single" w:sz="6" w:space="0" w:color="888888"/>
+              <w:bottom w:val="single" w:sz="6" w:space="0" w:color="888888"/>
+              <w:right w:val="single" w:sz="6" w:space="0" w:color="888888"/>
             </w:tcBorders>
             <w:shd w:val="clear" w:color="auto" w:fill="CCC0DA"/>
             <w:tcMar>
@@ -3930,31 +4532,25 @@
           <w:p>
             <w:pPr>
               <w:rPr>
-                <w:color w:val="000000" w:themeColor="text1" w:themeTint="FF" w:themeShade="FF"/>
-              </w:rPr>
-            </w:pPr>
-            <w:r>
-              <w:rPr>
-                <w:color w:val="000000" w:themeColor="text1" w:themeTint="FF" w:themeShade="FF"/>
-              </w:rPr>
-              <w:t>Toda</w:t>
-            </w:r>
-            <w:r>
-              <w:rPr>
-                <w:color w:val="000000" w:themeColor="text1" w:themeTint="FF" w:themeShade="FF"/>
-              </w:rPr>
-              <w:t>s las asignaturas</w:t>
-            </w:r>
-          </w:p>
-        </w:tc>
-        <w:tc>
-          <w:tcPr>
-            <w:tcW w:w="2200" w:type="dxa"/>
-            <w:tcBorders>
-              <w:top w:val="single" w:color="888888" w:sz="6" w:space="0"/>
-              <w:left w:val="single" w:color="888888" w:sz="6" w:space="0"/>
-              <w:bottom w:val="single" w:color="888888" w:sz="6" w:space="0"/>
-              <w:right w:val="single" w:color="888888" w:sz="6" w:space="0"/>
+                <w:color w:val="000000" w:themeColor="text1"/>
+              </w:rPr>
+            </w:pPr>
+            <w:r>
+              <w:rPr>
+                <w:color w:val="000000" w:themeColor="text1"/>
+              </w:rPr>
+              <w:t>Todas las asignaturas</w:t>
+            </w:r>
+          </w:p>
+        </w:tc>
+        <w:tc>
+          <w:tcPr>
+            <w:tcW w:w="3118" w:type="dxa"/>
+            <w:tcBorders>
+              <w:top w:val="single" w:sz="6" w:space="0" w:color="888888"/>
+              <w:left w:val="single" w:sz="6" w:space="0" w:color="888888"/>
+              <w:bottom w:val="single" w:sz="6" w:space="0" w:color="888888"/>
+              <w:right w:val="single" w:sz="6" w:space="0" w:color="888888"/>
             </w:tcBorders>
             <w:shd w:val="clear" w:color="auto" w:fill="CCC0DA"/>
             <w:tcMar>
@@ -3969,39 +4565,55 @@
             <w:pPr>
               <w:jc w:val="center"/>
               <w:rPr>
-                <w:b w:val="1"/>
-                <w:bCs w:val="1"/>
-                <w:color w:val="000000" w:themeColor="text1" w:themeTint="FF" w:themeShade="FF"/>
-              </w:rPr>
-            </w:pPr>
-            <w:r>
-              <w:rPr>
-                <w:b w:val="1"/>
-                <w:bCs w:val="1"/>
-                <w:color w:val="000000" w:themeColor="text1" w:themeTint="FF" w:themeShade="FF"/>
+                <w:b/>
+                <w:bCs/>
+                <w:color w:val="000000" w:themeColor="text1"/>
+              </w:rPr>
+            </w:pPr>
+            <w:r>
+              <w:rPr>
+                <w:b/>
+                <w:bCs/>
+                <w:color w:val="000000" w:themeColor="text1"/>
               </w:rPr>
               <w:t>Comunicaciones</w:t>
             </w:r>
+          </w:p>
+        </w:tc>
+        <w:tc>
+          <w:tcPr>
+            <w:tcW w:w="2327" w:type="dxa"/>
+            <w:tcBorders>
+              <w:top w:val="single" w:sz="6" w:space="0" w:color="888888"/>
+              <w:left w:val="single" w:sz="6" w:space="0" w:color="888888"/>
+              <w:bottom w:val="single" w:sz="6" w:space="0" w:color="888888"/>
+              <w:right w:val="single" w:sz="6" w:space="0" w:color="888888"/>
+            </w:tcBorders>
+            <w:shd w:val="clear" w:color="auto" w:fill="CCC0DA"/>
+          </w:tcPr>
+          <w:p>
+            <w:pPr>
+              <w:jc w:val="center"/>
+              <w:rPr>
+                <w:b/>
+                <w:bCs/>
+                <w:color w:val="000000" w:themeColor="text1"/>
+              </w:rPr>
+            </w:pPr>
           </w:p>
         </w:tc>
       </w:tr>
       <w:tr>
-        <w:tblPrEx>
-          <w:tblCellMar>
-            <w:top w:w="0" w:type="dxa"/>
-            <w:bottom w:w="0" w:type="dxa"/>
-          </w:tblCellMar>
-        </w:tblPrEx>
-        <w:tc>
-          <w:tcPr>
-            <w:tcW w:w="600" w:type="dxa"/>
-            <w:tcBorders>
-              <w:top w:val="single" w:color="888888" w:sz="6" w:space="0"/>
-              <w:left w:val="single" w:color="888888" w:sz="6" w:space="0"/>
-              <w:bottom w:val="single" w:color="888888" w:sz="6" w:space="0"/>
-              <w:right w:val="single" w:color="888888" w:sz="6" w:space="0"/>
-            </w:tcBorders>
-            <w:shd w:val="clear" w:color="auto" w:fill="C5E0B4"/>
+        <w:tc>
+          <w:tcPr>
+            <w:tcW w:w="584" w:type="dxa"/>
+            <w:tcBorders>
+              <w:top w:val="single" w:sz="6" w:space="0" w:color="888888"/>
+              <w:left w:val="single" w:sz="6" w:space="0" w:color="888888"/>
+              <w:bottom w:val="single" w:sz="6" w:space="0" w:color="888888"/>
+              <w:right w:val="single" w:sz="6" w:space="0" w:color="888888"/>
+            </w:tcBorders>
+            <w:shd w:val="clear" w:color="auto" w:fill="A5C9EB" w:themeFill="text2" w:themeFillTint="40"/>
             <w:tcMar>
               <w:top w:w="100" w:type="dxa"/>
               <w:left w:w="140" w:type="dxa"/>
@@ -4026,14 +4638,14 @@
         </w:tc>
         <w:tc>
           <w:tcPr>
-            <w:tcW w:w="900" w:type="dxa"/>
-            <w:tcBorders>
-              <w:top w:val="single" w:color="888888" w:sz="6" w:space="0"/>
-              <w:left w:val="single" w:color="888888" w:sz="6" w:space="0"/>
-              <w:bottom w:val="single" w:color="888888" w:sz="6" w:space="0"/>
-              <w:right w:val="single" w:color="888888" w:sz="6" w:space="0"/>
-            </w:tcBorders>
-            <w:shd w:val="clear" w:color="auto" w:fill="C5E0B4"/>
+            <w:tcW w:w="821" w:type="dxa"/>
+            <w:tcBorders>
+              <w:top w:val="single" w:sz="6" w:space="0" w:color="888888"/>
+              <w:left w:val="single" w:sz="6" w:space="0" w:color="888888"/>
+              <w:bottom w:val="single" w:sz="6" w:space="0" w:color="888888"/>
+              <w:right w:val="single" w:sz="6" w:space="0" w:color="888888"/>
+            </w:tcBorders>
+            <w:shd w:val="clear" w:color="auto" w:fill="A5C9EB" w:themeFill="text2" w:themeFillTint="40"/>
             <w:tcMar>
               <w:top w:w="100" w:type="dxa"/>
               <w:left w:w="140" w:type="dxa"/>
@@ -4058,79 +4670,87 @@
         </w:tc>
         <w:tc>
           <w:tcPr>
-            <w:tcW w:w="4200" w:type="dxa"/>
-            <w:tcBorders>
-              <w:top w:val="single" w:color="888888" w:sz="6" w:space="0"/>
-              <w:left w:val="single" w:color="888888" w:sz="6" w:space="0"/>
-              <w:bottom w:val="single" w:color="888888" w:sz="6" w:space="0"/>
-              <w:right w:val="single" w:color="888888" w:sz="6" w:space="0"/>
-            </w:tcBorders>
-            <w:shd w:val="clear" w:color="auto" w:fill="C5E0B4"/>
-            <w:tcMar>
-              <w:top w:w="100" w:type="dxa"/>
-              <w:left w:w="140" w:type="dxa"/>
-              <w:bottom w:w="100" w:type="dxa"/>
-              <w:right w:w="140" w:type="dxa"/>
-            </w:tcMar>
-            <w:vAlign w:val="center"/>
-          </w:tcPr>
-          <w:p>
-            <w:r>
-              <w:rPr>
-                <w:color w:val="000000" w:themeColor="text1" w:themeTint="FF" w:themeShade="FF"/>
-              </w:rPr>
-              <w:t xml:space="preserve">Teatro — </w:t>
-            </w:r>
-            <w:r>
-              <w:rPr>
-                <w:color w:val="000000" w:themeColor="text1" w:themeTint="FF" w:themeShade="FF"/>
-              </w:rPr>
-              <w:t>(sección final)</w:t>
-            </w:r>
-          </w:p>
-        </w:tc>
-        <w:tc>
-          <w:tcPr>
-            <w:tcW w:w="5060" w:type="dxa"/>
-            <w:tcBorders>
-              <w:top w:val="single" w:color="888888" w:sz="6" w:space="0"/>
-              <w:left w:val="single" w:color="888888" w:sz="6" w:space="0"/>
-              <w:bottom w:val="single" w:color="888888" w:sz="6" w:space="0"/>
-              <w:right w:val="single" w:color="888888" w:sz="6" w:space="0"/>
-            </w:tcBorders>
-            <w:shd w:val="clear" w:color="auto" w:fill="C5E0B4"/>
-            <w:tcMar>
-              <w:top w:w="100" w:type="dxa"/>
-              <w:left w:w="140" w:type="dxa"/>
-              <w:bottom w:w="100" w:type="dxa"/>
-              <w:right w:w="140" w:type="dxa"/>
-            </w:tcMar>
-            <w:vAlign w:val="center"/>
-          </w:tcPr>
-          <w:p>
-            <w:pPr>
-              <w:rPr>
-                <w:color w:val="000000" w:themeColor="text1" w:themeTint="FF" w:themeShade="FF"/>
-              </w:rPr>
-            </w:pPr>
-            <w:r>
-              <w:rPr>
-                <w:color w:val="000000" w:themeColor="text1" w:themeTint="FF" w:themeShade="FF"/>
-              </w:rPr>
-              <w:t>Lilo y Stitch</w:t>
-            </w:r>
-          </w:p>
-        </w:tc>
-        <w:tc>
-          <w:tcPr>
-            <w:tcW w:w="2200" w:type="dxa"/>
-            <w:tcBorders>
-              <w:top w:val="single" w:color="888888" w:sz="6" w:space="0"/>
-              <w:left w:val="single" w:color="888888" w:sz="6" w:space="0"/>
-              <w:bottom w:val="single" w:color="888888" w:sz="6" w:space="0"/>
-              <w:right w:val="single" w:color="888888" w:sz="6" w:space="0"/>
-            </w:tcBorders>
-            <w:shd w:val="clear" w:color="auto" w:fill="C5E0B4"/>
+            <w:tcW w:w="3260" w:type="dxa"/>
+            <w:tcBorders>
+              <w:top w:val="single" w:sz="6" w:space="0" w:color="888888"/>
+              <w:left w:val="single" w:sz="6" w:space="0" w:color="888888"/>
+              <w:bottom w:val="single" w:sz="6" w:space="0" w:color="888888"/>
+              <w:right w:val="single" w:sz="6" w:space="0" w:color="888888"/>
+            </w:tcBorders>
+            <w:shd w:val="clear" w:color="auto" w:fill="A5C9EB" w:themeFill="text2" w:themeFillTint="40"/>
+            <w:tcMar>
+              <w:top w:w="100" w:type="dxa"/>
+              <w:left w:w="140" w:type="dxa"/>
+              <w:bottom w:w="100" w:type="dxa"/>
+              <w:right w:w="140" w:type="dxa"/>
+            </w:tcMar>
+            <w:vAlign w:val="center"/>
+          </w:tcPr>
+          <w:p>
+            <w:r>
+              <w:rPr>
+                <w:color w:val="000000" w:themeColor="text1"/>
+              </w:rPr>
+              <w:t>Teatro — (sección final)</w:t>
+            </w:r>
+          </w:p>
+        </w:tc>
+        <w:tc>
+          <w:tcPr>
+            <w:tcW w:w="3544" w:type="dxa"/>
+            <w:tcBorders>
+              <w:top w:val="single" w:sz="6" w:space="0" w:color="888888"/>
+              <w:left w:val="single" w:sz="6" w:space="0" w:color="888888"/>
+              <w:bottom w:val="single" w:sz="6" w:space="0" w:color="888888"/>
+              <w:right w:val="single" w:sz="6" w:space="0" w:color="888888"/>
+            </w:tcBorders>
+            <w:shd w:val="clear" w:color="auto" w:fill="A5C9EB" w:themeFill="text2" w:themeFillTint="40"/>
+            <w:tcMar>
+              <w:top w:w="100" w:type="dxa"/>
+              <w:left w:w="140" w:type="dxa"/>
+              <w:bottom w:w="100" w:type="dxa"/>
+              <w:right w:w="140" w:type="dxa"/>
+            </w:tcMar>
+            <w:vAlign w:val="center"/>
+          </w:tcPr>
+          <w:p>
+            <w:pPr>
+              <w:rPr>
+                <w:color w:val="000000" w:themeColor="text1"/>
+              </w:rPr>
+            </w:pPr>
+            <w:r>
+              <w:rPr>
+                <w:color w:val="000000" w:themeColor="text1"/>
+              </w:rPr>
+              <w:t xml:space="preserve">Lilo y </w:t>
+            </w:r>
+            <w:proofErr w:type="spellStart"/>
+            <w:r>
+              <w:rPr>
+                <w:color w:val="000000" w:themeColor="text1"/>
+              </w:rPr>
+              <w:t>Stitch</w:t>
+            </w:r>
+            <w:proofErr w:type="spellEnd"/>
+            <w:r>
+              <w:rPr>
+                <w:color w:val="000000" w:themeColor="text1"/>
+              </w:rPr>
+              <w:t xml:space="preserve">        </w:t>
+            </w:r>
+          </w:p>
+        </w:tc>
+        <w:tc>
+          <w:tcPr>
+            <w:tcW w:w="3118" w:type="dxa"/>
+            <w:tcBorders>
+              <w:top w:val="single" w:sz="6" w:space="0" w:color="888888"/>
+              <w:left w:val="single" w:sz="6" w:space="0" w:color="888888"/>
+              <w:bottom w:val="single" w:sz="6" w:space="0" w:color="888888"/>
+              <w:right w:val="single" w:sz="6" w:space="0" w:color="888888"/>
+            </w:tcBorders>
+            <w:shd w:val="clear" w:color="auto" w:fill="A5C9EB" w:themeFill="text2" w:themeFillTint="40"/>
             <w:tcMar>
               <w:top w:w="100" w:type="dxa"/>
               <w:left w:w="140" w:type="dxa"/>
@@ -4150,25 +4770,49 @@
                 <w:color w:val="000000"/>
               </w:rPr>
               <w:t>Ana Margarita Bello</w:t>
+            </w:r>
+          </w:p>
+        </w:tc>
+        <w:tc>
+          <w:tcPr>
+            <w:tcW w:w="2327" w:type="dxa"/>
+            <w:tcBorders>
+              <w:top w:val="single" w:sz="6" w:space="0" w:color="888888"/>
+              <w:left w:val="single" w:sz="6" w:space="0" w:color="888888"/>
+              <w:bottom w:val="single" w:sz="6" w:space="0" w:color="888888"/>
+              <w:right w:val="single" w:sz="6" w:space="0" w:color="888888"/>
+            </w:tcBorders>
+            <w:shd w:val="clear" w:color="auto" w:fill="A5C9EB" w:themeFill="text2" w:themeFillTint="40"/>
+          </w:tcPr>
+          <w:p>
+            <w:pPr>
+              <w:jc w:val="center"/>
+              <w:rPr>
+                <w:b/>
+                <w:bCs/>
+                <w:color w:val="000000"/>
+              </w:rPr>
+            </w:pPr>
+            <w:r>
+              <w:rPr>
+                <w:b/>
+                <w:bCs/>
+                <w:color w:val="000000"/>
+              </w:rPr>
+              <w:t>Tablas de surf</w:t>
             </w:r>
           </w:p>
         </w:tc>
       </w:tr>
       <w:tr>
-        <w:tblPrEx>
-          <w:tblCellMar>
-            <w:top w:w="0" w:type="dxa"/>
-            <w:bottom w:w="0" w:type="dxa"/>
-          </w:tblCellMar>
-        </w:tblPrEx>
-        <w:tc>
-          <w:tcPr>
-            <w:tcW w:w="600" w:type="dxa"/>
-            <w:tcBorders>
-              <w:top w:val="single" w:color="888888" w:sz="6" w:space="0"/>
-              <w:left w:val="single" w:color="888888" w:sz="6" w:space="0"/>
-              <w:bottom w:val="single" w:color="888888" w:sz="6" w:space="0"/>
-              <w:right w:val="single" w:color="888888" w:sz="6" w:space="0"/>
+        <w:tc>
+          <w:tcPr>
+            <w:tcW w:w="584" w:type="dxa"/>
+            <w:tcBorders>
+              <w:top w:val="single" w:sz="6" w:space="0" w:color="888888"/>
+              <w:left w:val="single" w:sz="6" w:space="0" w:color="888888"/>
+              <w:bottom w:val="single" w:sz="6" w:space="0" w:color="888888"/>
+              <w:right w:val="single" w:sz="6" w:space="0" w:color="888888"/>
             </w:tcBorders>
             <w:shd w:val="clear" w:color="auto" w:fill="FFE699"/>
             <w:tcMar>
@@ -4195,12 +4839,12 @@
         </w:tc>
         <w:tc>
           <w:tcPr>
-            <w:tcW w:w="900" w:type="dxa"/>
-            <w:tcBorders>
-              <w:top w:val="single" w:color="888888" w:sz="6" w:space="0"/>
-              <w:left w:val="single" w:color="888888" w:sz="6" w:space="0"/>
-              <w:bottom w:val="single" w:color="888888" w:sz="6" w:space="0"/>
-              <w:right w:val="single" w:color="888888" w:sz="6" w:space="0"/>
+            <w:tcW w:w="821" w:type="dxa"/>
+            <w:tcBorders>
+              <w:top w:val="single" w:sz="6" w:space="0" w:color="888888"/>
+              <w:left w:val="single" w:sz="6" w:space="0" w:color="888888"/>
+              <w:bottom w:val="single" w:sz="6" w:space="0" w:color="888888"/>
+              <w:right w:val="single" w:sz="6" w:space="0" w:color="888888"/>
             </w:tcBorders>
             <w:shd w:val="clear" w:color="auto" w:fill="FFE699"/>
             <w:tcMar>
@@ -4227,12 +4871,12 @@
         </w:tc>
         <w:tc>
           <w:tcPr>
-            <w:tcW w:w="4200" w:type="dxa"/>
-            <w:tcBorders>
-              <w:top w:val="single" w:color="888888" w:sz="6" w:space="0"/>
-              <w:left w:val="single" w:color="888888" w:sz="6" w:space="0"/>
-              <w:bottom w:val="single" w:color="888888" w:sz="6" w:space="0"/>
-              <w:right w:val="single" w:color="888888" w:sz="6" w:space="0"/>
+            <w:tcW w:w="3260" w:type="dxa"/>
+            <w:tcBorders>
+              <w:top w:val="single" w:sz="6" w:space="0" w:color="888888"/>
+              <w:left w:val="single" w:sz="6" w:space="0" w:color="888888"/>
+              <w:bottom w:val="single" w:sz="6" w:space="0" w:color="888888"/>
+              <w:right w:val="single" w:sz="6" w:space="0" w:color="888888"/>
             </w:tcBorders>
             <w:shd w:val="clear" w:color="auto" w:fill="FFE699"/>
             <w:tcMar>
@@ -4296,12 +4940,12 @@
         </w:tc>
         <w:tc>
           <w:tcPr>
-            <w:tcW w:w="5060" w:type="dxa"/>
-            <w:tcBorders>
-              <w:top w:val="single" w:color="888888" w:sz="6" w:space="0"/>
-              <w:left w:val="single" w:color="888888" w:sz="6" w:space="0"/>
-              <w:bottom w:val="single" w:color="888888" w:sz="6" w:space="0"/>
-              <w:right w:val="single" w:color="888888" w:sz="6" w:space="0"/>
+            <w:tcW w:w="3544" w:type="dxa"/>
+            <w:tcBorders>
+              <w:top w:val="single" w:sz="6" w:space="0" w:color="888888"/>
+              <w:left w:val="single" w:sz="6" w:space="0" w:color="888888"/>
+              <w:bottom w:val="single" w:sz="6" w:space="0" w:color="888888"/>
+              <w:right w:val="single" w:sz="6" w:space="0" w:color="888888"/>
             </w:tcBorders>
             <w:shd w:val="clear" w:color="auto" w:fill="FFE699"/>
             <w:tcMar>
@@ -4317,18 +4961,18 @@
               <w:rPr>
                 <w:color w:val="000000"/>
               </w:rPr>
-              <w:t>Grado 5°A y 5°B</w:t>
-            </w:r>
-          </w:p>
-        </w:tc>
-        <w:tc>
-          <w:tcPr>
-            <w:tcW w:w="2200" w:type="dxa"/>
-            <w:tcBorders>
-              <w:top w:val="single" w:color="888888" w:sz="6" w:space="0"/>
-              <w:left w:val="single" w:color="888888" w:sz="6" w:space="0"/>
-              <w:bottom w:val="single" w:color="888888" w:sz="6" w:space="0"/>
-              <w:right w:val="single" w:color="888888" w:sz="6" w:space="0"/>
+              <w:t xml:space="preserve">Grado 5°A y 5°B    </w:t>
+            </w:r>
+          </w:p>
+        </w:tc>
+        <w:tc>
+          <w:tcPr>
+            <w:tcW w:w="3118" w:type="dxa"/>
+            <w:tcBorders>
+              <w:top w:val="single" w:sz="6" w:space="0" w:color="888888"/>
+              <w:left w:val="single" w:sz="6" w:space="0" w:color="888888"/>
+              <w:bottom w:val="single" w:sz="6" w:space="0" w:color="888888"/>
+              <w:right w:val="single" w:sz="6" w:space="0" w:color="888888"/>
             </w:tcBorders>
             <w:shd w:val="clear" w:color="auto" w:fill="FFE699"/>
             <w:tcMar>
@@ -4350,25 +4994,49 @@
                 <w:color w:val="000000"/>
               </w:rPr>
               <w:t>Oscar Villarreal y Joan Cabrera</w:t>
+            </w:r>
+          </w:p>
+        </w:tc>
+        <w:tc>
+          <w:tcPr>
+            <w:tcW w:w="2327" w:type="dxa"/>
+            <w:tcBorders>
+              <w:top w:val="single" w:sz="6" w:space="0" w:color="888888"/>
+              <w:left w:val="single" w:sz="6" w:space="0" w:color="888888"/>
+              <w:bottom w:val="single" w:sz="6" w:space="0" w:color="888888"/>
+              <w:right w:val="single" w:sz="6" w:space="0" w:color="888888"/>
+            </w:tcBorders>
+            <w:shd w:val="clear" w:color="auto" w:fill="FFE699"/>
+          </w:tcPr>
+          <w:p>
+            <w:pPr>
+              <w:jc w:val="center"/>
+              <w:rPr>
+                <w:b/>
+                <w:bCs/>
+                <w:color w:val="000000"/>
+              </w:rPr>
+            </w:pPr>
+            <w:r>
+              <w:rPr>
+                <w:b/>
+                <w:bCs/>
+                <w:color w:val="000000"/>
+              </w:rPr>
+              <w:t>Tablas de surf y VIDEO DE HIBISCO</w:t>
             </w:r>
           </w:p>
         </w:tc>
       </w:tr>
       <w:tr>
-        <w:tblPrEx>
-          <w:tblCellMar>
-            <w:top w:w="0" w:type="dxa"/>
-            <w:bottom w:w="0" w:type="dxa"/>
-          </w:tblCellMar>
-        </w:tblPrEx>
-        <w:tc>
-          <w:tcPr>
-            <w:tcW w:w="600" w:type="dxa"/>
-            <w:tcBorders>
-              <w:top w:val="single" w:color="888888" w:sz="6" w:space="0"/>
-              <w:left w:val="single" w:color="888888" w:sz="6" w:space="0"/>
-              <w:bottom w:val="single" w:color="888888" w:sz="6" w:space="0"/>
-              <w:right w:val="single" w:color="888888" w:sz="6" w:space="0"/>
+        <w:tc>
+          <w:tcPr>
+            <w:tcW w:w="584" w:type="dxa"/>
+            <w:tcBorders>
+              <w:top w:val="single" w:sz="6" w:space="0" w:color="888888"/>
+              <w:left w:val="single" w:sz="6" w:space="0" w:color="888888"/>
+              <w:bottom w:val="single" w:sz="6" w:space="0" w:color="888888"/>
+              <w:right w:val="single" w:sz="6" w:space="0" w:color="888888"/>
             </w:tcBorders>
             <w:shd w:val="clear" w:color="auto" w:fill="E5E5E5"/>
             <w:tcMar>
@@ -4395,12 +5063,12 @@
         </w:tc>
         <w:tc>
           <w:tcPr>
-            <w:tcW w:w="900" w:type="dxa"/>
-            <w:tcBorders>
-              <w:top w:val="single" w:color="888888" w:sz="6" w:space="0"/>
-              <w:left w:val="single" w:color="888888" w:sz="6" w:space="0"/>
-              <w:bottom w:val="single" w:color="888888" w:sz="6" w:space="0"/>
-              <w:right w:val="single" w:color="888888" w:sz="6" w:space="0"/>
+            <w:tcW w:w="821" w:type="dxa"/>
+            <w:tcBorders>
+              <w:top w:val="single" w:sz="6" w:space="0" w:color="888888"/>
+              <w:left w:val="single" w:sz="6" w:space="0" w:color="888888"/>
+              <w:bottom w:val="single" w:sz="6" w:space="0" w:color="888888"/>
+              <w:right w:val="single" w:sz="6" w:space="0" w:color="888888"/>
             </w:tcBorders>
             <w:shd w:val="clear" w:color="auto" w:fill="E5E5E5"/>
             <w:tcMar>
@@ -4427,12 +5095,12 @@
         </w:tc>
         <w:tc>
           <w:tcPr>
-            <w:tcW w:w="4200" w:type="dxa"/>
-            <w:tcBorders>
-              <w:top w:val="single" w:color="888888" w:sz="6" w:space="0"/>
-              <w:left w:val="single" w:color="888888" w:sz="6" w:space="0"/>
-              <w:bottom w:val="single" w:color="888888" w:sz="6" w:space="0"/>
-              <w:right w:val="single" w:color="888888" w:sz="6" w:space="0"/>
+            <w:tcW w:w="3260" w:type="dxa"/>
+            <w:tcBorders>
+              <w:top w:val="single" w:sz="6" w:space="0" w:color="888888"/>
+              <w:left w:val="single" w:sz="6" w:space="0" w:color="888888"/>
+              <w:bottom w:val="single" w:sz="6" w:space="0" w:color="888888"/>
+              <w:right w:val="single" w:sz="6" w:space="0" w:color="888888"/>
             </w:tcBorders>
             <w:shd w:val="clear" w:color="auto" w:fill="E5E5E5"/>
             <w:tcMar>
@@ -4454,12 +5122,12 @@
         </w:tc>
         <w:tc>
           <w:tcPr>
-            <w:tcW w:w="5060" w:type="dxa"/>
-            <w:tcBorders>
-              <w:top w:val="single" w:color="888888" w:sz="6" w:space="0"/>
-              <w:left w:val="single" w:color="888888" w:sz="6" w:space="0"/>
-              <w:bottom w:val="single" w:color="888888" w:sz="6" w:space="0"/>
-              <w:right w:val="single" w:color="888888" w:sz="6" w:space="0"/>
+            <w:tcW w:w="3544" w:type="dxa"/>
+            <w:tcBorders>
+              <w:top w:val="single" w:sz="6" w:space="0" w:color="888888"/>
+              <w:left w:val="single" w:sz="6" w:space="0" w:color="888888"/>
+              <w:bottom w:val="single" w:sz="6" w:space="0" w:color="888888"/>
+              <w:right w:val="single" w:sz="6" w:space="0" w:color="888888"/>
             </w:tcBorders>
             <w:shd w:val="clear" w:color="auto" w:fill="E5E5E5"/>
             <w:tcMar>
@@ -4473,26 +5141,20 @@
           <w:p>
             <w:r>
               <w:rPr>
-                <w:color w:val="000000" w:themeColor="text1" w:themeTint="FF" w:themeShade="FF"/>
-              </w:rPr>
-              <w:t xml:space="preserve">Coordinación / docente directora de </w:t>
-            </w:r>
-            <w:r>
-              <w:rPr>
-                <w:color w:val="000000" w:themeColor="text1" w:themeTint="FF" w:themeShade="FF"/>
-              </w:rPr>
-              <w:t>sección</w:t>
-            </w:r>
-          </w:p>
-        </w:tc>
-        <w:tc>
-          <w:tcPr>
-            <w:tcW w:w="2200" w:type="dxa"/>
-            <w:tcBorders>
-              <w:top w:val="single" w:color="888888" w:sz="6" w:space="0"/>
-              <w:left w:val="single" w:color="888888" w:sz="6" w:space="0"/>
-              <w:bottom w:val="single" w:color="888888" w:sz="6" w:space="0"/>
-              <w:right w:val="single" w:color="888888" w:sz="6" w:space="0"/>
+                <w:color w:val="000000" w:themeColor="text1"/>
+              </w:rPr>
+              <w:t>Coordinación / docente directora de sección</w:t>
+            </w:r>
+          </w:p>
+        </w:tc>
+        <w:tc>
+          <w:tcPr>
+            <w:tcW w:w="3118" w:type="dxa"/>
+            <w:tcBorders>
+              <w:top w:val="single" w:sz="6" w:space="0" w:color="888888"/>
+              <w:left w:val="single" w:sz="6" w:space="0" w:color="888888"/>
+              <w:bottom w:val="single" w:sz="6" w:space="0" w:color="888888"/>
+              <w:right w:val="single" w:sz="6" w:space="0" w:color="888888"/>
             </w:tcBorders>
             <w:shd w:val="clear" w:color="auto" w:fill="E5E5E5"/>
             <w:tcMar>
@@ -4515,24 +5177,40 @@
               </w:rPr>
               <w:t>Coordinación</w:t>
             </w:r>
+          </w:p>
+        </w:tc>
+        <w:tc>
+          <w:tcPr>
+            <w:tcW w:w="2327" w:type="dxa"/>
+            <w:tcBorders>
+              <w:top w:val="single" w:sz="6" w:space="0" w:color="888888"/>
+              <w:left w:val="single" w:sz="6" w:space="0" w:color="888888"/>
+              <w:bottom w:val="single" w:sz="6" w:space="0" w:color="888888"/>
+              <w:right w:val="single" w:sz="6" w:space="0" w:color="888888"/>
+            </w:tcBorders>
+            <w:shd w:val="clear" w:color="auto" w:fill="E5E5E5"/>
+          </w:tcPr>
+          <w:p>
+            <w:pPr>
+              <w:jc w:val="center"/>
+              <w:rPr>
+                <w:b/>
+                <w:bCs/>
+                <w:color w:val="000000"/>
+              </w:rPr>
+            </w:pPr>
           </w:p>
         </w:tc>
       </w:tr>
       <w:tr>
-        <w:tblPrEx>
-          <w:tblCellMar>
-            <w:top w:w="0" w:type="dxa"/>
-            <w:bottom w:w="0" w:type="dxa"/>
-          </w:tblCellMar>
-        </w:tblPrEx>
-        <w:tc>
-          <w:tcPr>
-            <w:tcW w:w="600" w:type="dxa"/>
-            <w:tcBorders>
-              <w:top w:val="single" w:color="888888" w:sz="6" w:space="0"/>
-              <w:left w:val="single" w:color="888888" w:sz="6" w:space="0"/>
-              <w:bottom w:val="single" w:color="888888" w:sz="6" w:space="0"/>
-              <w:right w:val="single" w:color="888888" w:sz="6" w:space="0"/>
+        <w:tc>
+          <w:tcPr>
+            <w:tcW w:w="584" w:type="dxa"/>
+            <w:tcBorders>
+              <w:top w:val="single" w:sz="6" w:space="0" w:color="888888"/>
+              <w:left w:val="single" w:sz="6" w:space="0" w:color="888888"/>
+              <w:bottom w:val="single" w:sz="6" w:space="0" w:color="888888"/>
+              <w:right w:val="single" w:sz="6" w:space="0" w:color="888888"/>
             </w:tcBorders>
             <w:shd w:val="clear" w:color="auto" w:fill="E5E5E5"/>
             <w:tcMar>
@@ -4559,12 +5237,12 @@
         </w:tc>
         <w:tc>
           <w:tcPr>
-            <w:tcW w:w="900" w:type="dxa"/>
-            <w:tcBorders>
-              <w:top w:val="single" w:color="888888" w:sz="6" w:space="0"/>
-              <w:left w:val="single" w:color="888888" w:sz="6" w:space="0"/>
-              <w:bottom w:val="single" w:color="888888" w:sz="6" w:space="0"/>
-              <w:right w:val="single" w:color="888888" w:sz="6" w:space="0"/>
+            <w:tcW w:w="821" w:type="dxa"/>
+            <w:tcBorders>
+              <w:top w:val="single" w:sz="6" w:space="0" w:color="888888"/>
+              <w:left w:val="single" w:sz="6" w:space="0" w:color="888888"/>
+              <w:bottom w:val="single" w:sz="6" w:space="0" w:color="888888"/>
+              <w:right w:val="single" w:sz="6" w:space="0" w:color="888888"/>
             </w:tcBorders>
             <w:shd w:val="clear" w:color="auto" w:fill="E5E5E5"/>
             <w:tcMar>
@@ -4591,12 +5269,12 @@
         </w:tc>
         <w:tc>
           <w:tcPr>
-            <w:tcW w:w="4200" w:type="dxa"/>
-            <w:tcBorders>
-              <w:top w:val="single" w:color="888888" w:sz="6" w:space="0"/>
-              <w:left w:val="single" w:color="888888" w:sz="6" w:space="0"/>
-              <w:bottom w:val="single" w:color="888888" w:sz="6" w:space="0"/>
-              <w:right w:val="single" w:color="888888" w:sz="6" w:space="0"/>
+            <w:tcW w:w="3260" w:type="dxa"/>
+            <w:tcBorders>
+              <w:top w:val="single" w:sz="6" w:space="0" w:color="888888"/>
+              <w:left w:val="single" w:sz="6" w:space="0" w:color="888888"/>
+              <w:bottom w:val="single" w:sz="6" w:space="0" w:color="888888"/>
+              <w:right w:val="single" w:sz="6" w:space="0" w:color="888888"/>
             </w:tcBorders>
             <w:shd w:val="clear" w:color="auto" w:fill="E5E5E5"/>
             <w:tcMar>
@@ -4618,12 +5296,12 @@
         </w:tc>
         <w:tc>
           <w:tcPr>
-            <w:tcW w:w="5060" w:type="dxa"/>
-            <w:tcBorders>
-              <w:top w:val="single" w:color="888888" w:sz="6" w:space="0"/>
-              <w:left w:val="single" w:color="888888" w:sz="6" w:space="0"/>
-              <w:bottom w:val="single" w:color="888888" w:sz="6" w:space="0"/>
-              <w:right w:val="single" w:color="888888" w:sz="6" w:space="0"/>
+            <w:tcW w:w="3544" w:type="dxa"/>
+            <w:tcBorders>
+              <w:top w:val="single" w:sz="6" w:space="0" w:color="888888"/>
+              <w:left w:val="single" w:sz="6" w:space="0" w:color="888888"/>
+              <w:bottom w:val="single" w:sz="6" w:space="0" w:color="888888"/>
+              <w:right w:val="single" w:sz="6" w:space="0" w:color="888888"/>
             </w:tcBorders>
             <w:shd w:val="clear" w:color="auto" w:fill="E5E5E5"/>
             <w:tcMar>
@@ -4637,32 +5315,20 @@
           <w:p>
             <w:r>
               <w:rPr>
-                <w:color w:val="000000" w:themeColor="text1" w:themeTint="FF" w:themeShade="FF"/>
-              </w:rPr>
-              <w:t xml:space="preserve">Estudiantes Primaria · Felipe Palacios · </w:t>
-            </w:r>
-            <w:r>
-              <w:rPr>
-                <w:color w:val="000000" w:themeColor="text1" w:themeTint="FF" w:themeShade="FF"/>
-              </w:rPr>
-              <w:t>directoras</w:t>
-            </w:r>
-            <w:r>
-              <w:rPr>
-                <w:color w:val="000000" w:themeColor="text1" w:themeTint="FF" w:themeShade="FF"/>
-              </w:rPr>
-              <w:t xml:space="preserve"> de grupo</w:t>
-            </w:r>
-          </w:p>
-        </w:tc>
-        <w:tc>
-          <w:tcPr>
-            <w:tcW w:w="2200" w:type="dxa"/>
-            <w:tcBorders>
-              <w:top w:val="single" w:color="888888" w:sz="6" w:space="0"/>
-              <w:left w:val="single" w:color="888888" w:sz="6" w:space="0"/>
-              <w:bottom w:val="single" w:color="888888" w:sz="6" w:space="0"/>
-              <w:right w:val="single" w:color="888888" w:sz="6" w:space="0"/>
+                <w:color w:val="000000" w:themeColor="text1"/>
+              </w:rPr>
+              <w:t>Estudiantes Primaria · Felipe Palacios · directoras de grupo</w:t>
+            </w:r>
+          </w:p>
+        </w:tc>
+        <w:tc>
+          <w:tcPr>
+            <w:tcW w:w="3118" w:type="dxa"/>
+            <w:tcBorders>
+              <w:top w:val="single" w:sz="6" w:space="0" w:color="888888"/>
+              <w:left w:val="single" w:sz="6" w:space="0" w:color="888888"/>
+              <w:bottom w:val="single" w:sz="6" w:space="0" w:color="888888"/>
+              <w:right w:val="single" w:sz="6" w:space="0" w:color="888888"/>
             </w:tcBorders>
             <w:shd w:val="clear" w:color="auto" w:fill="E5E5E5"/>
             <w:tcMar>
@@ -4685,24 +5351,40 @@
               </w:rPr>
               <w:t>Coordinación</w:t>
             </w:r>
+          </w:p>
+        </w:tc>
+        <w:tc>
+          <w:tcPr>
+            <w:tcW w:w="2327" w:type="dxa"/>
+            <w:tcBorders>
+              <w:top w:val="single" w:sz="6" w:space="0" w:color="888888"/>
+              <w:left w:val="single" w:sz="6" w:space="0" w:color="888888"/>
+              <w:bottom w:val="single" w:sz="6" w:space="0" w:color="888888"/>
+              <w:right w:val="single" w:sz="6" w:space="0" w:color="888888"/>
+            </w:tcBorders>
+            <w:shd w:val="clear" w:color="auto" w:fill="E5E5E5"/>
+          </w:tcPr>
+          <w:p>
+            <w:pPr>
+              <w:jc w:val="center"/>
+              <w:rPr>
+                <w:b/>
+                <w:bCs/>
+                <w:color w:val="000000"/>
+              </w:rPr>
+            </w:pPr>
           </w:p>
         </w:tc>
       </w:tr>
       <w:tr>
-        <w:tblPrEx>
-          <w:tblCellMar>
-            <w:top w:w="0" w:type="dxa"/>
-            <w:bottom w:w="0" w:type="dxa"/>
-          </w:tblCellMar>
-        </w:tblPrEx>
-        <w:tc>
-          <w:tcPr>
-            <w:tcW w:w="600" w:type="dxa"/>
-            <w:tcBorders>
-              <w:top w:val="single" w:color="888888" w:sz="6" w:space="0"/>
-              <w:left w:val="single" w:color="888888" w:sz="6" w:space="0"/>
-              <w:bottom w:val="single" w:color="888888" w:sz="6" w:space="0"/>
-              <w:right w:val="single" w:color="888888" w:sz="6" w:space="0"/>
+        <w:tc>
+          <w:tcPr>
+            <w:tcW w:w="584" w:type="dxa"/>
+            <w:tcBorders>
+              <w:top w:val="single" w:sz="6" w:space="0" w:color="888888"/>
+              <w:left w:val="single" w:sz="6" w:space="0" w:color="888888"/>
+              <w:bottom w:val="single" w:sz="6" w:space="0" w:color="888888"/>
+              <w:right w:val="single" w:sz="6" w:space="0" w:color="888888"/>
             </w:tcBorders>
             <w:shd w:val="clear" w:color="auto" w:fill="E5E5E5"/>
             <w:tcMar>
@@ -4729,12 +5411,12 @@
         </w:tc>
         <w:tc>
           <w:tcPr>
-            <w:tcW w:w="900" w:type="dxa"/>
-            <w:tcBorders>
-              <w:top w:val="single" w:color="888888" w:sz="6" w:space="0"/>
-              <w:left w:val="single" w:color="888888" w:sz="6" w:space="0"/>
-              <w:bottom w:val="single" w:color="888888" w:sz="6" w:space="0"/>
-              <w:right w:val="single" w:color="888888" w:sz="6" w:space="0"/>
+            <w:tcW w:w="821" w:type="dxa"/>
+            <w:tcBorders>
+              <w:top w:val="single" w:sz="6" w:space="0" w:color="888888"/>
+              <w:left w:val="single" w:sz="6" w:space="0" w:color="888888"/>
+              <w:bottom w:val="single" w:sz="6" w:space="0" w:color="888888"/>
+              <w:right w:val="single" w:sz="6" w:space="0" w:color="888888"/>
             </w:tcBorders>
             <w:shd w:val="clear" w:color="auto" w:fill="E5E5E5"/>
             <w:tcMar>
@@ -4761,12 +5443,12 @@
         </w:tc>
         <w:tc>
           <w:tcPr>
-            <w:tcW w:w="4200" w:type="dxa"/>
-            <w:tcBorders>
-              <w:top w:val="single" w:color="888888" w:sz="6" w:space="0"/>
-              <w:left w:val="single" w:color="888888" w:sz="6" w:space="0"/>
-              <w:bottom w:val="single" w:color="888888" w:sz="6" w:space="0"/>
-              <w:right w:val="single" w:color="888888" w:sz="6" w:space="0"/>
+            <w:tcW w:w="3260" w:type="dxa"/>
+            <w:tcBorders>
+              <w:top w:val="single" w:sz="6" w:space="0" w:color="888888"/>
+              <w:left w:val="single" w:sz="6" w:space="0" w:color="888888"/>
+              <w:bottom w:val="single" w:sz="6" w:space="0" w:color="888888"/>
+              <w:right w:val="single" w:sz="6" w:space="0" w:color="888888"/>
             </w:tcBorders>
             <w:shd w:val="clear" w:color="auto" w:fill="E5E5E5"/>
             <w:tcMar>
@@ -4788,12 +5470,12 @@
         </w:tc>
         <w:tc>
           <w:tcPr>
-            <w:tcW w:w="5060" w:type="dxa"/>
-            <w:tcBorders>
-              <w:top w:val="single" w:color="888888" w:sz="6" w:space="0"/>
-              <w:left w:val="single" w:color="888888" w:sz="6" w:space="0"/>
-              <w:bottom w:val="single" w:color="888888" w:sz="6" w:space="0"/>
-              <w:right w:val="single" w:color="888888" w:sz="6" w:space="0"/>
+            <w:tcW w:w="3544" w:type="dxa"/>
+            <w:tcBorders>
+              <w:top w:val="single" w:sz="6" w:space="0" w:color="888888"/>
+              <w:left w:val="single" w:sz="6" w:space="0" w:color="888888"/>
+              <w:bottom w:val="single" w:sz="6" w:space="0" w:color="888888"/>
+              <w:right w:val="single" w:sz="6" w:space="0" w:color="888888"/>
             </w:tcBorders>
             <w:shd w:val="clear" w:color="auto" w:fill="E5E5E5"/>
             <w:tcMar>
@@ -4815,12 +5497,12 @@
         </w:tc>
         <w:tc>
           <w:tcPr>
-            <w:tcW w:w="2200" w:type="dxa"/>
-            <w:tcBorders>
-              <w:top w:val="single" w:color="888888" w:sz="6" w:space="0"/>
-              <w:left w:val="single" w:color="888888" w:sz="6" w:space="0"/>
-              <w:bottom w:val="single" w:color="888888" w:sz="6" w:space="0"/>
-              <w:right w:val="single" w:color="888888" w:sz="6" w:space="0"/>
+            <w:tcW w:w="3118" w:type="dxa"/>
+            <w:tcBorders>
+              <w:top w:val="single" w:sz="6" w:space="0" w:color="888888"/>
+              <w:left w:val="single" w:sz="6" w:space="0" w:color="888888"/>
+              <w:bottom w:val="single" w:sz="6" w:space="0" w:color="888888"/>
+              <w:right w:val="single" w:sz="6" w:space="0" w:color="888888"/>
             </w:tcBorders>
             <w:shd w:val="clear" w:color="auto" w:fill="E5E5E5"/>
             <w:tcMar>
@@ -4843,6 +5525,28 @@
               </w:rPr>
               <w:t>Coordinación</w:t>
             </w:r>
+          </w:p>
+        </w:tc>
+        <w:tc>
+          <w:tcPr>
+            <w:tcW w:w="2327" w:type="dxa"/>
+            <w:tcBorders>
+              <w:top w:val="single" w:sz="6" w:space="0" w:color="888888"/>
+              <w:left w:val="single" w:sz="6" w:space="0" w:color="888888"/>
+              <w:bottom w:val="single" w:sz="6" w:space="0" w:color="888888"/>
+              <w:right w:val="single" w:sz="6" w:space="0" w:color="888888"/>
+            </w:tcBorders>
+            <w:shd w:val="clear" w:color="auto" w:fill="E5E5E5"/>
+          </w:tcPr>
+          <w:p>
+            <w:pPr>
+              <w:jc w:val="center"/>
+              <w:rPr>
+                <w:b/>
+                <w:bCs/>
+                <w:color w:val="000000"/>
+              </w:rPr>
+            </w:pPr>
           </w:p>
         </w:tc>
       </w:tr>
@@ -4860,7 +5564,7 @@
 </file>
 
 <file path=word/endnotes.xml><?xml version="1.0" encoding="utf-8"?>
-<w:endnotes xmlns:wpc="http://schemas.microsoft.com/office/word/2010/wordprocessingCanvas" xmlns:cx="http://schemas.microsoft.com/office/drawing/2014/chartex" xmlns:cx1="http://schemas.microsoft.com/office/drawing/2015/9/8/chartex" xmlns:cx2="http://schemas.microsoft.com/office/drawing/2015/10/21/chartex" xmlns:cx3="http://schemas.microsoft.com/office/drawing/2016/5/9/chartex" xmlns:cx4="http://schemas.microsoft.com/office/drawing/2016/5/10/chartex" xmlns:cx5="http://schemas.microsoft.com/office/drawing/2016/5/11/chartex" xmlns:cx6="http://schemas.microsoft.com/office/drawing/2016/5/12/chartex" xmlns:cx7="http://schemas.microsoft.com/office/drawing/2016/5/13/chartex" xmlns:cx8="http://schemas.microsoft.com/office/drawing/2016/5/14/chartex" xmlns:mc="http://schemas.openxmlformats.org/markup-compatibility/2006" xmlns:aink="http://schemas.microsoft.com/office/drawing/2016/ink" xmlns:am3d="http://schemas.microsoft.com/office/drawing/2017/model3d" xmlns:o="urn:schemas-microsoft-com:office:office" xmlns:oel="http://schemas.microsoft.com/office/2019/extlst" xmlns:r="http://schemas.openxmlformats.org/officeDocument/2006/relationships" xmlns:m="http://schemas.openxmlformats.org/officeDocument/2006/math" xmlns:v="urn:schemas-microsoft-com:vml" xmlns:wp14="http://schemas.microsoft.com/office/word/2010/wordprocessingDrawing" xmlns:wp="http://schemas.openxmlformats.org/drawingml/2006/wordprocessingDrawing" xmlns:w10="urn:schemas-microsoft-com:office:word" xmlns:w="http://schemas.openxmlformats.org/wordprocessingml/2006/main" xmlns:w14="http://schemas.microsoft.com/office/word/2010/wordml" xmlns:w15="http://schemas.microsoft.com/office/word/2012/wordml" xmlns:w16cex="http://schemas.microsoft.com/office/word/2018/wordml/cex" xmlns:w16cid="http://schemas.microsoft.com/office/word/2016/wordml/cid" xmlns:w16="http://schemas.microsoft.com/office/word/2018/wordml" xmlns:w16du="http://schemas.microsoft.com/office/word/2023/wordml/word16du" xmlns:w16sdtdh="http://schemas.microsoft.com/office/word/2020/wordml/sdtdatahash" xmlns:w16sdtfl="http://schemas.microsoft.com/office/word/2024/wordml/sdtformatlock" xmlns:w16se="http://schemas.microsoft.com/office/word/2015/wordml/symex" xmlns:wpg="http://schemas.microsoft.com/office/word/2010/wordprocessingGroup" xmlns:wpi="http://schemas.microsoft.com/office/word/2010/wordprocessingInk" xmlns:wne="http://schemas.microsoft.com/office/word/2006/wordml" xmlns:wps="http://schemas.microsoft.com/office/word/2010/wordprocessingShape" mc:Ignorable="w14 w15 w16se w16cid w16 w16cex w16sdtdh w16sdtfl w16du wp14">
+<w:endnotes xmlns:wpc="http://schemas.microsoft.com/office/word/2010/wordprocessingCanvas" xmlns:cx="http://schemas.microsoft.com/office/drawing/2014/chartex" xmlns:cx1="http://schemas.microsoft.com/office/drawing/2015/9/8/chartex" xmlns:cx2="http://schemas.microsoft.com/office/drawing/2015/10/21/chartex" xmlns:cx3="http://schemas.microsoft.com/office/drawing/2016/5/9/chartex" xmlns:cx4="http://schemas.microsoft.com/office/drawing/2016/5/10/chartex" xmlns:cx5="http://schemas.microsoft.com/office/drawing/2016/5/11/chartex" xmlns:cx6="http://schemas.microsoft.com/office/drawing/2016/5/12/chartex" xmlns:cx7="http://schemas.microsoft.com/office/drawing/2016/5/13/chartex" xmlns:cx8="http://schemas.microsoft.com/office/drawing/2016/5/14/chartex" xmlns:mc="http://schemas.openxmlformats.org/markup-compatibility/2006" xmlns:aink="http://schemas.microsoft.com/office/drawing/2016/ink" xmlns:am3d="http://schemas.microsoft.com/office/drawing/2017/model3d" xmlns:o="urn:schemas-microsoft-com:office:office" xmlns:oel="http://schemas.microsoft.com/office/2019/extlst" xmlns:r="http://schemas.openxmlformats.org/officeDocument/2006/relationships" xmlns:m="http://schemas.openxmlformats.org/officeDocument/2006/math" xmlns:v="urn:schemas-microsoft-com:vml" xmlns:wp14="http://schemas.microsoft.com/office/word/2010/wordprocessingDrawing" xmlns:wp="http://schemas.openxmlformats.org/drawingml/2006/wordprocessingDrawing" xmlns:w10="urn:schemas-microsoft-com:office:word" xmlns:w="http://schemas.openxmlformats.org/wordprocessingml/2006/main" xmlns:w14="http://schemas.microsoft.com/office/word/2010/wordml" xmlns:w15="http://schemas.microsoft.com/office/word/2012/wordml" xmlns:w16cex="http://schemas.microsoft.com/office/word/2018/wordml/cex" xmlns:w16cid="http://schemas.microsoft.com/office/word/2016/wordml/cid" xmlns:w16="http://schemas.microsoft.com/office/word/2018/wordml" xmlns:w16sdtdh="http://schemas.microsoft.com/office/word/2020/wordml/sdtdatahash" xmlns:w16se="http://schemas.microsoft.com/office/word/2015/wordml/symex" xmlns:wpg="http://schemas.microsoft.com/office/word/2010/wordprocessingGroup" xmlns:wpi="http://schemas.microsoft.com/office/word/2010/wordprocessingInk" xmlns:wne="http://schemas.microsoft.com/office/word/2006/wordml" xmlns:wps="http://schemas.microsoft.com/office/word/2010/wordprocessingShape" mc:Ignorable="w14 w15 w16se w16cid w16 w16cex w16sdtdh wp14">
   <w:endnote w:type="separator" w:id="-1">
     <w:p>
       <w:r>
@@ -4879,7 +5583,7 @@
 </file>
 
 <file path=word/footer1.xml><?xml version="1.0" encoding="utf-8"?>
-<w:ftr xmlns:wpc="http://schemas.microsoft.com/office/word/2010/wordprocessingCanvas" xmlns:cx="http://schemas.microsoft.com/office/drawing/2014/chartex" xmlns:cx1="http://schemas.microsoft.com/office/drawing/2015/9/8/chartex" xmlns:cx2="http://schemas.microsoft.com/office/drawing/2015/10/21/chartex" xmlns:cx3="http://schemas.microsoft.com/office/drawing/2016/5/9/chartex" xmlns:cx4="http://schemas.microsoft.com/office/drawing/2016/5/10/chartex" xmlns:cx5="http://schemas.microsoft.com/office/drawing/2016/5/11/chartex" xmlns:cx6="http://schemas.microsoft.com/office/drawing/2016/5/12/chartex" xmlns:cx7="http://schemas.microsoft.com/office/drawing/2016/5/13/chartex" xmlns:cx8="http://schemas.microsoft.com/office/drawing/2016/5/14/chartex" xmlns:mc="http://schemas.openxmlformats.org/markup-compatibility/2006" xmlns:aink="http://schemas.microsoft.com/office/drawing/2016/ink" xmlns:am3d="http://schemas.microsoft.com/office/drawing/2017/model3d" xmlns:o="urn:schemas-microsoft-com:office:office" xmlns:oel="http://schemas.microsoft.com/office/2019/extlst" xmlns:r="http://schemas.openxmlformats.org/officeDocument/2006/relationships" xmlns:m="http://schemas.openxmlformats.org/officeDocument/2006/math" xmlns:v="urn:schemas-microsoft-com:vml" xmlns:wp14="http://schemas.microsoft.com/office/word/2010/wordprocessingDrawing" xmlns:wp="http://schemas.openxmlformats.org/drawingml/2006/wordprocessingDrawing" xmlns:w10="urn:schemas-microsoft-com:office:word" xmlns:w="http://schemas.openxmlformats.org/wordprocessingml/2006/main" xmlns:w14="http://schemas.microsoft.com/office/word/2010/wordml" xmlns:w15="http://schemas.microsoft.com/office/word/2012/wordml" xmlns:w16cex="http://schemas.microsoft.com/office/word/2018/wordml/cex" xmlns:w16cid="http://schemas.microsoft.com/office/word/2016/wordml/cid" xmlns:w16="http://schemas.microsoft.com/office/word/2018/wordml" xmlns:w16du="http://schemas.microsoft.com/office/word/2023/wordml/word16du" xmlns:w16sdtdh="http://schemas.microsoft.com/office/word/2020/wordml/sdtdatahash" xmlns:w16sdtfl="http://schemas.microsoft.com/office/word/2024/wordml/sdtformatlock" xmlns:w16se="http://schemas.microsoft.com/office/word/2015/wordml/symex" xmlns:wpg="http://schemas.microsoft.com/office/word/2010/wordprocessingGroup" xmlns:wpi="http://schemas.microsoft.com/office/word/2010/wordprocessingInk" xmlns:wne="http://schemas.microsoft.com/office/word/2006/wordml" xmlns:wps="http://schemas.microsoft.com/office/word/2010/wordprocessingShape" mc:Ignorable="w14 w15 w16se w16cid w16 w16cex w16sdtdh w16sdtfl w16du wp14">
+<w:ftr xmlns:wpc="http://schemas.microsoft.com/office/word/2010/wordprocessingCanvas" xmlns:cx="http://schemas.microsoft.com/office/drawing/2014/chartex" xmlns:cx1="http://schemas.microsoft.com/office/drawing/2015/9/8/chartex" xmlns:cx2="http://schemas.microsoft.com/office/drawing/2015/10/21/chartex" xmlns:cx3="http://schemas.microsoft.com/office/drawing/2016/5/9/chartex" xmlns:cx4="http://schemas.microsoft.com/office/drawing/2016/5/10/chartex" xmlns:cx5="http://schemas.microsoft.com/office/drawing/2016/5/11/chartex" xmlns:cx6="http://schemas.microsoft.com/office/drawing/2016/5/12/chartex" xmlns:cx7="http://schemas.microsoft.com/office/drawing/2016/5/13/chartex" xmlns:cx8="http://schemas.microsoft.com/office/drawing/2016/5/14/chartex" xmlns:mc="http://schemas.openxmlformats.org/markup-compatibility/2006" xmlns:aink="http://schemas.microsoft.com/office/drawing/2016/ink" xmlns:am3d="http://schemas.microsoft.com/office/drawing/2017/model3d" xmlns:o="urn:schemas-microsoft-com:office:office" xmlns:oel="http://schemas.microsoft.com/office/2019/extlst" xmlns:r="http://schemas.openxmlformats.org/officeDocument/2006/relationships" xmlns:m="http://schemas.openxmlformats.org/officeDocument/2006/math" xmlns:v="urn:schemas-microsoft-com:vml" xmlns:wp14="http://schemas.microsoft.com/office/word/2010/wordprocessingDrawing" xmlns:wp="http://schemas.openxmlformats.org/drawingml/2006/wordprocessingDrawing" xmlns:w10="urn:schemas-microsoft-com:office:word" xmlns:w="http://schemas.openxmlformats.org/wordprocessingml/2006/main" xmlns:w14="http://schemas.microsoft.com/office/word/2010/wordml" xmlns:w15="http://schemas.microsoft.com/office/word/2012/wordml" xmlns:w16cex="http://schemas.microsoft.com/office/word/2018/wordml/cex" xmlns:w16cid="http://schemas.microsoft.com/office/word/2016/wordml/cid" xmlns:w16="http://schemas.microsoft.com/office/word/2018/wordml" xmlns:w16sdtdh="http://schemas.microsoft.com/office/word/2020/wordml/sdtdatahash" xmlns:w16se="http://schemas.microsoft.com/office/word/2015/wordml/symex" xmlns:wpg="http://schemas.microsoft.com/office/word/2010/wordprocessingGroup" xmlns:wpi="http://schemas.microsoft.com/office/word/2010/wordprocessingInk" xmlns:wne="http://schemas.microsoft.com/office/word/2006/wordml" xmlns:wps="http://schemas.microsoft.com/office/word/2010/wordprocessingShape" mc:Ignorable="w14 w15 w16se w16cid w16 w16cex w16sdtdh wp14">
   <w:p>
     <w:pPr>
       <w:jc w:val="center"/>
@@ -4938,7 +5642,7 @@
 </file>
 
 <file path=word/footnotes.xml><?xml version="1.0" encoding="utf-8"?>
-<w:footnotes xmlns:wpc="http://schemas.microsoft.com/office/word/2010/wordprocessingCanvas" xmlns:cx="http://schemas.microsoft.com/office/drawing/2014/chartex" xmlns:cx1="http://schemas.microsoft.com/office/drawing/2015/9/8/chartex" xmlns:cx2="http://schemas.microsoft.com/office/drawing/2015/10/21/chartex" xmlns:cx3="http://schemas.microsoft.com/office/drawing/2016/5/9/chartex" xmlns:cx4="http://schemas.microsoft.com/office/drawing/2016/5/10/chartex" xmlns:cx5="http://schemas.microsoft.com/office/drawing/2016/5/11/chartex" xmlns:cx6="http://schemas.microsoft.com/office/drawing/2016/5/12/chartex" xmlns:cx7="http://schemas.microsoft.com/office/drawing/2016/5/13/chartex" xmlns:cx8="http://schemas.microsoft.com/office/drawing/2016/5/14/chartex" xmlns:mc="http://schemas.openxmlformats.org/markup-compatibility/2006" xmlns:aink="http://schemas.microsoft.com/office/drawing/2016/ink" xmlns:am3d="http://schemas.microsoft.com/office/drawing/2017/model3d" xmlns:o="urn:schemas-microsoft-com:office:office" xmlns:oel="http://schemas.microsoft.com/office/2019/extlst" xmlns:r="http://schemas.openxmlformats.org/officeDocument/2006/relationships" xmlns:m="http://schemas.openxmlformats.org/officeDocument/2006/math" xmlns:v="urn:schemas-microsoft-com:vml" xmlns:wp14="http://schemas.microsoft.com/office/word/2010/wordprocessingDrawing" xmlns:wp="http://schemas.openxmlformats.org/drawingml/2006/wordprocessingDrawing" xmlns:w10="urn:schemas-microsoft-com:office:word" xmlns:w="http://schemas.openxmlformats.org/wordprocessingml/2006/main" xmlns:w14="http://schemas.microsoft.com/office/word/2010/wordml" xmlns:w15="http://schemas.microsoft.com/office/word/2012/wordml" xmlns:w16cex="http://schemas.microsoft.com/office/word/2018/wordml/cex" xmlns:w16cid="http://schemas.microsoft.com/office/word/2016/wordml/cid" xmlns:w16="http://schemas.microsoft.com/office/word/2018/wordml" xmlns:w16du="http://schemas.microsoft.com/office/word/2023/wordml/word16du" xmlns:w16sdtdh="http://schemas.microsoft.com/office/word/2020/wordml/sdtdatahash" xmlns:w16sdtfl="http://schemas.microsoft.com/office/word/2024/wordml/sdtformatlock" xmlns:w16se="http://schemas.microsoft.com/office/word/2015/wordml/symex" xmlns:wpg="http://schemas.microsoft.com/office/word/2010/wordprocessingGroup" xmlns:wpi="http://schemas.microsoft.com/office/word/2010/wordprocessingInk" xmlns:wne="http://schemas.microsoft.com/office/word/2006/wordml" xmlns:wps="http://schemas.microsoft.com/office/word/2010/wordprocessingShape" mc:Ignorable="w14 w15 w16se w16cid w16 w16cex w16sdtdh w16sdtfl w16du wp14">
+<w:footnotes xmlns:wpc="http://schemas.microsoft.com/office/word/2010/wordprocessingCanvas" xmlns:cx="http://schemas.microsoft.com/office/drawing/2014/chartex" xmlns:cx1="http://schemas.microsoft.com/office/drawing/2015/9/8/chartex" xmlns:cx2="http://schemas.microsoft.com/office/drawing/2015/10/21/chartex" xmlns:cx3="http://schemas.microsoft.com/office/drawing/2016/5/9/chartex" xmlns:cx4="http://schemas.microsoft.com/office/drawing/2016/5/10/chartex" xmlns:cx5="http://schemas.microsoft.com/office/drawing/2016/5/11/chartex" xmlns:cx6="http://schemas.microsoft.com/office/drawing/2016/5/12/chartex" xmlns:cx7="http://schemas.microsoft.com/office/drawing/2016/5/13/chartex" xmlns:cx8="http://schemas.microsoft.com/office/drawing/2016/5/14/chartex" xmlns:mc="http://schemas.openxmlformats.org/markup-compatibility/2006" xmlns:aink="http://schemas.microsoft.com/office/drawing/2016/ink" xmlns:am3d="http://schemas.microsoft.com/office/drawing/2017/model3d" xmlns:o="urn:schemas-microsoft-com:office:office" xmlns:oel="http://schemas.microsoft.com/office/2019/extlst" xmlns:r="http://schemas.openxmlformats.org/officeDocument/2006/relationships" xmlns:m="http://schemas.openxmlformats.org/officeDocument/2006/math" xmlns:v="urn:schemas-microsoft-com:vml" xmlns:wp14="http://schemas.microsoft.com/office/word/2010/wordprocessingDrawing" xmlns:wp="http://schemas.openxmlformats.org/drawingml/2006/wordprocessingDrawing" xmlns:w10="urn:schemas-microsoft-com:office:word" xmlns:w="http://schemas.openxmlformats.org/wordprocessingml/2006/main" xmlns:w14="http://schemas.microsoft.com/office/word/2010/wordml" xmlns:w15="http://schemas.microsoft.com/office/word/2012/wordml" xmlns:w16cex="http://schemas.microsoft.com/office/word/2018/wordml/cex" xmlns:w16cid="http://schemas.microsoft.com/office/word/2016/wordml/cid" xmlns:w16="http://schemas.microsoft.com/office/word/2018/wordml" xmlns:w16sdtdh="http://schemas.microsoft.com/office/word/2020/wordml/sdtdatahash" xmlns:w16se="http://schemas.microsoft.com/office/word/2015/wordml/symex" xmlns:wpg="http://schemas.microsoft.com/office/word/2010/wordprocessingGroup" xmlns:wpi="http://schemas.microsoft.com/office/word/2010/wordprocessingInk" xmlns:wne="http://schemas.microsoft.com/office/word/2006/wordml" xmlns:wps="http://schemas.microsoft.com/office/word/2010/wordprocessingShape" mc:Ignorable="w14 w15 w16se w16cid w16 w16cex w16sdtdh wp14">
   <w:footnote w:type="separator" w:id="-1">
     <w:p>
       <w:r>
@@ -4968,7 +5672,7 @@
 </file>
 
 <file path=word/numbering.xml><?xml version="1.0" encoding="utf-8"?>
-<w:numbering xmlns:wpc="http://schemas.microsoft.com/office/word/2010/wordprocessingCanvas" xmlns:cx="http://schemas.microsoft.com/office/drawing/2014/chartex" xmlns:cx1="http://schemas.microsoft.com/office/drawing/2015/9/8/chartex" xmlns:cx2="http://schemas.microsoft.com/office/drawing/2015/10/21/chartex" xmlns:cx3="http://schemas.microsoft.com/office/drawing/2016/5/9/chartex" xmlns:cx4="http://schemas.microsoft.com/office/drawing/2016/5/10/chartex" xmlns:cx5="http://schemas.microsoft.com/office/drawing/2016/5/11/chartex" xmlns:cx6="http://schemas.microsoft.com/office/drawing/2016/5/12/chartex" xmlns:cx7="http://schemas.microsoft.com/office/drawing/2016/5/13/chartex" xmlns:cx8="http://schemas.microsoft.com/office/drawing/2016/5/14/chartex" xmlns:mc="http://schemas.openxmlformats.org/markup-compatibility/2006" xmlns:aink="http://schemas.microsoft.com/office/drawing/2016/ink" xmlns:am3d="http://schemas.microsoft.com/office/drawing/2017/model3d" xmlns:o="urn:schemas-microsoft-com:office:office" xmlns:oel="http://schemas.microsoft.com/office/2019/extlst" xmlns:r="http://schemas.openxmlformats.org/officeDocument/2006/relationships" xmlns:m="http://schemas.openxmlformats.org/officeDocument/2006/math" xmlns:v="urn:schemas-microsoft-com:vml" xmlns:wp14="http://schemas.microsoft.com/office/word/2010/wordprocessingDrawing" xmlns:wp="http://schemas.openxmlformats.org/drawingml/2006/wordprocessingDrawing" xmlns:w10="urn:schemas-microsoft-com:office:word" xmlns:w="http://schemas.openxmlformats.org/wordprocessingml/2006/main" xmlns:w14="http://schemas.microsoft.com/office/word/2010/wordml" xmlns:w15="http://schemas.microsoft.com/office/word/2012/wordml" xmlns:w16cex="http://schemas.microsoft.com/office/word/2018/wordml/cex" xmlns:w16cid="http://schemas.microsoft.com/office/word/2016/wordml/cid" xmlns:w16="http://schemas.microsoft.com/office/word/2018/wordml" xmlns:w16du="http://schemas.microsoft.com/office/word/2023/wordml/word16du" xmlns:w16sdtdh="http://schemas.microsoft.com/office/word/2020/wordml/sdtdatahash" xmlns:w16sdtfl="http://schemas.microsoft.com/office/word/2024/wordml/sdtformatlock" xmlns:w16se="http://schemas.microsoft.com/office/word/2015/wordml/symex" xmlns:wpg="http://schemas.microsoft.com/office/word/2010/wordprocessingGroup" xmlns:wpi="http://schemas.microsoft.com/office/word/2010/wordprocessingInk" xmlns:wne="http://schemas.microsoft.com/office/word/2006/wordml" xmlns:wps="http://schemas.microsoft.com/office/word/2010/wordprocessingShape" mc:Ignorable="w14 w15 w16se w16cid w16 w16cex w16sdtdh w16sdtfl w16du wp14">
+<w:numbering xmlns:wpc="http://schemas.microsoft.com/office/word/2010/wordprocessingCanvas" xmlns:cx="http://schemas.microsoft.com/office/drawing/2014/chartex" xmlns:cx1="http://schemas.microsoft.com/office/drawing/2015/9/8/chartex" xmlns:cx2="http://schemas.microsoft.com/office/drawing/2015/10/21/chartex" xmlns:cx3="http://schemas.microsoft.com/office/drawing/2016/5/9/chartex" xmlns:cx4="http://schemas.microsoft.com/office/drawing/2016/5/10/chartex" xmlns:cx5="http://schemas.microsoft.com/office/drawing/2016/5/11/chartex" xmlns:cx6="http://schemas.microsoft.com/office/drawing/2016/5/12/chartex" xmlns:cx7="http://schemas.microsoft.com/office/drawing/2016/5/13/chartex" xmlns:cx8="http://schemas.microsoft.com/office/drawing/2016/5/14/chartex" xmlns:mc="http://schemas.openxmlformats.org/markup-compatibility/2006" xmlns:aink="http://schemas.microsoft.com/office/drawing/2016/ink" xmlns:am3d="http://schemas.microsoft.com/office/drawing/2017/model3d" xmlns:o="urn:schemas-microsoft-com:office:office" xmlns:oel="http://schemas.microsoft.com/office/2019/extlst" xmlns:r="http://schemas.openxmlformats.org/officeDocument/2006/relationships" xmlns:m="http://schemas.openxmlformats.org/officeDocument/2006/math" xmlns:v="urn:schemas-microsoft-com:vml" xmlns:wp14="http://schemas.microsoft.com/office/word/2010/wordprocessingDrawing" xmlns:wp="http://schemas.openxmlformats.org/drawingml/2006/wordprocessingDrawing" xmlns:w10="urn:schemas-microsoft-com:office:word" xmlns:w="http://schemas.openxmlformats.org/wordprocessingml/2006/main" xmlns:w14="http://schemas.microsoft.com/office/word/2010/wordml" xmlns:w15="http://schemas.microsoft.com/office/word/2012/wordml" xmlns:w16cex="http://schemas.microsoft.com/office/word/2018/wordml/cex" xmlns:w16cid="http://schemas.microsoft.com/office/word/2016/wordml/cid" xmlns:w16="http://schemas.microsoft.com/office/word/2018/wordml" xmlns:w16sdtdh="http://schemas.microsoft.com/office/word/2020/wordml/sdtdatahash" xmlns:w16se="http://schemas.microsoft.com/office/word/2015/wordml/symex" xmlns:wpg="http://schemas.microsoft.com/office/word/2010/wordprocessingGroup" xmlns:wpi="http://schemas.microsoft.com/office/word/2010/wordprocessingInk" xmlns:wne="http://schemas.microsoft.com/office/word/2006/wordml" xmlns:wps="http://schemas.microsoft.com/office/word/2010/wordprocessingShape" mc:Ignorable="w14 w15 w16se w16cid w16 w16cex w16sdtdh wp14">
   <w:abstractNum w:abstractNumId="0" w15:restartNumberingAfterBreak="0">
     <w:nsid w:val="5FE4091A"/>
     <w:multiLevelType w:val="hybridMultilevel"/>
@@ -5055,7 +5759,7 @@
       </w:pPr>
     </w:lvl>
   </w:abstractNum>
-  <w:num w:numId="1" w16cid:durableId="2026592061">
+  <w:num w:numId="1">
     <w:abstractNumId w:val="0"/>
     <w:lvlOverride w:ilvl="0">
       <w:startOverride w:val="1"/>
@@ -5065,11 +5769,11 @@
 </file>
 
 <file path=word/styles.xml><?xml version="1.0" encoding="utf-8"?>
-<w:styles xmlns:mc="http://schemas.openxmlformats.org/markup-compatibility/2006" xmlns:r="http://schemas.openxmlformats.org/officeDocument/2006/relationships" xmlns:w="http://schemas.openxmlformats.org/wordprocessingml/2006/main" xmlns:w14="http://schemas.microsoft.com/office/word/2010/wordml" xmlns:w15="http://schemas.microsoft.com/office/word/2012/wordml" xmlns:w16cex="http://schemas.microsoft.com/office/word/2018/wordml/cex" xmlns:w16cid="http://schemas.microsoft.com/office/word/2016/wordml/cid" xmlns:w16="http://schemas.microsoft.com/office/word/2018/wordml" xmlns:w16du="http://schemas.microsoft.com/office/word/2023/wordml/word16du" xmlns:w16sdtdh="http://schemas.microsoft.com/office/word/2020/wordml/sdtdatahash" xmlns:w16sdtfl="http://schemas.microsoft.com/office/word/2024/wordml/sdtformatlock" xmlns:w16se="http://schemas.microsoft.com/office/word/2015/wordml/symex" mc:Ignorable="w14 w15 w16se w16cid w16 w16cex w16sdtdh w16sdtfl w16du">
+<w:styles xmlns:mc="http://schemas.openxmlformats.org/markup-compatibility/2006" xmlns:r="http://schemas.openxmlformats.org/officeDocument/2006/relationships" xmlns:w="http://schemas.openxmlformats.org/wordprocessingml/2006/main" xmlns:w14="http://schemas.microsoft.com/office/word/2010/wordml" xmlns:w15="http://schemas.microsoft.com/office/word/2012/wordml" xmlns:w16cex="http://schemas.microsoft.com/office/word/2018/wordml/cex" xmlns:w16cid="http://schemas.microsoft.com/office/word/2016/wordml/cid" xmlns:w16="http://schemas.microsoft.com/office/word/2018/wordml" xmlns:w16sdtdh="http://schemas.microsoft.com/office/word/2020/wordml/sdtdatahash" xmlns:w16se="http://schemas.microsoft.com/office/word/2015/wordml/symex" mc:Ignorable="w14 w15 w16se w16cid w16 w16cex w16sdtdh">
   <w:docDefaults>
     <w:rPrDefault>
       <w:rPr>
-        <w:rFonts w:ascii="Arial" w:hAnsi="Arial" w:eastAsia="Arial" w:cs="Arial"/>
+        <w:rFonts w:ascii="Arial" w:eastAsia="Arial" w:hAnsi="Arial" w:cs="Arial"/>
         <w:lang w:val="es-CO" w:eastAsia="es-ES_tradnl" w:bidi="ar-SA"/>
       </w:rPr>
     </w:rPrDefault>
@@ -5078,14 +5782,14 @@
   <w:latentStyles w:defLockedState="0" w:defUIPriority="99" w:defSemiHidden="0" w:defUnhideWhenUsed="0" w:defQFormat="0" w:count="376">
     <w:lsdException w:name="Normal" w:uiPriority="0" w:qFormat="1"/>
     <w:lsdException w:name="heading 1" w:uiPriority="9" w:qFormat="1"/>
-    <w:lsdException w:name="heading 2" w:uiPriority="9" w:semiHidden="1" w:unhideWhenUsed="1" w:qFormat="1"/>
-    <w:lsdException w:name="heading 3" w:uiPriority="9" w:semiHidden="1" w:unhideWhenUsed="1" w:qFormat="1"/>
-    <w:lsdException w:name="heading 4" w:uiPriority="9" w:semiHidden="1" w:unhideWhenUsed="1" w:qFormat="1"/>
-    <w:lsdException w:name="heading 5" w:uiPriority="9" w:semiHidden="1" w:unhideWhenUsed="1" w:qFormat="1"/>
-    <w:lsdException w:name="heading 6" w:uiPriority="9" w:semiHidden="1" w:unhideWhenUsed="1" w:qFormat="1"/>
-    <w:lsdException w:name="heading 7" w:uiPriority="9" w:semiHidden="1" w:unhideWhenUsed="1" w:qFormat="1"/>
-    <w:lsdException w:name="heading 8" w:uiPriority="9" w:semiHidden="1" w:unhideWhenUsed="1" w:qFormat="1"/>
-    <w:lsdException w:name="heading 9" w:uiPriority="9" w:semiHidden="1" w:unhideWhenUsed="1" w:qFormat="1"/>
+    <w:lsdException w:name="heading 2" w:semiHidden="1" w:uiPriority="9" w:unhideWhenUsed="1" w:qFormat="1"/>
+    <w:lsdException w:name="heading 3" w:semiHidden="1" w:uiPriority="9" w:unhideWhenUsed="1" w:qFormat="1"/>
+    <w:lsdException w:name="heading 4" w:semiHidden="1" w:uiPriority="9" w:unhideWhenUsed="1" w:qFormat="1"/>
+    <w:lsdException w:name="heading 5" w:semiHidden="1" w:uiPriority="9" w:unhideWhenUsed="1" w:qFormat="1"/>
+    <w:lsdException w:name="heading 6" w:semiHidden="1" w:uiPriority="9" w:unhideWhenUsed="1" w:qFormat="1"/>
+    <w:lsdException w:name="heading 7" w:semiHidden="1" w:uiPriority="9" w:unhideWhenUsed="1" w:qFormat="1"/>
+    <w:lsdException w:name="heading 8" w:semiHidden="1" w:uiPriority="9" w:unhideWhenUsed="1" w:qFormat="1"/>
+    <w:lsdException w:name="heading 9" w:semiHidden="1" w:uiPriority="9" w:unhideWhenUsed="1" w:qFormat="1"/>
     <w:lsdException w:name="index 1" w:semiHidden="1" w:unhideWhenUsed="1"/>
     <w:lsdException w:name="index 2" w:semiHidden="1" w:unhideWhenUsed="1"/>
     <w:lsdException w:name="index 3" w:semiHidden="1" w:unhideWhenUsed="1"/>
@@ -5095,22 +5799,22 @@
     <w:lsdException w:name="index 7" w:semiHidden="1" w:unhideWhenUsed="1"/>
     <w:lsdException w:name="index 8" w:semiHidden="1" w:unhideWhenUsed="1"/>
     <w:lsdException w:name="index 9" w:semiHidden="1" w:unhideWhenUsed="1"/>
-    <w:lsdException w:name="toc 1" w:uiPriority="39" w:semiHidden="1" w:unhideWhenUsed="1"/>
-    <w:lsdException w:name="toc 2" w:uiPriority="39" w:semiHidden="1" w:unhideWhenUsed="1"/>
-    <w:lsdException w:name="toc 3" w:uiPriority="39" w:semiHidden="1" w:unhideWhenUsed="1"/>
-    <w:lsdException w:name="toc 4" w:uiPriority="39" w:semiHidden="1" w:unhideWhenUsed="1"/>
-    <w:lsdException w:name="toc 5" w:uiPriority="39" w:semiHidden="1" w:unhideWhenUsed="1"/>
-    <w:lsdException w:name="toc 6" w:uiPriority="39" w:semiHidden="1" w:unhideWhenUsed="1"/>
-    <w:lsdException w:name="toc 7" w:uiPriority="39" w:semiHidden="1" w:unhideWhenUsed="1"/>
-    <w:lsdException w:name="toc 8" w:uiPriority="39" w:semiHidden="1" w:unhideWhenUsed="1"/>
-    <w:lsdException w:name="toc 9" w:uiPriority="39" w:semiHidden="1" w:unhideWhenUsed="1"/>
+    <w:lsdException w:name="toc 1" w:semiHidden="1" w:uiPriority="39" w:unhideWhenUsed="1"/>
+    <w:lsdException w:name="toc 2" w:semiHidden="1" w:uiPriority="39" w:unhideWhenUsed="1"/>
+    <w:lsdException w:name="toc 3" w:semiHidden="1" w:uiPriority="39" w:unhideWhenUsed="1"/>
+    <w:lsdException w:name="toc 4" w:semiHidden="1" w:uiPriority="39" w:unhideWhenUsed="1"/>
+    <w:lsdException w:name="toc 5" w:semiHidden="1" w:uiPriority="39" w:unhideWhenUsed="1"/>
+    <w:lsdException w:name="toc 6" w:semiHidden="1" w:uiPriority="39" w:unhideWhenUsed="1"/>
+    <w:lsdException w:name="toc 7" w:semiHidden="1" w:uiPriority="39" w:unhideWhenUsed="1"/>
+    <w:lsdException w:name="toc 8" w:semiHidden="1" w:uiPriority="39" w:unhideWhenUsed="1"/>
+    <w:lsdException w:name="toc 9" w:semiHidden="1" w:uiPriority="39" w:unhideWhenUsed="1"/>
     <w:lsdException w:name="Normal Indent" w:semiHidden="1" w:unhideWhenUsed="1"/>
     <w:lsdException w:name="footnote text" w:semiHidden="1" w:unhideWhenUsed="1"/>
     <w:lsdException w:name="annotation text" w:semiHidden="1" w:unhideWhenUsed="1"/>
     <w:lsdException w:name="header" w:semiHidden="1" w:unhideWhenUsed="1"/>
     <w:lsdException w:name="footer" w:semiHidden="1" w:unhideWhenUsed="1"/>
     <w:lsdException w:name="index heading" w:semiHidden="1" w:unhideWhenUsed="1"/>
-    <w:lsdException w:name="caption" w:uiPriority="35" w:semiHidden="1" w:unhideWhenUsed="1" w:qFormat="1"/>
+    <w:lsdException w:name="caption" w:semiHidden="1" w:uiPriority="35" w:unhideWhenUsed="1" w:qFormat="1"/>
     <w:lsdException w:name="table of figures" w:semiHidden="1" w:unhideWhenUsed="1"/>
     <w:lsdException w:name="envelope address" w:semiHidden="1" w:unhideWhenUsed="1"/>
     <w:lsdException w:name="envelope return" w:semiHidden="1" w:unhideWhenUsed="1"/>
@@ -5141,7 +5845,7 @@
     <w:lsdException w:name="Title" w:uiPriority="10" w:qFormat="1"/>
     <w:lsdException w:name="Closing" w:semiHidden="1" w:unhideWhenUsed="1"/>
     <w:lsdException w:name="Signature" w:semiHidden="1" w:unhideWhenUsed="1"/>
-    <w:lsdException w:name="Default Paragraph Font" w:uiPriority="1" w:semiHidden="1" w:unhideWhenUsed="1"/>
+    <w:lsdException w:name="Default Paragraph Font" w:semiHidden="1" w:uiPriority="1" w:unhideWhenUsed="1"/>
     <w:lsdException w:name="Body Text" w:semiHidden="1" w:unhideWhenUsed="1"/>
     <w:lsdException w:name="Body Text Indent" w:semiHidden="1" w:unhideWhenUsed="1"/>
     <w:lsdException w:name="List Continue" w:semiHidden="1" w:unhideWhenUsed="1"/>
@@ -5341,8 +6045,8 @@
     <w:lsdException w:name="Subtle Reference" w:uiPriority="31" w:qFormat="1"/>
     <w:lsdException w:name="Intense Reference" w:uiPriority="32" w:qFormat="1"/>
     <w:lsdException w:name="Book Title" w:uiPriority="33" w:qFormat="1"/>
-    <w:lsdException w:name="Bibliography" w:uiPriority="37" w:semiHidden="1" w:unhideWhenUsed="1"/>
-    <w:lsdException w:name="TOC Heading" w:uiPriority="39" w:semiHidden="1" w:unhideWhenUsed="1" w:qFormat="1"/>
+    <w:lsdException w:name="Bibliography" w:semiHidden="1" w:uiPriority="37" w:unhideWhenUsed="1"/>
+    <w:lsdException w:name="TOC Heading" w:semiHidden="1" w:uiPriority="39" w:unhideWhenUsed="1" w:qFormat="1"/>
     <w:lsdException w:name="Plain Table 1" w:uiPriority="41"/>
     <w:lsdException w:name="Plain Table 2" w:uiPriority="42"/>
     <w:lsdException w:name="Plain Table 3" w:uiPriority="43"/>
@@ -5453,7 +6157,7 @@
     <w:lsdException w:name="Unresolved Mention" w:semiHidden="1" w:unhideWhenUsed="1"/>
     <w:lsdException w:name="Smart Link" w:semiHidden="1" w:unhideWhenUsed="1"/>
   </w:latentStyles>
-  <w:style w:type="paragraph" w:styleId="Normal" w:default="1">
+  <w:style w:type="paragraph" w:default="1" w:styleId="Normal">
     <w:name w:val="Normal"/>
     <w:qFormat/>
   </w:style>
@@ -5544,13 +6248,13 @@
       <w:color w:val="1F4D78"/>
     </w:rPr>
   </w:style>
-  <w:style w:type="character" w:styleId="Fuentedeprrafopredeter" w:default="1">
+  <w:style w:type="character" w:default="1" w:styleId="Fuentedeprrafopredeter">
     <w:name w:val="Default Paragraph Font"/>
     <w:uiPriority w:val="1"/>
     <w:semiHidden/>
     <w:unhideWhenUsed/>
   </w:style>
-  <w:style w:type="table" w:styleId="Tablanormal" w:default="1">
+  <w:style w:type="table" w:default="1" w:styleId="Tablanormal">
     <w:name w:val="Normal Table"/>
     <w:uiPriority w:val="99"/>
     <w:semiHidden/>
@@ -5565,7 +6269,7 @@
       </w:tblCellMar>
     </w:tblPr>
   </w:style>
-  <w:style w:type="numbering" w:styleId="Sinlista" w:default="1">
+  <w:style w:type="numbering" w:default="1" w:styleId="Sinlista">
     <w:name w:val="No List"/>
     <w:uiPriority w:val="99"/>
     <w:semiHidden/>
@@ -5580,7 +6284,7 @@
       <w:szCs w:val="56"/>
     </w:rPr>
   </w:style>
-  <w:style w:type="paragraph" w:styleId="Fuerte1" w:customStyle="1">
+  <w:style w:type="paragraph" w:customStyle="1" w:styleId="Fuerte1">
     <w:name w:val="Fuerte1"/>
     <w:qFormat/>
     <w:rPr>
@@ -5617,7 +6321,7 @@
     <w:semiHidden/>
     <w:unhideWhenUsed/>
   </w:style>
-  <w:style w:type="character" w:styleId="TextonotapieCar" w:customStyle="1">
+  <w:style w:type="character" w:customStyle="1" w:styleId="TextonotapieCar">
     <w:name w:val="Texto nota pie Car"/>
     <w:link w:val="Textonotapie"/>
     <w:uiPriority w:val="99"/>
@@ -5644,7 +6348,7 @@
     <w:semiHidden/>
     <w:unhideWhenUsed/>
   </w:style>
-  <w:style w:type="character" w:styleId="TextonotaalfinalCar" w:customStyle="1">
+  <w:style w:type="character" w:customStyle="1" w:styleId="TextonotaalfinalCar">
     <w:name w:val="Texto nota al final Car"/>
     <w:link w:val="Textonotaalfinal"/>
     <w:uiPriority w:val="99"/>
@@ -5659,7 +6363,7 @@
 </file>
 
 <file path=word/theme/theme1.xml><?xml version="1.0" encoding="utf-8"?>
-<a:theme xmlns:a="http://schemas.openxmlformats.org/drawingml/2006/main" xmlns:thm15="http://schemas.microsoft.com/office/thememl/2012/main" name="Tema de Office">
+<a:theme xmlns:a="http://schemas.openxmlformats.org/drawingml/2006/main" name="Tema de Office">
   <a:themeElements>
     <a:clrScheme name="Office">
       <a:dk1>
